--- a/manual-aplicativo.docx
+++ b/manual-aplicativo.docx
@@ -36,7 +36,7 @@
             <mc:AlternateContent>
               <mc:Choice Requires="wps">
                 <w:drawing>
-                  <wp:anchor distT="0" distB="0" distL="182880" distR="182880" simplePos="0" relativeHeight="251660288" behindDoc="0" locked="0" layoutInCell="1" allowOverlap="1" wp14:anchorId="175794CA" wp14:editId="1FE3C2E8">
+                  <wp:anchor distT="0" distB="0" distL="182880" distR="182880" simplePos="0" relativeHeight="251660288" behindDoc="0" locked="0" layoutInCell="1" allowOverlap="1" wp14:anchorId="175794CA" wp14:editId="14D4BDE1">
                     <wp:simplePos x="0" y="0"/>
                     <wp:positionH relativeFrom="margin">
                       <wp:align>center</wp:align>
@@ -44,8 +44,8 @@
                     <wp:positionV relativeFrom="page">
                       <wp:posOffset>3793500</wp:posOffset>
                     </wp:positionV>
-                    <wp:extent cx="4636770" cy="1774190"/>
-                    <wp:effectExtent l="0" t="0" r="11430" b="0"/>
+                    <wp:extent cx="4636770" cy="2390775"/>
+                    <wp:effectExtent l="0" t="0" r="11430" b="9525"/>
                     <wp:wrapSquare wrapText="bothSides"/>
                     <wp:docPr id="131" name="Cuadro de texto 131"/>
                     <wp:cNvGraphicFramePr/>
@@ -56,7 +56,7 @@
                           <wps:spPr>
                             <a:xfrm>
                               <a:off x="0" y="0"/>
-                              <a:ext cx="4636770" cy="1774190"/>
+                              <a:ext cx="4636770" cy="2390775"/>
                             </a:xfrm>
                             <a:prstGeom prst="rect">
                               <a:avLst/>
@@ -111,7 +111,14 @@
                                         <w:sz w:val="72"/>
                                         <w:szCs w:val="72"/>
                                       </w:rPr>
-                                      <w:t>Aplicativo Cambios REM</w:t>
+                                      <w:t>Validador</w:t>
+                                    </w:r>
+                                    <w:r>
+                                      <w:rPr>
+                                        <w:sz w:val="72"/>
+                                        <w:szCs w:val="72"/>
+                                      </w:rPr>
+                                      <w:t xml:space="preserve"> REM</w:t>
                                     </w:r>
                                   </w:sdtContent>
                                 </w:sdt>
@@ -151,7 +158,14 @@
                                         <w:sz w:val="60"/>
                                         <w:szCs w:val="60"/>
                                       </w:rPr>
-                                      <w:t>ersión 2.0</w:t>
+                                      <w:t>ersión 0</w:t>
+                                    </w:r>
+                                    <w:r>
+                                      <w:rPr>
+                                        <w:sz w:val="60"/>
+                                        <w:szCs w:val="60"/>
+                                      </w:rPr>
+                                      <w:t>.3</w:t>
                                     </w:r>
                                   </w:p>
                                 </w:sdtContent>
@@ -217,7 +231,7 @@
                     <v:stroke joinstyle="miter"/>
                     <v:path gradientshapeok="t" o:connecttype="rect"/>
                   </v:shapetype>
-                  <v:shape id="Cuadro de texto 131" o:spid="_x0000_s1026" type="#_x0000_t202" style="position:absolute;margin-left:0;margin-top:298.7pt;width:365.1pt;height:139.7pt;z-index:251660288;visibility:visible;mso-wrap-style:square;mso-width-percent:0;mso-height-percent:0;mso-wrap-distance-left:14.4pt;mso-wrap-distance-top:0;mso-wrap-distance-right:14.4pt;mso-wrap-distance-bottom:0;mso-position-horizontal:center;mso-position-horizontal-relative:margin;mso-position-vertical:absolute;mso-position-vertical-relative:page;mso-width-percent:0;mso-height-percent:0;mso-width-relative:margin;mso-height-relative:page;v-text-anchor:top" o:gfxdata="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" filled="f" stroked="f" strokeweight=".5pt">
+                  <v:shape id="Cuadro de texto 131" o:spid="_x0000_s1026" type="#_x0000_t202" style="position:absolute;margin-left:0;margin-top:298.7pt;width:365.1pt;height:188.25pt;z-index:251660288;visibility:visible;mso-wrap-style:square;mso-width-percent:0;mso-height-percent:0;mso-wrap-distance-left:14.4pt;mso-wrap-distance-top:0;mso-wrap-distance-right:14.4pt;mso-wrap-distance-bottom:0;mso-position-horizontal:center;mso-position-horizontal-relative:margin;mso-position-vertical:absolute;mso-position-vertical-relative:page;mso-width-percent:0;mso-height-percent:0;mso-width-relative:margin;mso-height-relative:page;v-text-anchor:top" o:gfxdata="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" filled="f" stroked="f" strokeweight=".5pt">
                     <v:textbox inset="0,0,0,0">
                       <w:txbxContent>
                         <w:p>
@@ -248,7 +262,14 @@
                                   <w:sz w:val="72"/>
                                   <w:szCs w:val="72"/>
                                 </w:rPr>
-                                <w:t>Aplicativo Cambios REM</w:t>
+                                <w:t>Validador</w:t>
+                              </w:r>
+                              <w:r>
+                                <w:rPr>
+                                  <w:sz w:val="72"/>
+                                  <w:szCs w:val="72"/>
+                                </w:rPr>
+                                <w:t xml:space="preserve"> REM</w:t>
                               </w:r>
                             </w:sdtContent>
                           </w:sdt>
@@ -288,7 +309,14 @@
                                   <w:sz w:val="60"/>
                                   <w:szCs w:val="60"/>
                                 </w:rPr>
-                                <w:t>ersión 2.0</w:t>
+                                <w:t>ersión 0</w:t>
+                              </w:r>
+                              <w:r>
+                                <w:rPr>
+                                  <w:sz w:val="60"/>
+                                  <w:szCs w:val="60"/>
+                                </w:rPr>
+                                <w:t>.3</w:t>
                               </w:r>
                             </w:p>
                           </w:sdtContent>
@@ -379,7 +407,7 @@
         <w:pStyle w:val="Prrafodelista"/>
         <w:numPr>
           <w:ilvl w:val="0"/>
-          <w:numId w:val="12"/>
+          <w:numId w:val="35"/>
         </w:numPr>
       </w:pPr>
       <w:r>
@@ -391,7 +419,19 @@
         <w:pStyle w:val="Prrafodelista"/>
         <w:numPr>
           <w:ilvl w:val="0"/>
-          <w:numId w:val="12"/>
+          <w:numId w:val="35"/>
+        </w:numPr>
+      </w:pPr>
+      <w:r>
+        <w:t>Validar formatos de celdas.</w:t>
+      </w:r>
+    </w:p>
+    <w:p>
+      <w:pPr>
+        <w:pStyle w:val="Prrafodelista"/>
+        <w:numPr>
+          <w:ilvl w:val="0"/>
+          <w:numId w:val="35"/>
         </w:numPr>
       </w:pPr>
       <w:r>
@@ -418,7 +458,14 @@
           <w:i/>
           <w:iCs/>
         </w:rPr>
-        <w:t>cambios.exe</w:t>
+        <w:t>validador</w:t>
+      </w:r>
+      <w:r>
+        <w:rPr>
+          <w:i/>
+          <w:iCs/>
+        </w:rPr>
+        <w:t>.exe</w:t>
       </w:r>
       <w:r>
         <w:rPr>
@@ -465,7 +512,7 @@
         <w:pStyle w:val="Prrafodelista"/>
         <w:numPr>
           <w:ilvl w:val="0"/>
-          <w:numId w:val="12"/>
+          <w:numId w:val="35"/>
         </w:numPr>
       </w:pPr>
       <w:r>
@@ -477,11 +524,17 @@
         <w:pStyle w:val="Prrafodelista"/>
         <w:numPr>
           <w:ilvl w:val="0"/>
-          <w:numId w:val="12"/>
+          <w:numId w:val="35"/>
         </w:numPr>
       </w:pPr>
       <w:r>
-        <w:t>Verificación de los cambios en las portadas, considerando la coherencia entre:</w:t>
+        <w:t xml:space="preserve">Validar los tipos de datos y caracteres no </w:t>
+      </w:r>
+      <w:r>
+        <w:t>numéricos de acuerdo a lo aceptado por cada celda</w:t>
+      </w:r>
+      <w:r>
+        <w:t>.</w:t>
       </w:r>
     </w:p>
     <w:p>
@@ -489,14 +542,11 @@
         <w:pStyle w:val="Prrafodelista"/>
         <w:numPr>
           <w:ilvl w:val="0"/>
-          <w:numId w:val="14"/>
+          <w:numId w:val="35"/>
         </w:numPr>
       </w:pPr>
       <w:r>
-        <w:t>La composición del nombre del archivo</w:t>
-      </w:r>
-      <w:r>
-        <w:t>.</w:t>
+        <w:t>Verificación de los cambios en las portadas, considerando la coherencia entre:</w:t>
       </w:r>
     </w:p>
     <w:p>
@@ -504,94 +554,11 @@
         <w:pStyle w:val="Prrafodelista"/>
         <w:numPr>
           <w:ilvl w:val="0"/>
-          <w:numId w:val="14"/>
+          <w:numId w:val="36"/>
         </w:numPr>
       </w:pPr>
       <w:r>
-        <w:t>El archivo de establecimientos oficiales de la red de salud,</w:t>
-      </w:r>
-      <w:r>
-        <w:t xml:space="preserve"> un consolidado de nombres usados por cada establecimiento</w:t>
-      </w:r>
-      <w:r>
-        <w:t xml:space="preserve"> y</w:t>
-      </w:r>
-      <w:r>
-        <w:t xml:space="preserve"> </w:t>
-      </w:r>
-      <w:r>
-        <w:t xml:space="preserve">La hoja </w:t>
-      </w:r>
-      <w:r>
-        <w:t>“</w:t>
-      </w:r>
-      <w:r>
-        <w:rPr>
-          <w:i/>
-          <w:iCs/>
-        </w:rPr>
-        <w:t>NOMBRE</w:t>
-      </w:r>
-      <w:r>
-        <w:rPr>
-          <w:i/>
-          <w:iCs/>
-        </w:rPr>
-        <w:t>”</w:t>
-      </w:r>
-      <w:r>
-        <w:t xml:space="preserve"> de cada REM.</w:t>
-      </w:r>
-      <w:r>
-        <w:t xml:space="preserve"> </w:t>
-      </w:r>
-      <w:r>
-        <w:t xml:space="preserve">Esta verificación incluye la comparación de los valores y códigos de las variables </w:t>
-      </w:r>
-      <w:r>
-        <w:t>“</w:t>
-      </w:r>
-      <w:r>
-        <w:t>comuna</w:t>
-      </w:r>
-      <w:r>
-        <w:t>”</w:t>
-      </w:r>
-      <w:r>
-        <w:t xml:space="preserve">, </w:t>
-      </w:r>
-      <w:r>
-        <w:t>“</w:t>
-      </w:r>
-      <w:r>
-        <w:t>establecimiento</w:t>
-      </w:r>
-      <w:r>
-        <w:t>”</w:t>
-      </w:r>
-      <w:r>
-        <w:t xml:space="preserve"> y </w:t>
-      </w:r>
-      <w:r>
-        <w:t>“</w:t>
-      </w:r>
-      <w:r>
-        <w:t>mes</w:t>
-      </w:r>
-      <w:r>
-        <w:t>”</w:t>
-      </w:r>
-      <w:r>
-        <w:t xml:space="preserve">, así como la validación de la versión de la </w:t>
-      </w:r>
-      <w:r>
-        <w:t>“</w:t>
-      </w:r>
-      <w:r>
-        <w:t>serie</w:t>
-      </w:r>
-      <w:r>
-        <w:t>”</w:t>
+        <w:t>La composición del nombre del archivo</w:t>
       </w:r>
       <w:r>
         <w:t>.</w:t>
@@ -602,7 +569,105 @@
         <w:pStyle w:val="Prrafodelista"/>
         <w:numPr>
           <w:ilvl w:val="0"/>
-          <w:numId w:val="14"/>
+          <w:numId w:val="36"/>
+        </w:numPr>
+      </w:pPr>
+      <w:r>
+        <w:t>El archivo de establecimientos oficiales de la red de salud,</w:t>
+      </w:r>
+      <w:r>
+        <w:t xml:space="preserve"> un consolidado de nombres usados por cada establecimiento</w:t>
+      </w:r>
+      <w:r>
+        <w:t xml:space="preserve"> y</w:t>
+      </w:r>
+      <w:r>
+        <w:t xml:space="preserve"> </w:t>
+      </w:r>
+      <w:r>
+        <w:t xml:space="preserve">La hoja </w:t>
+      </w:r>
+      <w:r>
+        <w:t>“</w:t>
+      </w:r>
+      <w:r>
+        <w:rPr>
+          <w:i/>
+          <w:iCs/>
+        </w:rPr>
+        <w:t>NOMBRE</w:t>
+      </w:r>
+      <w:r>
+        <w:rPr>
+          <w:i/>
+          <w:iCs/>
+        </w:rPr>
+        <w:t>”</w:t>
+      </w:r>
+      <w:r>
+        <w:t xml:space="preserve"> de cada REM.</w:t>
+      </w:r>
+      <w:r>
+        <w:t xml:space="preserve"> </w:t>
+      </w:r>
+      <w:r>
+        <w:t xml:space="preserve">Esta verificación incluye la comparación de los valores y códigos de las variables </w:t>
+      </w:r>
+      <w:r>
+        <w:t>“</w:t>
+      </w:r>
+      <w:r>
+        <w:t>comuna</w:t>
+      </w:r>
+      <w:r>
+        <w:t>”</w:t>
+      </w:r>
+      <w:r>
+        <w:t xml:space="preserve">, </w:t>
+      </w:r>
+      <w:r>
+        <w:t>“</w:t>
+      </w:r>
+      <w:r>
+        <w:t>establecimiento</w:t>
+      </w:r>
+      <w:r>
+        <w:t>”</w:t>
+      </w:r>
+      <w:r>
+        <w:t xml:space="preserve"> y </w:t>
+      </w:r>
+      <w:r>
+        <w:t>“</w:t>
+      </w:r>
+      <w:r>
+        <w:t>mes</w:t>
+      </w:r>
+      <w:r>
+        <w:t>”</w:t>
+      </w:r>
+      <w:r>
+        <w:t xml:space="preserve">, así como la validación de la versión de la </w:t>
+      </w:r>
+      <w:r>
+        <w:t>“</w:t>
+      </w:r>
+      <w:r>
+        <w:t>serie</w:t>
+      </w:r>
+      <w:r>
+        <w:t>”</w:t>
+      </w:r>
+      <w:r>
+        <w:t>.</w:t>
+      </w:r>
+    </w:p>
+    <w:p>
+      <w:pPr>
+        <w:pStyle w:val="Prrafodelista"/>
+        <w:numPr>
+          <w:ilvl w:val="0"/>
+          <w:numId w:val="36"/>
         </w:numPr>
       </w:pPr>
       <w:r>
@@ -666,7 +731,13 @@
         <w:t xml:space="preserve">, </w:t>
       </w:r>
       <w:r>
-        <w:t>por ejemplo: “CambiosREM”.</w:t>
+        <w:t>por ejemplo: “</w:t>
+      </w:r>
+      <w:r>
+        <w:t>Validador</w:t>
+      </w:r>
+      <w:r>
+        <w:t>”.</w:t>
       </w:r>
       <w:r>
         <w:t xml:space="preserve"> </w:t>
@@ -698,7 +769,7 @@
         <w:pStyle w:val="Prrafodelista"/>
         <w:numPr>
           <w:ilvl w:val="0"/>
-          <w:numId w:val="2"/>
+          <w:numId w:val="32"/>
         </w:numPr>
       </w:pPr>
       <w:r>
@@ -706,14 +777,7 @@
           <w:b/>
           <w:bCs/>
         </w:rPr>
-        <w:t>C</w:t>
-      </w:r>
-      <w:r>
-        <w:rPr>
-          <w:b/>
-          <w:bCs/>
-        </w:rPr>
-        <w:t>ambiosREM</w:t>
+        <w:t>Validador</w:t>
       </w:r>
       <w:r>
         <w:rPr>
@@ -737,7 +801,7 @@
         <w:pStyle w:val="Prrafodelista"/>
         <w:numPr>
           <w:ilvl w:val="0"/>
-          <w:numId w:val="2"/>
+          <w:numId w:val="32"/>
         </w:numPr>
       </w:pPr>
       <w:r>
@@ -745,6 +809,7 @@
           <w:b/>
           <w:bCs/>
         </w:rPr>
+        <w:lastRenderedPageBreak/>
         <w:t>c</w:t>
       </w:r>
       <w:r>
@@ -772,9 +837,12 @@
         <w:pStyle w:val="Prrafodelista"/>
         <w:numPr>
           <w:ilvl w:val="0"/>
-          <w:numId w:val="11"/>
+          <w:numId w:val="36"/>
         </w:numPr>
-        <w:ind w:left="1440"/>
+        <w:rPr>
+          <w:b/>
+          <w:bCs/>
+        </w:rPr>
       </w:pPr>
       <w:r>
         <w:rPr>
@@ -795,9 +863,8 @@
         <w:pStyle w:val="Prrafodelista"/>
         <w:numPr>
           <w:ilvl w:val="0"/>
-          <w:numId w:val="11"/>
+          <w:numId w:val="36"/>
         </w:numPr>
-        <w:ind w:left="1440"/>
         <w:rPr>
           <w:b/>
           <w:bCs/>
@@ -809,7 +876,6 @@
           <w:b/>
           <w:bCs/>
         </w:rPr>
-        <w:lastRenderedPageBreak/>
         <w:t>control.json</w:t>
       </w:r>
       <w:proofErr w:type="gramEnd"/>
@@ -832,9 +898,8 @@
         <w:pStyle w:val="Prrafodelista"/>
         <w:numPr>
           <w:ilvl w:val="0"/>
-          <w:numId w:val="11"/>
+          <w:numId w:val="36"/>
         </w:numPr>
-        <w:ind w:left="1440"/>
         <w:rPr>
           <w:b/>
           <w:bCs/>
@@ -875,9 +940,8 @@
         <w:pStyle w:val="Prrafodelista"/>
         <w:numPr>
           <w:ilvl w:val="0"/>
-          <w:numId w:val="11"/>
+          <w:numId w:val="36"/>
         </w:numPr>
-        <w:ind w:left="1440"/>
         <w:rPr>
           <w:b/>
           <w:bCs/>
@@ -917,11 +981,9 @@
       <w:r>
         <w:t xml:space="preserve">. </w:t>
       </w:r>
-      <w:proofErr w:type="gramStart"/>
-      <w:r>
-        <w:t>Además</w:t>
-      </w:r>
-      <w:proofErr w:type="gramEnd"/>
+      <w:r>
+        <w:t>Además,</w:t>
+      </w:r>
       <w:r>
         <w:t xml:space="preserve"> contiene el consolidado de nombres usados por cada establecimiento.</w:t>
       </w:r>
@@ -931,7 +993,7 @@
         <w:pStyle w:val="Prrafodelista"/>
         <w:numPr>
           <w:ilvl w:val="0"/>
-          <w:numId w:val="2"/>
+          <w:numId w:val="32"/>
         </w:numPr>
         <w:rPr>
           <w:i/>
@@ -1008,7 +1070,7 @@
         <w:pStyle w:val="Prrafodelista"/>
         <w:numPr>
           <w:ilvl w:val="0"/>
-          <w:numId w:val="2"/>
+          <w:numId w:val="32"/>
         </w:numPr>
         <w:rPr>
           <w:b/>
@@ -1020,21 +1082,29 @@
           <w:b/>
           <w:bCs/>
         </w:rPr>
-        <w:t>cambios.exe:</w:t>
-      </w:r>
-      <w:r>
-        <w:t xml:space="preserve"> </w:t>
-      </w:r>
-      <w:r>
-        <w:t>Archivo ejecutable principal del aplicativo.</w:t>
-      </w:r>
-    </w:p>
-    <w:p>
-      <w:pPr>
-        <w:jc w:val="center"/>
+        <w:t>validador</w:t>
+      </w:r>
+      <w:r>
         <w:rPr>
           <w:b/>
           <w:bCs/>
+        </w:rPr>
+        <w:t>.exe:</w:t>
+      </w:r>
+      <w:r>
+        <w:t xml:space="preserve"> </w:t>
+      </w:r>
+      <w:r>
+        <w:t>Archivo ejecutable principal del aplicativo.</w:t>
+      </w:r>
+    </w:p>
+    <w:p>
+      <w:pPr>
+        <w:jc w:val="center"/>
+        <w:rPr>
+          <w:sz w:val="28"/>
+          <w:szCs w:val="28"/>
+          <w:vertAlign w:val="superscript"/>
         </w:rPr>
       </w:pPr>
       <w:r>
@@ -1044,10 +1114,10 @@
           <w:noProof/>
         </w:rPr>
         <w:drawing>
-          <wp:inline distT="0" distB="0" distL="0" distR="0" wp14:anchorId="23B196E9" wp14:editId="40304EAD">
-            <wp:extent cx="2886478" cy="3134162"/>
-            <wp:effectExtent l="38100" t="38100" r="104775" b="85725"/>
-            <wp:docPr id="560215395" name="Imagen 2"/>
+          <wp:inline distT="0" distB="0" distL="0" distR="0" wp14:anchorId="5AD9AA62" wp14:editId="4053987F">
+            <wp:extent cx="2554728" cy="2787760"/>
+            <wp:effectExtent l="19050" t="19050" r="17145" b="12700"/>
+            <wp:docPr id="820027905" name="Imagen 3"/>
             <wp:cNvGraphicFramePr>
               <a:graphicFrameLocks xmlns:a="http://schemas.openxmlformats.org/drawingml/2006/main" noChangeAspect="1"/>
             </wp:cNvGraphicFramePr>
@@ -1055,7 +1125,7 @@
               <a:graphicData uri="http://schemas.openxmlformats.org/drawingml/2006/picture">
                 <pic:pic xmlns:pic="http://schemas.openxmlformats.org/drawingml/2006/picture">
                   <pic:nvPicPr>
-                    <pic:cNvPr id="560215395" name="Imagen 560215395"/>
+                    <pic:cNvPr id="820027905" name="Imagen 820027905"/>
                     <pic:cNvPicPr/>
                   </pic:nvPicPr>
                   <pic:blipFill>
@@ -1073,25 +1143,16 @@
                   <pic:spPr>
                     <a:xfrm>
                       <a:off x="0" y="0"/>
-                      <a:ext cx="2886478" cy="3134162"/>
+                      <a:ext cx="2564419" cy="2798335"/>
                     </a:xfrm>
                     <a:prstGeom prst="rect">
                       <a:avLst/>
                     </a:prstGeom>
-                    <a:ln w="6350" cap="sq">
+                    <a:ln w="6350">
                       <a:solidFill>
-                        <a:srgbClr val="000000"/>
+                        <a:schemeClr val="tx1"/>
                       </a:solidFill>
-                      <a:prstDash val="solid"/>
-                      <a:miter lim="800000"/>
                     </a:ln>
-                    <a:effectLst>
-                      <a:outerShdw blurRad="50800" dist="38100" dir="2700000" algn="tl" rotWithShape="0">
-                        <a:srgbClr val="000000">
-                          <a:alpha val="43000"/>
-                        </a:srgbClr>
-                      </a:outerShdw>
-                    </a:effectLst>
                   </pic:spPr>
                 </pic:pic>
               </a:graphicData>
@@ -1125,16 +1186,6 @@
         </w:rPr>
         <w:t>.</w:t>
       </w:r>
-    </w:p>
-    <w:p>
-      <w:pPr>
-        <w:jc w:val="center"/>
-        <w:rPr>
-          <w:sz w:val="28"/>
-          <w:szCs w:val="28"/>
-          <w:vertAlign w:val="superscript"/>
-        </w:rPr>
-      </w:pPr>
     </w:p>
     <w:p>
       <w:pPr>
@@ -1184,21 +1235,13 @@
     </w:p>
     <w:p>
       <w:pPr>
-        <w:pStyle w:val="Prrafodelista"/>
+        <w:jc w:val="center"/>
         <w:rPr>
           <w:sz w:val="28"/>
           <w:szCs w:val="28"/>
           <w:vertAlign w:val="superscript"/>
         </w:rPr>
       </w:pPr>
-      <w:r>
-        <w:rPr>
-          <w:sz w:val="28"/>
-          <w:szCs w:val="28"/>
-          <w:vertAlign w:val="superscript"/>
-        </w:rPr>
-        <w:t xml:space="preserve">                                            </w:t>
-      </w:r>
       <w:r>
         <w:rPr>
           <w:sz w:val="28"/>
@@ -1301,20 +1344,27 @@
           <w:i/>
           <w:iCs/>
         </w:rPr>
-        <w:t>cambios.exe</w:t>
+        <w:t>validador</w:t>
       </w:r>
       <w:r>
         <w:rPr>
           <w:i/>
           <w:iCs/>
         </w:rPr>
-        <w:t>”</w:t>
+        <w:t>.exe</w:t>
       </w:r>
       <w:r>
         <w:rPr>
           <w:i/>
           <w:iCs/>
         </w:rPr>
+        <w:t>”</w:t>
+      </w:r>
+      <w:r>
+        <w:rPr>
+          <w:i/>
+          <w:iCs/>
+        </w:rPr>
         <w:t>.</w:t>
       </w:r>
     </w:p>
@@ -1382,16 +1432,19 @@
     </w:p>
     <w:p/>
     <w:p>
+      <w:pPr>
+        <w:jc w:val="center"/>
+      </w:pPr>
       <w:r>
         <w:rPr>
           <w:noProof/>
         </w:rPr>
         <w:lastRenderedPageBreak/>
         <w:drawing>
-          <wp:inline distT="0" distB="0" distL="0" distR="0" wp14:anchorId="16930867" wp14:editId="746AC1D0">
-            <wp:extent cx="5612130" cy="3138170"/>
-            <wp:effectExtent l="0" t="0" r="7620" b="5080"/>
-            <wp:docPr id="1429494556" name="Imagen 1"/>
+          <wp:inline distT="0" distB="0" distL="0" distR="0" wp14:anchorId="0B587DA8" wp14:editId="0C458333">
+            <wp:extent cx="5612130" cy="3116580"/>
+            <wp:effectExtent l="0" t="0" r="7620" b="7620"/>
+            <wp:docPr id="134206021" name="Imagen 4"/>
             <wp:cNvGraphicFramePr>
               <a:graphicFrameLocks xmlns:a="http://schemas.openxmlformats.org/drawingml/2006/main" noChangeAspect="1"/>
             </wp:cNvGraphicFramePr>
@@ -1399,7 +1452,7 @@
               <a:graphicData uri="http://schemas.openxmlformats.org/drawingml/2006/picture">
                 <pic:pic xmlns:pic="http://schemas.openxmlformats.org/drawingml/2006/picture">
                   <pic:nvPicPr>
-                    <pic:cNvPr id="1429494556" name="Imagen 1429494556"/>
+                    <pic:cNvPr id="134206021" name="Imagen 134206021"/>
                     <pic:cNvPicPr/>
                   </pic:nvPicPr>
                   <pic:blipFill>
@@ -1417,7 +1470,7 @@
                   <pic:spPr>
                     <a:xfrm>
                       <a:off x="0" y="0"/>
-                      <a:ext cx="5612130" cy="3138170"/>
+                      <a:ext cx="5612130" cy="3116580"/>
                     </a:xfrm>
                     <a:prstGeom prst="rect">
                       <a:avLst/>
@@ -1483,38 +1536,49 @@
       <w:pPr>
         <w:jc w:val="center"/>
         <w:rPr>
-          <w:sz w:val="28"/>
-          <w:szCs w:val="28"/>
-        </w:rPr>
-      </w:pPr>
-      <w:r>
-        <w:rPr>
           <w:b/>
           <w:bCs/>
           <w:sz w:val="28"/>
           <w:szCs w:val="28"/>
         </w:rPr>
-        <w:t>Archivos de salida</w:t>
-      </w:r>
-    </w:p>
-    <w:p>
-      <w:r>
-        <w:t>Una vez finalizado el proceso, el aplicativo genera los directorios y archivos de salida de forma estructurada, permitiendo una revisión ordenada de los resultados.</w:t>
-      </w:r>
-    </w:p>
-    <w:p>
+      </w:pPr>
+    </w:p>
+    <w:p>
+      <w:pPr>
+        <w:jc w:val="center"/>
+        <w:rPr>
+          <w:sz w:val="28"/>
+          <w:szCs w:val="28"/>
+        </w:rPr>
+      </w:pPr>
       <w:r>
         <w:rPr>
           <w:b/>
           <w:bCs/>
-        </w:rPr>
-        <w:t xml:space="preserve">Reportes </w:t>
-      </w:r>
+          <w:sz w:val="28"/>
+          <w:szCs w:val="28"/>
+        </w:rPr>
+        <w:t>Archivos de salida</w:t>
+      </w:r>
+    </w:p>
+    <w:p>
+      <w:r>
+        <w:t>Una vez finalizado el proceso, el aplicativo genera los directorios y archivos de salida de forma estructurada, permitiendo una revisión ordenada de los resultados.</w:t>
+      </w:r>
+    </w:p>
+    <w:p>
       <w:r>
         <w:rPr>
           <w:b/>
           <w:bCs/>
         </w:rPr>
+        <w:t xml:space="preserve">Reportes </w:t>
+      </w:r>
+      <w:r>
+        <w:rPr>
+          <w:b/>
+          <w:bCs/>
+        </w:rPr>
         <w:t xml:space="preserve">de salida </w:t>
       </w:r>
     </w:p>
@@ -1570,7 +1634,35 @@
     </w:p>
     <w:p>
       <w:r>
-        <w:t>En este directorio se almacenan los informes correspondientes a las validaciones realizadas, permitiendo identificar de forma clara los cambios detectados, errores en las portadas, archivos corruptos u otros hallazgos relevantes.</w:t>
+        <w:t>En este directorio se almacena</w:t>
+      </w:r>
+      <w:r>
+        <w:t xml:space="preserve"> el</w:t>
+      </w:r>
+      <w:r>
+        <w:t xml:space="preserve"> informe</w:t>
+      </w:r>
+      <w:r>
+        <w:t xml:space="preserve"> </w:t>
+      </w:r>
+      <w:r>
+        <w:rPr>
+          <w:i/>
+          <w:iCs/>
+        </w:rPr>
+        <w:t>“Resultado-Validación.xlsx”</w:t>
+      </w:r>
+      <w:r>
+        <w:t xml:space="preserve"> correspondientes a las validaciones realizadas, permitiendo identificar de forma clara los cambios detectados, errores en las portadas,</w:t>
+      </w:r>
+      <w:r>
+        <w:t xml:space="preserve"> errores en los tipos de valores por cada celda, </w:t>
+      </w:r>
+      <w:r>
+        <w:t>archivos corruptos u otros hallazgos relevantes</w:t>
+      </w:r>
+      <w:r>
+        <w:t xml:space="preserve"> estructurado por las siguientes hojas:</w:t>
       </w:r>
     </w:p>
     <w:p/>
@@ -1584,10 +1676,10 @@
         </w:rPr>
         <w:lastRenderedPageBreak/>
         <w:drawing>
-          <wp:inline distT="0" distB="0" distL="0" distR="0" wp14:anchorId="42258B02" wp14:editId="7225F0B5">
-            <wp:extent cx="2878475" cy="5471009"/>
-            <wp:effectExtent l="19050" t="19050" r="17145" b="15875"/>
-            <wp:docPr id="1494851342" name="Imagen 3"/>
+          <wp:inline distT="0" distB="0" distL="0" distR="0" wp14:anchorId="55624138" wp14:editId="4EA36B67">
+            <wp:extent cx="2819794" cy="4353533"/>
+            <wp:effectExtent l="19050" t="19050" r="19050" b="28575"/>
+            <wp:docPr id="485703080" name="Imagen 5"/>
             <wp:cNvGraphicFramePr>
               <a:graphicFrameLocks xmlns:a="http://schemas.openxmlformats.org/drawingml/2006/main" noChangeAspect="1"/>
             </wp:cNvGraphicFramePr>
@@ -1595,7 +1687,7 @@
               <a:graphicData uri="http://schemas.openxmlformats.org/drawingml/2006/picture">
                 <pic:pic xmlns:pic="http://schemas.openxmlformats.org/drawingml/2006/picture">
                   <pic:nvPicPr>
-                    <pic:cNvPr id="1494851342" name="Imagen 1494851342"/>
+                    <pic:cNvPr id="485703080" name="Imagen 485703080"/>
                     <pic:cNvPicPr/>
                   </pic:nvPicPr>
                   <pic:blipFill>
@@ -1613,1424 +1705,7 @@
                   <pic:spPr>
                     <a:xfrm>
                       <a:off x="0" y="0"/>
-                      <a:ext cx="2878475" cy="5471009"/>
-                    </a:xfrm>
-                    <a:prstGeom prst="rect">
-                      <a:avLst/>
-                    </a:prstGeom>
-                    <a:ln w="6350">
-                      <a:solidFill>
-                        <a:srgbClr val="000000"/>
-                      </a:solidFill>
-                    </a:ln>
-                  </pic:spPr>
-                </pic:pic>
-              </a:graphicData>
-            </a:graphic>
-          </wp:inline>
-        </w:drawing>
-      </w:r>
-    </w:p>
-    <w:p>
-      <w:pPr>
-        <w:jc w:val="center"/>
-        <w:rPr>
-          <w:sz w:val="28"/>
-          <w:szCs w:val="28"/>
-          <w:vertAlign w:val="superscript"/>
-        </w:rPr>
-      </w:pPr>
-      <w:r>
-        <w:rPr>
-          <w:sz w:val="28"/>
-          <w:szCs w:val="28"/>
-          <w:vertAlign w:val="superscript"/>
-        </w:rPr>
-        <w:t xml:space="preserve">Figura </w:t>
-      </w:r>
-      <w:r>
-        <w:rPr>
-          <w:sz w:val="28"/>
-          <w:szCs w:val="28"/>
-          <w:vertAlign w:val="superscript"/>
-        </w:rPr>
-        <w:t>4</w:t>
-      </w:r>
-      <w:r>
-        <w:rPr>
-          <w:sz w:val="28"/>
-          <w:szCs w:val="28"/>
-          <w:vertAlign w:val="superscript"/>
-        </w:rPr>
-        <w:t>: Directorio resultados</w:t>
-      </w:r>
-      <w:r>
-        <w:rPr>
-          <w:sz w:val="28"/>
-          <w:szCs w:val="28"/>
-          <w:vertAlign w:val="superscript"/>
-        </w:rPr>
-        <w:t>.</w:t>
-      </w:r>
-    </w:p>
-    <w:p>
-      <w:pPr>
-        <w:pStyle w:val="Prrafodelista"/>
-        <w:numPr>
-          <w:ilvl w:val="0"/>
-          <w:numId w:val="3"/>
-        </w:numPr>
-      </w:pPr>
-      <w:r>
-        <w:rPr>
-          <w:b/>
-          <w:bCs/>
-        </w:rPr>
-        <w:t>invalidos.xlsx:</w:t>
-      </w:r>
-      <w:r>
-        <w:rPr>
-          <w:b/>
-          <w:bCs/>
-        </w:rPr>
-        <w:t xml:space="preserve"> </w:t>
-      </w:r>
-      <w:r>
-        <w:t>Este reporte contiene los archivos que han sido clasificados como inválidos por alguna de las siguientes razones:</w:t>
-      </w:r>
-    </w:p>
-    <w:p>
-      <w:pPr>
-        <w:pStyle w:val="Prrafodelista"/>
-        <w:numPr>
-          <w:ilvl w:val="0"/>
-          <w:numId w:val="2"/>
-        </w:numPr>
-      </w:pPr>
-      <w:r>
-        <w:rPr>
-          <w:b/>
-          <w:bCs/>
-        </w:rPr>
-        <w:t>Error en nombre de documento</w:t>
-      </w:r>
-      <w:r>
-        <w:t>:</w:t>
-      </w:r>
-      <w:r>
-        <w:br/>
-        <w:t xml:space="preserve">Archivos cuyo nombre </w:t>
-      </w:r>
-      <w:r>
-        <w:t>no cumple con el formato esperado</w:t>
-      </w:r>
-      <w:r>
-        <w:t>, el cual debe incluir, en el orden correspondiente:</w:t>
-      </w:r>
-      <w:r>
-        <w:t xml:space="preserve"> </w:t>
-      </w:r>
-    </w:p>
-    <w:p>
-      <w:pPr>
-        <w:pStyle w:val="Prrafodelista"/>
-        <w:numPr>
-          <w:ilvl w:val="0"/>
-          <w:numId w:val="5"/>
-        </w:numPr>
-      </w:pPr>
-      <w:r>
-        <w:t>C</w:t>
-      </w:r>
-      <w:r>
-        <w:t>ódigo del servicio</w:t>
-      </w:r>
-      <w:r>
-        <w:t>.</w:t>
-      </w:r>
-    </w:p>
-    <w:p>
-      <w:pPr>
-        <w:pStyle w:val="Prrafodelista"/>
-        <w:numPr>
-          <w:ilvl w:val="0"/>
-          <w:numId w:val="5"/>
-        </w:numPr>
-      </w:pPr>
-      <w:r>
-        <w:t>Código del establecimiento</w:t>
-      </w:r>
-      <w:r>
-        <w:t>.</w:t>
-      </w:r>
-    </w:p>
-    <w:p>
-      <w:pPr>
-        <w:pStyle w:val="Prrafodelista"/>
-        <w:numPr>
-          <w:ilvl w:val="0"/>
-          <w:numId w:val="5"/>
-        </w:numPr>
-      </w:pPr>
-      <w:r>
-        <w:lastRenderedPageBreak/>
-        <w:t>Serie</w:t>
-      </w:r>
-      <w:r>
-        <w:t>.</w:t>
-      </w:r>
-    </w:p>
-    <w:p>
-      <w:pPr>
-        <w:pStyle w:val="Prrafodelista"/>
-        <w:numPr>
-          <w:ilvl w:val="0"/>
-          <w:numId w:val="5"/>
-        </w:numPr>
-      </w:pPr>
-      <w:r>
-        <w:t>Mes del período</w:t>
-      </w:r>
-      <w:r>
-        <w:t>.</w:t>
-      </w:r>
-    </w:p>
-    <w:p>
-      <w:pPr>
-        <w:pStyle w:val="Prrafodelista"/>
-        <w:numPr>
-          <w:ilvl w:val="0"/>
-          <w:numId w:val="5"/>
-        </w:numPr>
-      </w:pPr>
-      <w:r>
-        <w:t>Versión</w:t>
-      </w:r>
-    </w:p>
-    <w:p>
-      <w:pPr>
-        <w:ind w:left="720"/>
-      </w:pPr>
-      <w:r>
-        <w:t>Este formato está descrito en la</w:t>
-      </w:r>
-      <w:r>
-        <w:t xml:space="preserve"> </w:t>
-      </w:r>
-      <w:r>
-        <w:t>“</w:t>
-      </w:r>
-      <w:r>
-        <w:rPr>
-          <w:i/>
-          <w:iCs/>
-        </w:rPr>
-        <w:t>Figura 2: Tabla desglose formato de nombre de RE</w:t>
-      </w:r>
-      <w:r>
-        <w:rPr>
-          <w:i/>
-          <w:iCs/>
-        </w:rPr>
-        <w:t>M</w:t>
-      </w:r>
-      <w:r>
-        <w:rPr>
-          <w:i/>
-          <w:iCs/>
-        </w:rPr>
-        <w:t>.</w:t>
-      </w:r>
-      <w:r>
-        <w:rPr>
-          <w:i/>
-          <w:iCs/>
-        </w:rPr>
-        <w:t>”</w:t>
-      </w:r>
-    </w:p>
-    <w:p>
-      <w:pPr>
-        <w:pStyle w:val="Prrafodelista"/>
-        <w:numPr>
-          <w:ilvl w:val="0"/>
-          <w:numId w:val="2"/>
-        </w:numPr>
-      </w:pPr>
-      <w:r>
-        <w:rPr>
-          <w:b/>
-          <w:bCs/>
-        </w:rPr>
-        <w:t>Archivo con versión más antigua del grupo a comparar:</w:t>
-      </w:r>
-      <w:r>
-        <w:t xml:space="preserve"> </w:t>
-      </w:r>
-      <w:r>
-        <w:t>Archivos que tienen una pareja válida</w:t>
-      </w:r>
-      <w:r>
-        <w:t xml:space="preserve">, </w:t>
-      </w:r>
-      <w:r>
-        <w:t>otro archivo con el mismo nombre base, pero diferente número de versión, y pertenecen a una versión anterior dentro del mismo grupo.</w:t>
-      </w:r>
-      <w:r>
-        <w:br/>
-        <w:t xml:space="preserve">Por ejemplo, si existen los archivos </w:t>
-      </w:r>
-      <w:r>
-        <w:t>“</w:t>
-      </w:r>
-      <w:r>
-        <w:t>111100A01V1.xlsm</w:t>
-      </w:r>
-      <w:r>
-        <w:t>”</w:t>
-      </w:r>
-      <w:r>
-        <w:t xml:space="preserve">, </w:t>
-      </w:r>
-      <w:r>
-        <w:t>“</w:t>
-      </w:r>
-      <w:r>
-        <w:t>111100A01V2.xlsm</w:t>
-      </w:r>
-      <w:r>
-        <w:t>”</w:t>
-      </w:r>
-      <w:r>
-        <w:t xml:space="preserve">, </w:t>
-      </w:r>
-      <w:r>
-        <w:t>“</w:t>
-      </w:r>
-      <w:r>
-        <w:t>111100A01V3.xlsm</w:t>
-      </w:r>
-      <w:r>
-        <w:t>”</w:t>
-      </w:r>
-      <w:r>
-        <w:t xml:space="preserve"> y </w:t>
-      </w:r>
-      <w:r>
-        <w:t>“</w:t>
-      </w:r>
-      <w:r>
-        <w:t>111100A01V4.xlsm</w:t>
-      </w:r>
-      <w:r>
-        <w:t>”</w:t>
-      </w:r>
-      <w:r>
-        <w:t>, solo se compararán las dos últimas versiones más recientes</w:t>
-      </w:r>
-      <w:r>
-        <w:t xml:space="preserve">, </w:t>
-      </w:r>
-      <w:r>
-        <w:t>V3 y V4. Las versiones anteriores</w:t>
-      </w:r>
-      <w:r>
-        <w:t xml:space="preserve">, </w:t>
-      </w:r>
-      <w:r>
-        <w:t>V1 y V2 serán reportadas como inválidas</w:t>
-      </w:r>
-      <w:r>
-        <w:t>.</w:t>
-      </w:r>
-    </w:p>
-    <w:p>
-      <w:pPr>
-        <w:pStyle w:val="Prrafodelista"/>
-        <w:numPr>
-          <w:ilvl w:val="0"/>
-          <w:numId w:val="2"/>
-        </w:numPr>
-      </w:pPr>
-      <w:r>
-        <w:rPr>
-          <w:b/>
-          <w:bCs/>
-        </w:rPr>
-        <w:t>No cuenta con un segundo documento para ser comparado:</w:t>
-      </w:r>
-      <w:r>
-        <w:t xml:space="preserve"> </w:t>
-      </w:r>
-      <w:r>
-        <w:t>Archivos que no tienen una pareja correspondiente con el mismo nombre base y distinta versión, lo que imposibilita realizar una comparación válida.</w:t>
-      </w:r>
-    </w:p>
-    <w:p>
-      <w:pPr>
-        <w:pStyle w:val="Prrafodelista"/>
-        <w:numPr>
-          <w:ilvl w:val="0"/>
-          <w:numId w:val="2"/>
-        </w:numPr>
-      </w:pPr>
-      <w:r>
-        <w:rPr>
-          <w:b/>
-          <w:bCs/>
-        </w:rPr>
-        <w:t>El documento está dañado:</w:t>
-      </w:r>
-      <w:r>
-        <w:rPr>
-          <w:b/>
-          <w:bCs/>
-        </w:rPr>
-        <w:t xml:space="preserve"> </w:t>
-      </w:r>
-      <w:r>
-        <w:t>Archivos que presentan errores al intentar abrirlos o cargar su contenido, ya sea por estar corruptos o por contener estructuras no compatibles con el proceso.</w:t>
-      </w:r>
-    </w:p>
-    <w:p>
-      <w:pPr>
-        <w:ind w:left="360"/>
-        <w:rPr>
-          <w:b/>
-          <w:bCs/>
-        </w:rPr>
-      </w:pPr>
-      <w:r>
-        <w:t>Además, este archivo incluye una hoja adicional denominada “Estadígrafos”, que contiene el conteo total de registros clasificados en cada una de las categorías anteriores, permitiendo un resumen estadístico del estado de los archivos procesados.</w:t>
-      </w:r>
-    </w:p>
-    <w:p>
-      <w:pPr>
-        <w:pStyle w:val="Prrafodelista"/>
-      </w:pPr>
-    </w:p>
-    <w:p>
-      <w:pPr>
-        <w:pStyle w:val="Prrafodelista"/>
-        <w:numPr>
-          <w:ilvl w:val="0"/>
-          <w:numId w:val="3"/>
-        </w:numPr>
-      </w:pPr>
-      <w:r>
-        <w:rPr>
-          <w:b/>
-          <w:bCs/>
-        </w:rPr>
-        <w:t>portadas.xlsx:</w:t>
-      </w:r>
-      <w:r>
-        <w:t xml:space="preserve"> </w:t>
-      </w:r>
-      <w:r>
-        <w:t xml:space="preserve">Este archivo contiene el reporte de validación de portadas de los archivos REM procesados. La estructura de este reporte se detalla en </w:t>
-      </w:r>
-      <w:r>
-        <w:rPr>
-          <w:i/>
-          <w:iCs/>
-        </w:rPr>
-        <w:t xml:space="preserve">la </w:t>
-      </w:r>
-      <w:r>
-        <w:rPr>
-          <w:i/>
-          <w:iCs/>
-        </w:rPr>
-        <w:t>“</w:t>
-      </w:r>
-      <w:r>
-        <w:rPr>
-          <w:i/>
-          <w:iCs/>
-        </w:rPr>
-        <w:t>Figura 5: Diccionario del reporte de portadas</w:t>
-      </w:r>
-      <w:r>
-        <w:rPr>
-          <w:i/>
-          <w:iCs/>
-        </w:rPr>
-        <w:t>”</w:t>
-      </w:r>
-      <w:r>
-        <w:t>, donde se explican los campos utilizados, sus significados y valores posibles.</w:t>
-      </w:r>
-    </w:p>
-    <w:p>
-      <w:pPr>
-        <w:pStyle w:val="Prrafodelista"/>
-      </w:pPr>
-      <w:r>
-        <w:t xml:space="preserve">El objetivo principal de este reporte es identificar inconsistencias entre los datos declarados en la hoja </w:t>
-      </w:r>
-      <w:r>
-        <w:rPr>
-          <w:i/>
-          <w:iCs/>
-        </w:rPr>
-        <w:t>“NOMBRE”</w:t>
-      </w:r>
-      <w:r>
-        <w:t xml:space="preserve"> de cada archivo REM</w:t>
-      </w:r>
-      <w:r>
-        <w:t xml:space="preserve">, consolidado de nombres usados por cada establecimiento </w:t>
-      </w:r>
-      <w:r>
-        <w:t>y las referencias oficiales, incluyendo:</w:t>
-      </w:r>
-    </w:p>
-    <w:p>
-      <w:pPr>
-        <w:pStyle w:val="Prrafodelista"/>
-        <w:numPr>
-          <w:ilvl w:val="0"/>
-          <w:numId w:val="2"/>
-        </w:numPr>
-      </w:pPr>
-      <w:r>
-        <w:t>Coincidencia entre el nombre del archivo y la información contenida en la portada.</w:t>
-      </w:r>
-    </w:p>
-    <w:p>
-      <w:pPr>
-        <w:pStyle w:val="Prrafodelista"/>
-        <w:numPr>
-          <w:ilvl w:val="0"/>
-          <w:numId w:val="2"/>
-        </w:numPr>
-      </w:pPr>
-      <w:r>
-        <w:t>Verificación del código y nombre del establecimiento.</w:t>
-      </w:r>
-    </w:p>
-    <w:p>
-      <w:pPr>
-        <w:pStyle w:val="Prrafodelista"/>
-        <w:numPr>
-          <w:ilvl w:val="0"/>
-          <w:numId w:val="2"/>
-        </w:numPr>
-      </w:pPr>
-      <w:r>
-        <w:t>Validación de la comuna y el mes del período.</w:t>
-      </w:r>
-    </w:p>
-    <w:p>
-      <w:pPr>
-        <w:pStyle w:val="Prrafodelista"/>
-        <w:numPr>
-          <w:ilvl w:val="0"/>
-          <w:numId w:val="2"/>
-        </w:numPr>
-      </w:pPr>
-      <w:r>
-        <w:lastRenderedPageBreak/>
-        <w:t>Revisión de la versión de la serie, según lo especificado en los archivos de control del aplicativo.</w:t>
-      </w:r>
-    </w:p>
-    <w:p>
-      <w:pPr>
-        <w:ind w:left="360"/>
-      </w:pPr>
-      <w:r>
-        <w:t>Además, este archivo contiene una hoja adicional denominada “Estadígrafos”, que presenta un resumen con el conteo total de registros, categorizados según el tipo de validación realizada.</w:t>
-      </w:r>
-    </w:p>
-    <w:p/>
-    <w:p>
-      <w:pPr>
-        <w:jc w:val="center"/>
-        <w:rPr>
-          <w:sz w:val="28"/>
-          <w:szCs w:val="28"/>
-          <w:vertAlign w:val="superscript"/>
-        </w:rPr>
-      </w:pPr>
-      <w:bookmarkStart w:id="1" w:name="_Hlk209431313"/>
-      <w:r>
-        <w:rPr>
-          <w:noProof/>
-          <w:sz w:val="28"/>
-          <w:szCs w:val="28"/>
-          <w:vertAlign w:val="superscript"/>
-        </w:rPr>
-        <w:drawing>
-          <wp:inline distT="0" distB="0" distL="0" distR="0" wp14:anchorId="13458592" wp14:editId="4263722D">
-            <wp:extent cx="5612130" cy="4115435"/>
-            <wp:effectExtent l="0" t="0" r="7620" b="0"/>
-            <wp:docPr id="953625094" name="Imagen 1"/>
-            <wp:cNvGraphicFramePr>
-              <a:graphicFrameLocks xmlns:a="http://schemas.openxmlformats.org/drawingml/2006/main" noChangeAspect="1"/>
-            </wp:cNvGraphicFramePr>
-            <a:graphic xmlns:a="http://schemas.openxmlformats.org/drawingml/2006/main">
-              <a:graphicData uri="http://schemas.openxmlformats.org/drawingml/2006/picture">
-                <pic:pic xmlns:pic="http://schemas.openxmlformats.org/drawingml/2006/picture">
-                  <pic:nvPicPr>
-                    <pic:cNvPr id="953625094" name=""/>
-                    <pic:cNvPicPr/>
-                  </pic:nvPicPr>
-                  <pic:blipFill>
-                    <a:blip r:embed="rId13"/>
-                    <a:stretch>
-                      <a:fillRect/>
-                    </a:stretch>
-                  </pic:blipFill>
-                  <pic:spPr>
-                    <a:xfrm>
-                      <a:off x="0" y="0"/>
-                      <a:ext cx="5612130" cy="4115435"/>
-                    </a:xfrm>
-                    <a:prstGeom prst="rect">
-                      <a:avLst/>
-                    </a:prstGeom>
-                  </pic:spPr>
-                </pic:pic>
-              </a:graphicData>
-            </a:graphic>
-          </wp:inline>
-        </w:drawing>
-      </w:r>
-    </w:p>
-    <w:p>
-      <w:pPr>
-        <w:jc w:val="center"/>
-      </w:pPr>
-      <w:r>
-        <w:rPr>
-          <w:sz w:val="28"/>
-          <w:szCs w:val="28"/>
-          <w:vertAlign w:val="superscript"/>
-        </w:rPr>
-        <w:t xml:space="preserve">Figura </w:t>
-      </w:r>
-      <w:r>
-        <w:rPr>
-          <w:sz w:val="28"/>
-          <w:szCs w:val="28"/>
-          <w:vertAlign w:val="superscript"/>
-        </w:rPr>
-        <w:t>5</w:t>
-      </w:r>
-      <w:r>
-        <w:rPr>
-          <w:sz w:val="28"/>
-          <w:szCs w:val="28"/>
-          <w:vertAlign w:val="superscript"/>
-        </w:rPr>
-        <w:t xml:space="preserve">: </w:t>
-      </w:r>
-      <w:r>
-        <w:rPr>
-          <w:sz w:val="28"/>
-          <w:szCs w:val="28"/>
-          <w:vertAlign w:val="superscript"/>
-        </w:rPr>
-        <w:t xml:space="preserve">Diccionario </w:t>
-      </w:r>
-      <w:r>
-        <w:rPr>
-          <w:sz w:val="28"/>
-          <w:szCs w:val="28"/>
-          <w:vertAlign w:val="superscript"/>
-        </w:rPr>
-        <w:t xml:space="preserve">del </w:t>
-      </w:r>
-      <w:r>
-        <w:rPr>
-          <w:sz w:val="28"/>
-          <w:szCs w:val="28"/>
-          <w:vertAlign w:val="superscript"/>
-        </w:rPr>
-        <w:t>reporte</w:t>
-      </w:r>
-      <w:r>
-        <w:rPr>
-          <w:sz w:val="28"/>
-          <w:szCs w:val="28"/>
-          <w:vertAlign w:val="superscript"/>
-        </w:rPr>
-        <w:t xml:space="preserve"> de</w:t>
-      </w:r>
-      <w:r>
-        <w:rPr>
-          <w:sz w:val="28"/>
-          <w:szCs w:val="28"/>
-          <w:vertAlign w:val="superscript"/>
-        </w:rPr>
-        <w:t xml:space="preserve"> portadas.</w:t>
-      </w:r>
-      <w:bookmarkEnd w:id="1"/>
-    </w:p>
-    <w:p>
-      <w:pPr>
-        <w:pStyle w:val="Prrafodelista"/>
-        <w:numPr>
-          <w:ilvl w:val="0"/>
-          <w:numId w:val="3"/>
-        </w:numPr>
-      </w:pPr>
-      <w:r>
-        <w:rPr>
-          <w:b/>
-          <w:bCs/>
-        </w:rPr>
-        <w:t>nulos_y_ceros</w:t>
-      </w:r>
-      <w:r>
-        <w:rPr>
-          <w:b/>
-          <w:bCs/>
-        </w:rPr>
-        <w:t>.xlsx</w:t>
-      </w:r>
-      <w:r>
-        <w:rPr>
-          <w:b/>
-          <w:bCs/>
-        </w:rPr>
-        <w:t>:</w:t>
-      </w:r>
-      <w:r>
-        <w:t xml:space="preserve"> </w:t>
-      </w:r>
-      <w:r>
-        <w:t xml:space="preserve">Este reporte identifica todas las modificaciones detectadas en las que un valor nulo o vacío (representado como " " o </w:t>
-      </w:r>
-      <w:proofErr w:type="spellStart"/>
-      <w:r>
-        <w:t>Null</w:t>
-      </w:r>
-      <w:proofErr w:type="spellEnd"/>
-      <w:r>
-        <w:t>) fue cambiado a cero (0), o viceversa, es decir, de cero a un valor nulo o vacío, dentro de los archivos REM emparejados para comparación.</w:t>
-      </w:r>
-    </w:p>
-    <w:p>
-      <w:pPr>
-        <w:pStyle w:val="Prrafodelista"/>
-      </w:pPr>
-      <w:r>
-        <w:t xml:space="preserve">El contenido del reporte incluye un subconjunto de columnas presentes en el archivo </w:t>
-      </w:r>
-      <w:r>
-        <w:rPr>
-          <w:i/>
-          <w:iCs/>
-        </w:rPr>
-        <w:t>“2.portadas.xlsx”</w:t>
-      </w:r>
-      <w:r>
-        <w:t xml:space="preserve">, complementado con columnas adicionales descritas en </w:t>
-      </w:r>
-      <w:r>
-        <w:lastRenderedPageBreak/>
-        <w:t xml:space="preserve">la </w:t>
-      </w:r>
-      <w:r>
-        <w:t>“</w:t>
-      </w:r>
-      <w:r>
-        <w:rPr>
-          <w:i/>
-          <w:iCs/>
-        </w:rPr>
-        <w:t xml:space="preserve">Figura 6: Diccionario del reporte </w:t>
-      </w:r>
-      <w:proofErr w:type="spellStart"/>
-      <w:r>
-        <w:rPr>
-          <w:i/>
-          <w:iCs/>
-        </w:rPr>
-        <w:t>nulos_y_ceros</w:t>
-      </w:r>
-      <w:proofErr w:type="spellEnd"/>
-      <w:r>
-        <w:rPr>
-          <w:i/>
-          <w:iCs/>
-        </w:rPr>
-        <w:t>”</w:t>
-      </w:r>
-      <w:r>
-        <w:t>, donde las nuevas columnas están señaladas con un asterisco (*).</w:t>
-      </w:r>
-    </w:p>
-    <w:p>
-      <w:pPr>
-        <w:pStyle w:val="Prrafodelista"/>
-      </w:pPr>
-      <w:r>
-        <w:t xml:space="preserve">Como en los otros reportes, este archivo incluye una hoja adicional denominada </w:t>
-      </w:r>
-      <w:r>
-        <w:rPr>
-          <w:i/>
-          <w:iCs/>
-        </w:rPr>
-        <w:t>“Estadígrafos”,</w:t>
-      </w:r>
-      <w:r>
-        <w:t xml:space="preserve"> que contiene un resumen con el conteo total de registros según el tipo de modificación identificada.</w:t>
-      </w:r>
-    </w:p>
-    <w:p>
-      <w:r>
-        <w:rPr>
-          <w:noProof/>
-        </w:rPr>
-        <w:drawing>
-          <wp:inline distT="0" distB="0" distL="0" distR="0" wp14:anchorId="282345A3" wp14:editId="3A8BCB9C">
-            <wp:extent cx="5612130" cy="2602230"/>
-            <wp:effectExtent l="0" t="0" r="7620" b="7620"/>
-            <wp:docPr id="357865814" name="Imagen 1"/>
-            <wp:cNvGraphicFramePr>
-              <a:graphicFrameLocks xmlns:a="http://schemas.openxmlformats.org/drawingml/2006/main" noChangeAspect="1"/>
-            </wp:cNvGraphicFramePr>
-            <a:graphic xmlns:a="http://schemas.openxmlformats.org/drawingml/2006/main">
-              <a:graphicData uri="http://schemas.openxmlformats.org/drawingml/2006/picture">
-                <pic:pic xmlns:pic="http://schemas.openxmlformats.org/drawingml/2006/picture">
-                  <pic:nvPicPr>
-                    <pic:cNvPr id="357865814" name=""/>
-                    <pic:cNvPicPr/>
-                  </pic:nvPicPr>
-                  <pic:blipFill>
-                    <a:blip r:embed="rId14"/>
-                    <a:stretch>
-                      <a:fillRect/>
-                    </a:stretch>
-                  </pic:blipFill>
-                  <pic:spPr>
-                    <a:xfrm>
-                      <a:off x="0" y="0"/>
-                      <a:ext cx="5612130" cy="2602230"/>
-                    </a:xfrm>
-                    <a:prstGeom prst="rect">
-                      <a:avLst/>
-                    </a:prstGeom>
-                  </pic:spPr>
-                </pic:pic>
-              </a:graphicData>
-            </a:graphic>
-          </wp:inline>
-        </w:drawing>
-      </w:r>
-    </w:p>
-    <w:p>
-      <w:pPr>
-        <w:jc w:val="center"/>
-        <w:rPr>
-          <w:i/>
-          <w:iCs/>
-          <w:sz w:val="28"/>
-          <w:szCs w:val="28"/>
-          <w:vertAlign w:val="superscript"/>
-        </w:rPr>
-      </w:pPr>
-      <w:r>
-        <w:rPr>
-          <w:i/>
-          <w:iCs/>
-          <w:sz w:val="28"/>
-          <w:szCs w:val="28"/>
-          <w:vertAlign w:val="superscript"/>
-        </w:rPr>
-        <w:t>Figura 6</w:t>
-      </w:r>
-      <w:r>
-        <w:rPr>
-          <w:i/>
-          <w:iCs/>
-          <w:sz w:val="28"/>
-          <w:szCs w:val="28"/>
-          <w:vertAlign w:val="superscript"/>
-        </w:rPr>
-        <w:t>: Diccionario</w:t>
-      </w:r>
-      <w:r>
-        <w:rPr>
-          <w:i/>
-          <w:iCs/>
-          <w:sz w:val="28"/>
-          <w:szCs w:val="28"/>
-          <w:vertAlign w:val="superscript"/>
-        </w:rPr>
-        <w:t xml:space="preserve"> del</w:t>
-      </w:r>
-      <w:r>
-        <w:rPr>
-          <w:i/>
-          <w:iCs/>
-          <w:sz w:val="28"/>
-          <w:szCs w:val="28"/>
-          <w:vertAlign w:val="superscript"/>
-        </w:rPr>
-        <w:t xml:space="preserve"> reporte nulos y ceros.</w:t>
-      </w:r>
-    </w:p>
-    <w:p>
-      <w:pPr>
-        <w:pStyle w:val="Prrafodelista"/>
-      </w:pPr>
-    </w:p>
-    <w:p>
-      <w:pPr>
-        <w:pStyle w:val="Prrafodelista"/>
-        <w:numPr>
-          <w:ilvl w:val="0"/>
-          <w:numId w:val="3"/>
-        </w:numPr>
-      </w:pPr>
-      <w:r>
-        <w:rPr>
-          <w:b/>
-          <w:bCs/>
-        </w:rPr>
-        <w:t>cambios.xlsx:</w:t>
-      </w:r>
-      <w:r>
-        <w:t xml:space="preserve"> </w:t>
-      </w:r>
-      <w:r>
-        <w:t xml:space="preserve">Este reporte es similar al archivo </w:t>
-      </w:r>
-      <w:r>
-        <w:t>“</w:t>
-      </w:r>
-      <w:r>
-        <w:rPr>
-          <w:i/>
-          <w:iCs/>
-        </w:rPr>
-        <w:t>3.nulos_y_ceros.xlsx</w:t>
-      </w:r>
-      <w:r>
-        <w:rPr>
-          <w:i/>
-          <w:iCs/>
-        </w:rPr>
-        <w:t>”</w:t>
-      </w:r>
-      <w:r>
-        <w:t>, pero con una diferencia fundamental</w:t>
-      </w:r>
-      <w:r>
-        <w:t>,</w:t>
-      </w:r>
-      <w:r>
-        <w:t xml:space="preserve"> no se limita únicamente a cambios entre valores nulos</w:t>
-      </w:r>
-      <w:r>
-        <w:t xml:space="preserve"> o </w:t>
-      </w:r>
-      <w:r>
-        <w:t xml:space="preserve">vacíos (" " o </w:t>
-      </w:r>
-      <w:proofErr w:type="spellStart"/>
-      <w:r>
-        <w:t>Null</w:t>
-      </w:r>
-      <w:proofErr w:type="spellEnd"/>
-      <w:r>
-        <w:t>) y ceros (0).</w:t>
-      </w:r>
-      <w:r>
-        <w:t xml:space="preserve"> </w:t>
-      </w:r>
-      <w:r>
-        <w:t>En cambio, detecta cualquier tipo de modificación en los valores entre los archivos emparejados, independientemente de la naturaleza del cambio.</w:t>
-      </w:r>
-    </w:p>
-    <w:p>
-      <w:pPr>
-        <w:pStyle w:val="Prrafodelista"/>
-      </w:pPr>
-      <w:r>
-        <w:t xml:space="preserve">La estructura del reporte es idéntica a la del archivo </w:t>
-      </w:r>
-      <w:r>
-        <w:t>“</w:t>
-      </w:r>
-      <w:r>
-        <w:rPr>
-          <w:i/>
-          <w:iCs/>
-        </w:rPr>
-        <w:t>3.nulos_y_ceros.xlsx</w:t>
-      </w:r>
-      <w:r>
-        <w:rPr>
-          <w:i/>
-          <w:iCs/>
-        </w:rPr>
-        <w:t>”</w:t>
-      </w:r>
-      <w:r>
-        <w:t xml:space="preserve">, siguiendo el formato descrito en la </w:t>
-      </w:r>
-      <w:r>
-        <w:rPr>
-          <w:i/>
-          <w:iCs/>
-        </w:rPr>
-        <w:t xml:space="preserve">“Figura 6: Diccionario del reporte </w:t>
-      </w:r>
-      <w:proofErr w:type="spellStart"/>
-      <w:r>
-        <w:rPr>
-          <w:i/>
-          <w:iCs/>
-        </w:rPr>
-        <w:t>nulos_y_ceros</w:t>
-      </w:r>
-      <w:proofErr w:type="spellEnd"/>
-      <w:r>
-        <w:rPr>
-          <w:i/>
-          <w:iCs/>
-        </w:rPr>
-        <w:t>”.</w:t>
-      </w:r>
-    </w:p>
-    <w:p>
-      <w:pPr>
-        <w:pStyle w:val="Prrafodelista"/>
-      </w:pPr>
-      <w:r>
-        <w:t xml:space="preserve">Al igual que los demás, este archivo incluye una hoja adicional denominada </w:t>
-      </w:r>
-      <w:r>
-        <w:rPr>
-          <w:i/>
-          <w:iCs/>
-        </w:rPr>
-        <w:t>“Estadígrafos”,</w:t>
-      </w:r>
-      <w:r>
-        <w:t xml:space="preserve"> que presenta el conteo total de registros con modificaciones detectadas.</w:t>
-      </w:r>
-    </w:p>
-    <w:p>
-      <w:pPr>
-        <w:pStyle w:val="Prrafodelista"/>
-        <w:rPr>
-          <w:i/>
-          <w:iCs/>
-        </w:rPr>
-      </w:pPr>
-    </w:p>
-    <w:p>
-      <w:pPr>
-        <w:pStyle w:val="Prrafodelista"/>
-        <w:numPr>
-          <w:ilvl w:val="0"/>
-          <w:numId w:val="3"/>
-        </w:numPr>
-      </w:pPr>
-      <w:r>
-        <w:rPr>
-          <w:b/>
-          <w:bCs/>
-        </w:rPr>
-        <w:t>Consolidado.xlsx:</w:t>
-      </w:r>
-      <w:r>
-        <w:rPr>
-          <w:b/>
-          <w:bCs/>
-        </w:rPr>
-        <w:t xml:space="preserve"> </w:t>
-      </w:r>
-      <w:r>
-        <w:t xml:space="preserve">Este archivo consolida los cuatro reportes anteriormente descritos </w:t>
-      </w:r>
-      <w:r>
-        <w:rPr>
-          <w:i/>
-          <w:iCs/>
-        </w:rPr>
-        <w:t>“1.invalidos.xlsx”</w:t>
-      </w:r>
-      <w:r>
-        <w:t xml:space="preserve">, </w:t>
-      </w:r>
-      <w:r>
-        <w:rPr>
-          <w:i/>
-          <w:iCs/>
-        </w:rPr>
-        <w:t>“2.portadas.xlsx”</w:t>
-      </w:r>
-      <w:r>
-        <w:t xml:space="preserve">, </w:t>
-      </w:r>
-      <w:r>
-        <w:rPr>
-          <w:i/>
-          <w:iCs/>
-        </w:rPr>
-        <w:t>“3.nulos_y_ceros.xlsx”</w:t>
-      </w:r>
-      <w:r>
-        <w:t xml:space="preserve"> y </w:t>
-      </w:r>
-      <w:r>
-        <w:rPr>
-          <w:i/>
-          <w:iCs/>
-        </w:rPr>
-        <w:lastRenderedPageBreak/>
-        <w:t>“4.cambios.xlsx”</w:t>
-      </w:r>
-      <w:r>
-        <w:t>,</w:t>
-      </w:r>
-      <w:r>
-        <w:t xml:space="preserve"> en un solo documento, ubicando cada reporte en una hoja separada dentro del mismo archivo.</w:t>
-      </w:r>
-    </w:p>
-    <w:p>
-      <w:pPr>
-        <w:pStyle w:val="Prrafodelista"/>
-      </w:pPr>
-      <w:r>
-        <w:t>Todas las hojas comparten una estructura homogénea que facilita la comparación y revisión conjunta de la información.</w:t>
-      </w:r>
-    </w:p>
-    <w:p>
-      <w:pPr>
-        <w:pStyle w:val="Prrafodelista"/>
-      </w:pPr>
-      <w:r>
-        <w:rPr>
-          <w:b/>
-          <w:bCs/>
-        </w:rPr>
-        <w:t>Importante:</w:t>
-      </w:r>
-      <w:r>
-        <w:t xml:space="preserve"> este archivo no incluye las hojas denominadas </w:t>
-      </w:r>
-      <w:r>
-        <w:rPr>
-          <w:i/>
-          <w:iCs/>
-        </w:rPr>
-        <w:t>“Estadígrafos”</w:t>
-      </w:r>
-      <w:r>
-        <w:t xml:space="preserve"> que contienen los conteos estadísticos presentes en los reportes individuales.</w:t>
-      </w:r>
-    </w:p>
-    <w:p/>
-    <w:p>
-      <w:pPr>
-        <w:rPr>
-          <w:b/>
-          <w:bCs/>
-        </w:rPr>
-      </w:pPr>
-      <w:r>
-        <w:rPr>
-          <w:b/>
-          <w:bCs/>
-        </w:rPr>
-        <w:t>Directorios y archivos de salida de configuración</w:t>
-      </w:r>
-    </w:p>
-    <w:p>
-      <w:pPr>
-        <w:pStyle w:val="Prrafodelista"/>
-        <w:numPr>
-          <w:ilvl w:val="0"/>
-          <w:numId w:val="18"/>
-        </w:numPr>
-      </w:pPr>
-      <w:r>
-        <w:t xml:space="preserve">Durante la ejecución, el aplicativo genera en el directorio </w:t>
-      </w:r>
-      <w:r>
-        <w:t>“</w:t>
-      </w:r>
-      <w:r>
-        <w:rPr>
-          <w:i/>
-          <w:iCs/>
-        </w:rPr>
-        <w:t>control”</w:t>
-      </w:r>
-      <w:r>
-        <w:t xml:space="preserve"> un archivo llamado </w:t>
-      </w:r>
-      <w:r>
-        <w:rPr>
-          <w:b/>
-          <w:bCs/>
-          <w:i/>
-          <w:iCs/>
-        </w:rPr>
-        <w:t>“cambios.log”</w:t>
-      </w:r>
-      <w:r>
-        <w:rPr>
-          <w:i/>
-          <w:iCs/>
-        </w:rPr>
-        <w:t>,</w:t>
-      </w:r>
-      <w:r>
-        <w:t xml:space="preserve"> donde se registran todos los errores</w:t>
-      </w:r>
-      <w:r>
-        <w:t xml:space="preserve">, </w:t>
-      </w:r>
-      <w:r>
-        <w:t>en caso de existir</w:t>
-      </w:r>
-      <w:r>
-        <w:t xml:space="preserve"> </w:t>
-      </w:r>
-      <w:r>
-        <w:t>y mensajes informativos relacionados con los procesos y tareas ejecutadas. Este archivo funciona como una bitácora que permite hacer seguimiento y auditoría de la ejecución.</w:t>
-      </w:r>
-      <w:r>
-        <w:br/>
-        <w:t xml:space="preserve">Véase la </w:t>
-      </w:r>
-      <w:r>
-        <w:t>“</w:t>
-      </w:r>
-      <w:r>
-        <w:rPr>
-          <w:i/>
-          <w:iCs/>
-        </w:rPr>
-        <w:t>Figura 7: Archivo de configuración cambios.log</w:t>
-      </w:r>
-      <w:r>
-        <w:rPr>
-          <w:i/>
-          <w:iCs/>
-        </w:rPr>
-        <w:t>”</w:t>
-      </w:r>
-      <w:r>
-        <w:t xml:space="preserve"> para una referencia visual.</w:t>
-      </w:r>
-    </w:p>
-    <w:p>
-      <w:pPr>
-        <w:pStyle w:val="Prrafodelista"/>
-      </w:pPr>
-      <w:r>
-        <w:t xml:space="preserve">Véase la </w:t>
-      </w:r>
-      <w:r>
-        <w:rPr>
-          <w:i/>
-          <w:iCs/>
-        </w:rPr>
-        <w:t>“Figura 8: Directorio de configuración - cambios.log”</w:t>
-      </w:r>
-      <w:r>
-        <w:rPr>
-          <w:i/>
-          <w:iCs/>
-        </w:rPr>
-        <w:t xml:space="preserve"> </w:t>
-      </w:r>
-      <w:r>
-        <w:t>para revisar la estructura del directorio.</w:t>
-      </w:r>
-    </w:p>
-    <w:p>
-      <w:pPr>
-        <w:pStyle w:val="Prrafodelista"/>
-        <w:numPr>
-          <w:ilvl w:val="0"/>
-          <w:numId w:val="18"/>
-        </w:numPr>
-      </w:pPr>
-      <w:r>
-        <w:t xml:space="preserve">Asimismo, el aplicativo crea un nuevo directorio llamado </w:t>
-      </w:r>
-      <w:r>
-        <w:rPr>
-          <w:i/>
-          <w:iCs/>
-        </w:rPr>
-        <w:t>“</w:t>
-      </w:r>
-      <w:r>
-        <w:rPr>
-          <w:b/>
-          <w:bCs/>
-          <w:i/>
-          <w:iCs/>
-        </w:rPr>
-        <w:t>historia”</w:t>
-      </w:r>
-      <w:r>
-        <w:t xml:space="preserve">, </w:t>
-      </w:r>
-      <w:r>
-        <w:t>si es que no existe previamente</w:t>
-      </w:r>
-      <w:r>
-        <w:t xml:space="preserve">. </w:t>
-      </w:r>
-      <w:r>
-        <w:t>En este directorio se depositan, por cada ejecución, los siguientes elementos:</w:t>
-      </w:r>
-    </w:p>
-    <w:p>
-      <w:pPr>
-        <w:pStyle w:val="Prrafodelista"/>
-        <w:numPr>
-          <w:ilvl w:val="0"/>
-          <w:numId w:val="2"/>
-        </w:numPr>
-      </w:pPr>
-      <w:r>
-        <w:t xml:space="preserve">El directorio completo </w:t>
-      </w:r>
-      <w:r>
-        <w:rPr>
-          <w:i/>
-          <w:iCs/>
-        </w:rPr>
-        <w:t>“</w:t>
-      </w:r>
-      <w:r>
-        <w:rPr>
-          <w:b/>
-          <w:bCs/>
-          <w:i/>
-          <w:iCs/>
-        </w:rPr>
-        <w:t>control”</w:t>
-      </w:r>
-      <w:r>
-        <w:t>, con todo su contenido actual.</w:t>
-      </w:r>
-    </w:p>
-    <w:p>
-      <w:pPr>
-        <w:pStyle w:val="Prrafodelista"/>
-        <w:numPr>
-          <w:ilvl w:val="0"/>
-          <w:numId w:val="2"/>
-        </w:numPr>
-      </w:pPr>
-      <w:r>
-        <w:t>E</w:t>
-      </w:r>
-      <w:r>
-        <w:t xml:space="preserve">l directorio completo </w:t>
-      </w:r>
-      <w:r>
-        <w:t>“</w:t>
-      </w:r>
-      <w:r>
-        <w:rPr>
-          <w:b/>
-          <w:bCs/>
-          <w:i/>
-          <w:iCs/>
-        </w:rPr>
-        <w:t>resultados”</w:t>
-      </w:r>
-      <w:r>
-        <w:t>, con todos los archivos generados en la ejecución.</w:t>
-      </w:r>
-    </w:p>
-    <w:p>
-      <w:pPr>
-        <w:ind w:left="720"/>
-        <w:rPr>
-          <w:i/>
-          <w:iCs/>
-        </w:rPr>
-      </w:pPr>
-      <w:r>
-        <w:t>Ambos directorios se comprimen en un archivo .zip, cuyo nombre corresponde a la fecha y hora de procesamiento, siguiendo el formato:</w:t>
-      </w:r>
-      <w:r>
-        <w:t xml:space="preserve"> “</w:t>
-      </w:r>
-      <w:r>
-        <w:t>yyyymmdd_hhmmss.zip</w:t>
-      </w:r>
-      <w:r>
-        <w:t>”</w:t>
-      </w:r>
-      <w:r>
-        <w:t>.</w:t>
-      </w:r>
-      <w:r>
-        <w:br/>
-        <w:t xml:space="preserve">La estructura generada se muestra en la </w:t>
-      </w:r>
-      <w:r>
-        <w:rPr>
-          <w:i/>
-          <w:iCs/>
-        </w:rPr>
-        <w:t xml:space="preserve">“Figura </w:t>
-      </w:r>
-      <w:r>
-        <w:rPr>
-          <w:i/>
-          <w:iCs/>
-        </w:rPr>
-        <w:t>9</w:t>
-      </w:r>
-      <w:r>
-        <w:rPr>
-          <w:i/>
-          <w:iCs/>
-        </w:rPr>
-        <w:t>: Directorio de configuración – historia.”</w:t>
-      </w:r>
-    </w:p>
-    <w:p>
-      <w:r>
-        <w:rPr>
-          <w:noProof/>
-        </w:rPr>
-        <w:lastRenderedPageBreak/>
-        <w:drawing>
-          <wp:inline distT="0" distB="0" distL="0" distR="0" wp14:anchorId="36D42637" wp14:editId="472EC5EC">
-            <wp:extent cx="5612130" cy="2717800"/>
-            <wp:effectExtent l="19050" t="19050" r="26670" b="25400"/>
-            <wp:docPr id="815862478" name="Imagen 1"/>
-            <wp:cNvGraphicFramePr>
-              <a:graphicFrameLocks xmlns:a="http://schemas.openxmlformats.org/drawingml/2006/main" noChangeAspect="1"/>
-            </wp:cNvGraphicFramePr>
-            <a:graphic xmlns:a="http://schemas.openxmlformats.org/drawingml/2006/main">
-              <a:graphicData uri="http://schemas.openxmlformats.org/drawingml/2006/picture">
-                <pic:pic xmlns:pic="http://schemas.openxmlformats.org/drawingml/2006/picture">
-                  <pic:nvPicPr>
-                    <pic:cNvPr id="815862478" name=""/>
-                    <pic:cNvPicPr/>
-                  </pic:nvPicPr>
-                  <pic:blipFill>
-                    <a:blip r:embed="rId15"/>
-                    <a:stretch>
-                      <a:fillRect/>
-                    </a:stretch>
-                  </pic:blipFill>
-                  <pic:spPr>
-                    <a:xfrm>
-                      <a:off x="0" y="0"/>
-                      <a:ext cx="5612130" cy="2717800"/>
+                      <a:ext cx="2819794" cy="4353533"/>
                     </a:xfrm>
                     <a:prstGeom prst="rect">
                       <a:avLst/>
@@ -3052,8 +1727,48 @@
       <w:pPr>
         <w:jc w:val="center"/>
         <w:rPr>
-          <w:i/>
-          <w:iCs/>
+          <w:sz w:val="18"/>
+          <w:szCs w:val="18"/>
+        </w:rPr>
+      </w:pPr>
+      <w:r>
+        <w:rPr>
+          <w:sz w:val="18"/>
+          <w:szCs w:val="18"/>
+        </w:rPr>
+        <w:t xml:space="preserve">Figura </w:t>
+      </w:r>
+      <w:r>
+        <w:rPr>
+          <w:sz w:val="18"/>
+          <w:szCs w:val="18"/>
+        </w:rPr>
+        <w:t>4</w:t>
+      </w:r>
+      <w:r>
+        <w:rPr>
+          <w:sz w:val="18"/>
+          <w:szCs w:val="18"/>
+        </w:rPr>
+        <w:t>: Directorio resultados</w:t>
+      </w:r>
+      <w:r>
+        <w:rPr>
+          <w:sz w:val="18"/>
+          <w:szCs w:val="18"/>
+        </w:rPr>
+        <w:t>.</w:t>
+      </w:r>
+      <w:bookmarkStart w:id="1" w:name="_Hlk212213707"/>
+    </w:p>
+    <w:p>
+      <w:pPr>
+        <w:pStyle w:val="Prrafodelista"/>
+        <w:numPr>
+          <w:ilvl w:val="0"/>
+          <w:numId w:val="46"/>
+        </w:numPr>
+        <w:rPr>
           <w:sz w:val="28"/>
           <w:szCs w:val="28"/>
           <w:vertAlign w:val="superscript"/>
@@ -3061,81 +1776,698 @@
       </w:pPr>
       <w:r>
         <w:rPr>
+          <w:b/>
+          <w:bCs/>
+        </w:rPr>
+        <w:t>Inv</w:t>
+      </w:r>
+      <w:r>
+        <w:rPr>
+          <w:b/>
+          <w:bCs/>
+        </w:rPr>
+        <w:t>á</w:t>
+      </w:r>
+      <w:r>
+        <w:rPr>
+          <w:b/>
+          <w:bCs/>
+        </w:rPr>
+        <w:t xml:space="preserve">lidos: </w:t>
+      </w:r>
+      <w:r>
+        <w:t>Esta hoja contiene los archivos que han sido clasificados como inválidos por alguna de las siguientes razones:</w:t>
+      </w:r>
+      <w:bookmarkEnd w:id="1"/>
+    </w:p>
+    <w:p>
+      <w:pPr>
+        <w:pStyle w:val="Prrafodelista"/>
+        <w:numPr>
+          <w:ilvl w:val="0"/>
+          <w:numId w:val="32"/>
+        </w:numPr>
+      </w:pPr>
+      <w:r>
+        <w:rPr>
+          <w:b/>
+          <w:bCs/>
+        </w:rPr>
+        <w:t>Error en nombre de documento</w:t>
+      </w:r>
+      <w:r>
+        <w:t>:</w:t>
+      </w:r>
+      <w:r>
+        <w:br/>
+        <w:t xml:space="preserve">Archivos cuyo nombre </w:t>
+      </w:r>
+      <w:r>
+        <w:t>no cumple con el formato esperado</w:t>
+      </w:r>
+      <w:r>
+        <w:t>, el cual debe incluir, en el orden correspondiente:</w:t>
+      </w:r>
+    </w:p>
+    <w:p>
+      <w:pPr>
+        <w:pStyle w:val="Prrafodelista"/>
+        <w:numPr>
+          <w:ilvl w:val="0"/>
+          <w:numId w:val="36"/>
+        </w:numPr>
+      </w:pPr>
+      <w:r>
+        <w:t>C</w:t>
+      </w:r>
+      <w:r>
+        <w:t>ódigo del servicio</w:t>
+      </w:r>
+      <w:r>
+        <w:t>.</w:t>
+      </w:r>
+    </w:p>
+    <w:p>
+      <w:pPr>
+        <w:pStyle w:val="Prrafodelista"/>
+        <w:numPr>
+          <w:ilvl w:val="0"/>
+          <w:numId w:val="36"/>
+        </w:numPr>
+      </w:pPr>
+      <w:r>
+        <w:t>Código del establecimiento</w:t>
+      </w:r>
+      <w:r>
+        <w:t>.</w:t>
+      </w:r>
+    </w:p>
+    <w:p>
+      <w:pPr>
+        <w:pStyle w:val="Prrafodelista"/>
+        <w:numPr>
+          <w:ilvl w:val="0"/>
+          <w:numId w:val="36"/>
+        </w:numPr>
+      </w:pPr>
+      <w:r>
+        <w:t>Serie</w:t>
+      </w:r>
+      <w:r>
+        <w:t>.</w:t>
+      </w:r>
+    </w:p>
+    <w:p>
+      <w:pPr>
+        <w:pStyle w:val="Prrafodelista"/>
+        <w:numPr>
+          <w:ilvl w:val="0"/>
+          <w:numId w:val="36"/>
+        </w:numPr>
+      </w:pPr>
+      <w:r>
+        <w:t>Mes del período</w:t>
+      </w:r>
+      <w:r>
+        <w:t>.</w:t>
+      </w:r>
+    </w:p>
+    <w:p>
+      <w:pPr>
+        <w:pStyle w:val="Prrafodelista"/>
+        <w:numPr>
+          <w:ilvl w:val="0"/>
+          <w:numId w:val="36"/>
+        </w:numPr>
+      </w:pPr>
+      <w:r>
+        <w:t>Versión</w:t>
+      </w:r>
+    </w:p>
+    <w:p>
+      <w:pPr>
+        <w:ind w:left="720"/>
+        <w:rPr>
           <w:i/>
           <w:iCs/>
+        </w:rPr>
+      </w:pPr>
+      <w:r>
+        <w:lastRenderedPageBreak/>
+        <w:t>Este formato está descrito en la</w:t>
+      </w:r>
+      <w:r>
+        <w:t xml:space="preserve"> </w:t>
+      </w:r>
+      <w:r>
+        <w:t>“</w:t>
+      </w:r>
+      <w:r>
+        <w:rPr>
+          <w:i/>
+          <w:iCs/>
+        </w:rPr>
+        <w:t>Figura 2: Tabla desglose formato de nombre de RE</w:t>
+      </w:r>
+      <w:r>
+        <w:rPr>
+          <w:i/>
+          <w:iCs/>
+        </w:rPr>
+        <w:t>M</w:t>
+      </w:r>
+      <w:r>
+        <w:rPr>
+          <w:i/>
+          <w:iCs/>
+        </w:rPr>
+        <w:t>.</w:t>
+      </w:r>
+      <w:r>
+        <w:rPr>
+          <w:i/>
+          <w:iCs/>
+        </w:rPr>
+        <w:t>”</w:t>
+      </w:r>
+    </w:p>
+    <w:p>
+      <w:pPr>
+        <w:pStyle w:val="Prrafodelista"/>
+        <w:numPr>
+          <w:ilvl w:val="0"/>
+          <w:numId w:val="32"/>
+        </w:numPr>
+      </w:pPr>
+      <w:r>
+        <w:rPr>
+          <w:b/>
+          <w:bCs/>
+        </w:rPr>
+        <w:t>Archivo con versión más antigua del grupo a comparar:</w:t>
+      </w:r>
+      <w:r>
+        <w:t xml:space="preserve"> </w:t>
+      </w:r>
+      <w:r>
+        <w:t>Archivos que tienen una pareja válida</w:t>
+      </w:r>
+      <w:r>
+        <w:t xml:space="preserve">, </w:t>
+      </w:r>
+      <w:r>
+        <w:t>otro archivo con el mismo nombre base, pero diferente número de versión, y pertenecen a una versión anterior dentro del mismo grupo.</w:t>
+      </w:r>
+      <w:r>
+        <w:br/>
+        <w:t xml:space="preserve">Por ejemplo, si existen los archivos </w:t>
+      </w:r>
+      <w:r>
+        <w:t>“</w:t>
+      </w:r>
+      <w:r>
+        <w:t>111100A01V1.xlsm</w:t>
+      </w:r>
+      <w:r>
+        <w:t>”</w:t>
+      </w:r>
+      <w:r>
+        <w:t xml:space="preserve">, </w:t>
+      </w:r>
+      <w:r>
+        <w:t>“</w:t>
+      </w:r>
+      <w:r>
+        <w:t>111100A01V2.xlsm</w:t>
+      </w:r>
+      <w:r>
+        <w:t>”</w:t>
+      </w:r>
+      <w:r>
+        <w:t xml:space="preserve">, </w:t>
+      </w:r>
+      <w:r>
+        <w:t>“</w:t>
+      </w:r>
+      <w:r>
+        <w:t>111100A01V3.xlsm</w:t>
+      </w:r>
+      <w:r>
+        <w:t>”</w:t>
+      </w:r>
+      <w:r>
+        <w:t xml:space="preserve"> y </w:t>
+      </w:r>
+      <w:r>
+        <w:t>“</w:t>
+      </w:r>
+      <w:r>
+        <w:t>111100A01V4.xlsm</w:t>
+      </w:r>
+      <w:r>
+        <w:t>”</w:t>
+      </w:r>
+      <w:r>
+        <w:t>, solo se compararán las dos últimas versiones más recientes</w:t>
+      </w:r>
+      <w:r>
+        <w:t xml:space="preserve">, </w:t>
+      </w:r>
+      <w:r>
+        <w:t>V3 y V4. Las versiones anteriores</w:t>
+      </w:r>
+      <w:r>
+        <w:t xml:space="preserve">, </w:t>
+      </w:r>
+      <w:r>
+        <w:t>V1 y V2 serán reportadas como inválidas</w:t>
+      </w:r>
+      <w:r>
+        <w:t>.</w:t>
+      </w:r>
+    </w:p>
+    <w:p>
+      <w:pPr>
+        <w:pStyle w:val="Prrafodelista"/>
+        <w:numPr>
+          <w:ilvl w:val="0"/>
+          <w:numId w:val="32"/>
+        </w:numPr>
+      </w:pPr>
+      <w:r>
+        <w:rPr>
+          <w:b/>
+          <w:bCs/>
+        </w:rPr>
+        <w:t>No cuenta con un segundo documento para ser comparado:</w:t>
+      </w:r>
+      <w:r>
+        <w:t xml:space="preserve"> </w:t>
+      </w:r>
+      <w:r>
+        <w:t>Archivos que no tienen una pareja correspondiente con el mismo nombre base y distinta versión, lo que imposibilita realizar una comparación válida.</w:t>
+      </w:r>
+    </w:p>
+    <w:p>
+      <w:pPr>
+        <w:pStyle w:val="Prrafodelista"/>
+        <w:numPr>
+          <w:ilvl w:val="0"/>
+          <w:numId w:val="32"/>
+        </w:numPr>
+      </w:pPr>
+      <w:r>
+        <w:rPr>
+          <w:b/>
+          <w:bCs/>
+        </w:rPr>
+        <w:t xml:space="preserve">El documento está dañado: </w:t>
+      </w:r>
+      <w:r>
+        <w:t>Archivos que presentan errores al intentar abrirlos o cargar su contenido, ya sea por estar corruptos o por contener estructuras no compatibles con el proceso.</w:t>
+      </w:r>
+    </w:p>
+    <w:p>
+      <w:pPr>
+        <w:pStyle w:val="Prrafodelista"/>
+        <w:numPr>
+          <w:ilvl w:val="0"/>
+          <w:numId w:val="32"/>
+        </w:numPr>
+      </w:pPr>
+      <w:r>
+        <w:rPr>
+          <w:b/>
+          <w:bCs/>
+        </w:rPr>
+        <w:t>No se encontraron registros:</w:t>
+      </w:r>
+      <w:r>
+        <w:t xml:space="preserve"> Si </w:t>
+      </w:r>
+      <w:r>
+        <w:t>el aplicativo no</w:t>
+      </w:r>
+      <w:r>
+        <w:t xml:space="preserve"> </w:t>
+      </w:r>
+      <w:r>
+        <w:t>detecta algun</w:t>
+      </w:r>
+      <w:r>
+        <w:t>o</w:t>
+      </w:r>
+      <w:r>
+        <w:t xml:space="preserve"> de est</w:t>
+      </w:r>
+      <w:r>
+        <w:t>o</w:t>
+      </w:r>
+      <w:r>
+        <w:t xml:space="preserve">s </w:t>
+      </w:r>
+      <w:r>
+        <w:t>errores</w:t>
+      </w:r>
+      <w:r>
+        <w:t xml:space="preserve"> m</w:t>
+      </w:r>
+      <w:r>
+        <w:t>o</w:t>
+      </w:r>
+      <w:r>
+        <w:t>stra</w:t>
+      </w:r>
+      <w:r>
+        <w:t>rá est</w:t>
+      </w:r>
+      <w:r>
+        <w:t>a observación.</w:t>
+      </w:r>
+    </w:p>
+    <w:p>
+      <w:pPr>
+        <w:pStyle w:val="Prrafodelista"/>
+      </w:pPr>
+    </w:p>
+    <w:p>
+      <w:pPr>
+        <w:pStyle w:val="Prrafodelista"/>
+        <w:numPr>
+          <w:ilvl w:val="0"/>
+          <w:numId w:val="45"/>
+        </w:numPr>
+      </w:pPr>
+      <w:r>
+        <w:rPr>
+          <w:b/>
+          <w:bCs/>
+        </w:rPr>
+        <w:t>P</w:t>
+      </w:r>
+      <w:r>
+        <w:rPr>
+          <w:b/>
+          <w:bCs/>
+        </w:rPr>
+        <w:t>ortadas:</w:t>
+      </w:r>
+      <w:r>
+        <w:t xml:space="preserve"> </w:t>
+      </w:r>
+      <w:r>
+        <w:t>Esta hoja</w:t>
+      </w:r>
+      <w:r>
+        <w:t xml:space="preserve"> contiene el reporte de validación de portadas de los archivos REM procesados. La estructura de este reporte se detalla en </w:t>
+      </w:r>
+      <w:r>
+        <w:rPr>
+          <w:i/>
+          <w:iCs/>
+        </w:rPr>
+        <w:t xml:space="preserve">la </w:t>
+      </w:r>
+      <w:r>
+        <w:rPr>
+          <w:i/>
+          <w:iCs/>
+        </w:rPr>
+        <w:t>“</w:t>
+      </w:r>
+      <w:r>
+        <w:rPr>
+          <w:i/>
+          <w:iCs/>
+        </w:rPr>
+        <w:t>Figura 5: Diccionario del reporte de portadas</w:t>
+      </w:r>
+      <w:r>
+        <w:rPr>
+          <w:i/>
+          <w:iCs/>
+        </w:rPr>
+        <w:t>”</w:t>
+      </w:r>
+      <w:r>
+        <w:t xml:space="preserve">, donde se </w:t>
+      </w:r>
+      <w:r>
+        <w:t>detallan</w:t>
+      </w:r>
+      <w:r>
+        <w:t xml:space="preserve"> los campos </w:t>
+      </w:r>
+      <w:r>
+        <w:t>incluidos</w:t>
+      </w:r>
+      <w:r>
+        <w:t xml:space="preserve">, sus </w:t>
+      </w:r>
+      <w:r>
+        <w:t xml:space="preserve">definiciones </w:t>
+      </w:r>
+      <w:r>
+        <w:t>y valores posibles.</w:t>
+      </w:r>
+    </w:p>
+    <w:p>
+      <w:pPr>
+        <w:pStyle w:val="Prrafodelista"/>
+      </w:pPr>
+      <w:r>
+        <w:t xml:space="preserve">El objetivo principal de este reporte es identificar inconsistencias entre los datos declarados en la hoja </w:t>
+      </w:r>
+      <w:r>
+        <w:rPr>
+          <w:i/>
+          <w:iCs/>
+        </w:rPr>
+        <w:t>“NOMBRE”</w:t>
+      </w:r>
+      <w:r>
+        <w:t xml:space="preserve"> de cada archivo REM</w:t>
+      </w:r>
+      <w:r>
+        <w:t xml:space="preserve">, </w:t>
+      </w:r>
+      <w:r>
+        <w:t xml:space="preserve">el </w:t>
+      </w:r>
+      <w:r>
+        <w:t xml:space="preserve">consolidado de nombres usados por cada establecimiento </w:t>
+      </w:r>
+      <w:r>
+        <w:t>y las referencias oficiales, incluyendo:</w:t>
+      </w:r>
+    </w:p>
+    <w:p>
+      <w:pPr>
+        <w:pStyle w:val="Prrafodelista"/>
+        <w:numPr>
+          <w:ilvl w:val="0"/>
+          <w:numId w:val="32"/>
+        </w:numPr>
+      </w:pPr>
+      <w:r>
+        <w:t>Coincidencia entre el nombre del archivo y la información contenida en la portada.</w:t>
+      </w:r>
+    </w:p>
+    <w:p>
+      <w:pPr>
+        <w:pStyle w:val="Prrafodelista"/>
+        <w:numPr>
+          <w:ilvl w:val="0"/>
+          <w:numId w:val="32"/>
+        </w:numPr>
+      </w:pPr>
+      <w:r>
+        <w:t>Verificación del código y nombre del establecimiento.</w:t>
+      </w:r>
+    </w:p>
+    <w:p>
+      <w:pPr>
+        <w:pStyle w:val="Prrafodelista"/>
+        <w:numPr>
+          <w:ilvl w:val="0"/>
+          <w:numId w:val="32"/>
+        </w:numPr>
+      </w:pPr>
+      <w:r>
+        <w:t>Validación de la comuna y el mes del período</w:t>
+      </w:r>
+      <w:r>
+        <w:t xml:space="preserve"> informado</w:t>
+      </w:r>
+      <w:r>
+        <w:t>.</w:t>
+      </w:r>
+    </w:p>
+    <w:p>
+      <w:pPr>
+        <w:pStyle w:val="Prrafodelista"/>
+        <w:numPr>
+          <w:ilvl w:val="0"/>
+          <w:numId w:val="32"/>
+        </w:numPr>
+      </w:pPr>
+      <w:r>
+        <w:t xml:space="preserve">Revisión de la versión de la serie, </w:t>
+      </w:r>
+      <w:r>
+        <w:t xml:space="preserve">conforme a </w:t>
+      </w:r>
+      <w:r>
+        <w:t>los archivos de control del aplicativo.</w:t>
+      </w:r>
+    </w:p>
+    <w:p>
+      <w:pPr>
+        <w:ind w:left="360"/>
+      </w:pPr>
+      <w:r>
+        <w:t xml:space="preserve">En la columna </w:t>
+      </w:r>
+      <w:r>
+        <w:rPr>
+          <w:i/>
+          <w:iCs/>
+        </w:rPr>
+        <w:t xml:space="preserve">“estado_final” </w:t>
+      </w:r>
+      <w:r>
+        <w:t>se presenta el resultado global de todas las validaciones incluidas en esta hoja:</w:t>
+      </w:r>
+    </w:p>
+    <w:p>
+      <w:pPr>
+        <w:pStyle w:val="Prrafodelista"/>
+        <w:numPr>
+          <w:ilvl w:val="0"/>
+          <w:numId w:val="32"/>
+        </w:numPr>
+      </w:pPr>
+      <w:r>
+        <w:t xml:space="preserve">Se mostrará </w:t>
+      </w:r>
+      <w:r>
+        <w:rPr>
+          <w:i/>
+          <w:iCs/>
+        </w:rPr>
+        <w:t>“OK”</w:t>
+      </w:r>
+      <w:r>
+        <w:t xml:space="preserve"> cuando todas las verificaciones sean correctas.</w:t>
+      </w:r>
+    </w:p>
+    <w:p>
+      <w:pPr>
+        <w:pStyle w:val="Prrafodelista"/>
+        <w:numPr>
+          <w:ilvl w:val="0"/>
+          <w:numId w:val="32"/>
+        </w:numPr>
+      </w:pPr>
+      <w:r>
+        <w:lastRenderedPageBreak/>
+        <w:t xml:space="preserve">Se mostrará </w:t>
+      </w:r>
+      <w:r>
+        <w:rPr>
+          <w:i/>
+          <w:iCs/>
+        </w:rPr>
+        <w:t>“ERROR”</w:t>
+      </w:r>
+      <w:r>
+        <w:t xml:space="preserve"> si al menos una validación contiene una observación incorrecta.</w:t>
+      </w:r>
+    </w:p>
+    <w:p>
+      <w:pPr>
+        <w:ind w:left="360"/>
+      </w:pPr>
+      <w:r>
+        <w:t xml:space="preserve">Nota: Para las columnas </w:t>
+      </w:r>
+      <w:r>
+        <w:rPr>
+          <w:i/>
+          <w:iCs/>
+        </w:rPr>
+        <w:t xml:space="preserve">“valida_establecimiento_nombre_oficial” </w:t>
+      </w:r>
+      <w:r>
+        <w:t xml:space="preserve">y </w:t>
+      </w:r>
+      <w:r>
+        <w:rPr>
+          <w:i/>
+          <w:iCs/>
+        </w:rPr>
+        <w:t>“valida_establecimiento_nombre_alias”</w:t>
+      </w:r>
+      <w:r>
+        <w:rPr>
+          <w:i/>
+          <w:iCs/>
+        </w:rPr>
+        <w:t xml:space="preserve"> </w:t>
+      </w:r>
+      <w:r>
+        <w:t>se validarán de manera conjunta</w:t>
+      </w:r>
+      <w:r>
+        <w:rPr>
+          <w:i/>
+          <w:iCs/>
+        </w:rPr>
+        <w:t>,</w:t>
+      </w:r>
+      <w:r>
+        <w:t xml:space="preserve"> el resultado será </w:t>
+      </w:r>
+      <w:r>
+        <w:rPr>
+          <w:i/>
+          <w:iCs/>
+        </w:rPr>
+        <w:t>“OK”</w:t>
+      </w:r>
+      <w:r>
+        <w:t xml:space="preserve"> si al menos una de ellas posee el estado </w:t>
+      </w:r>
+      <w:r>
+        <w:rPr>
+          <w:i/>
+          <w:iCs/>
+        </w:rPr>
+        <w:t>“OK”.</w:t>
+      </w:r>
+    </w:p>
+    <w:p/>
+    <w:p>
+      <w:pPr>
+        <w:rPr>
           <w:sz w:val="28"/>
           <w:szCs w:val="28"/>
           <w:vertAlign w:val="superscript"/>
         </w:rPr>
-        <w:t>Figura</w:t>
-      </w:r>
-      <w:r>
-        <w:rPr>
-          <w:i/>
-          <w:iCs/>
+      </w:pPr>
+      <w:bookmarkStart w:id="2" w:name="_Hlk209431313"/>
+      <w:r>
+        <w:rPr>
+          <w:noProof/>
           <w:sz w:val="28"/>
           <w:szCs w:val="28"/>
           <w:vertAlign w:val="superscript"/>
         </w:rPr>
-        <w:t xml:space="preserve"> 7</w:t>
-      </w:r>
-      <w:r>
-        <w:rPr>
-          <w:i/>
-          <w:iCs/>
-          <w:sz w:val="28"/>
-          <w:szCs w:val="28"/>
-          <w:vertAlign w:val="superscript"/>
-        </w:rPr>
-        <w:t>:</w:t>
-      </w:r>
-      <w:r>
-        <w:rPr>
-          <w:i/>
-          <w:iCs/>
-          <w:sz w:val="28"/>
-          <w:szCs w:val="28"/>
-          <w:vertAlign w:val="superscript"/>
-        </w:rPr>
-        <w:t xml:space="preserve"> Archivo</w:t>
-      </w:r>
-      <w:r>
-        <w:rPr>
-          <w:i/>
-          <w:iCs/>
-          <w:sz w:val="28"/>
-          <w:szCs w:val="28"/>
-          <w:vertAlign w:val="superscript"/>
-        </w:rPr>
-        <w:t xml:space="preserve"> de </w:t>
-      </w:r>
-      <w:r>
-        <w:rPr>
-          <w:i/>
-          <w:iCs/>
-          <w:sz w:val="28"/>
-          <w:szCs w:val="28"/>
-          <w:vertAlign w:val="superscript"/>
-        </w:rPr>
-        <w:t>configuración cambios.log</w:t>
-      </w:r>
-    </w:p>
-    <w:p/>
-    <w:p/>
-    <w:p>
-      <w:pPr>
-        <w:jc w:val="center"/>
-      </w:pPr>
-      <w:r>
-        <w:rPr>
-          <w:noProof/>
-        </w:rPr>
-        <w:lastRenderedPageBreak/>
         <w:drawing>
-          <wp:inline distT="0" distB="0" distL="0" distR="0" wp14:anchorId="05FB90FE" wp14:editId="1F5B6819">
-            <wp:extent cx="2878475" cy="5471009"/>
-            <wp:effectExtent l="19050" t="19050" r="17145" b="15875"/>
-            <wp:docPr id="663757217" name="Imagen 4"/>
+          <wp:inline distT="0" distB="0" distL="0" distR="0" wp14:anchorId="111651D7" wp14:editId="5C42C045">
+            <wp:extent cx="5612130" cy="4255135"/>
+            <wp:effectExtent l="0" t="0" r="7620" b="0"/>
+            <wp:docPr id="1852059377" name="Imagen 1"/>
             <wp:cNvGraphicFramePr>
               <a:graphicFrameLocks xmlns:a="http://schemas.openxmlformats.org/drawingml/2006/main" noChangeAspect="1"/>
             </wp:cNvGraphicFramePr>
@@ -3143,7 +2475,801 @@
               <a:graphicData uri="http://schemas.openxmlformats.org/drawingml/2006/picture">
                 <pic:pic xmlns:pic="http://schemas.openxmlformats.org/drawingml/2006/picture">
                   <pic:nvPicPr>
-                    <pic:cNvPr id="663757217" name="Imagen 663757217"/>
+                    <pic:cNvPr id="1852059377" name=""/>
+                    <pic:cNvPicPr/>
+                  </pic:nvPicPr>
+                  <pic:blipFill>
+                    <a:blip r:embed="rId13"/>
+                    <a:stretch>
+                      <a:fillRect/>
+                    </a:stretch>
+                  </pic:blipFill>
+                  <pic:spPr>
+                    <a:xfrm>
+                      <a:off x="0" y="0"/>
+                      <a:ext cx="5612130" cy="4255135"/>
+                    </a:xfrm>
+                    <a:prstGeom prst="rect">
+                      <a:avLst/>
+                    </a:prstGeom>
+                  </pic:spPr>
+                </pic:pic>
+              </a:graphicData>
+            </a:graphic>
+          </wp:inline>
+        </w:drawing>
+      </w:r>
+    </w:p>
+    <w:p>
+      <w:pPr>
+        <w:jc w:val="center"/>
+        <w:rPr>
+          <w:sz w:val="20"/>
+          <w:szCs w:val="20"/>
+        </w:rPr>
+      </w:pPr>
+      <w:r>
+        <w:rPr>
+          <w:sz w:val="20"/>
+          <w:szCs w:val="20"/>
+        </w:rPr>
+        <w:t xml:space="preserve">Figura 5: Diccionario </w:t>
+      </w:r>
+      <w:r>
+        <w:rPr>
+          <w:sz w:val="20"/>
+          <w:szCs w:val="20"/>
+        </w:rPr>
+        <w:t xml:space="preserve">del </w:t>
+      </w:r>
+      <w:r>
+        <w:rPr>
+          <w:sz w:val="20"/>
+          <w:szCs w:val="20"/>
+        </w:rPr>
+        <w:t>reporte</w:t>
+      </w:r>
+      <w:r>
+        <w:rPr>
+          <w:sz w:val="20"/>
+          <w:szCs w:val="20"/>
+        </w:rPr>
+        <w:t xml:space="preserve"> de</w:t>
+      </w:r>
+      <w:r>
+        <w:rPr>
+          <w:sz w:val="20"/>
+          <w:szCs w:val="20"/>
+        </w:rPr>
+        <w:t xml:space="preserve"> portadas.</w:t>
+      </w:r>
+      <w:bookmarkEnd w:id="2"/>
+    </w:p>
+    <w:p>
+      <w:pPr>
+        <w:rPr>
+          <w:b/>
+          <w:bCs/>
+        </w:rPr>
+      </w:pPr>
+    </w:p>
+    <w:p>
+      <w:pPr>
+        <w:pStyle w:val="Prrafodelista"/>
+        <w:numPr>
+          <w:ilvl w:val="0"/>
+          <w:numId w:val="45"/>
+        </w:numPr>
+      </w:pPr>
+      <w:r>
+        <w:rPr>
+          <w:b/>
+          <w:bCs/>
+        </w:rPr>
+        <w:t>Error Formato de Celda</w:t>
+      </w:r>
+      <w:r>
+        <w:rPr>
+          <w:b/>
+          <w:bCs/>
+        </w:rPr>
+        <w:t>:</w:t>
+      </w:r>
+      <w:r>
+        <w:t xml:space="preserve"> </w:t>
+      </w:r>
+      <w:r>
+        <w:t xml:space="preserve">Esta hoja </w:t>
+      </w:r>
+      <w:r>
+        <w:t>presenta</w:t>
+      </w:r>
+      <w:r>
+        <w:t xml:space="preserve"> el reporte </w:t>
+      </w:r>
+      <w:r>
+        <w:rPr>
+          <w:i/>
+          <w:iCs/>
+        </w:rPr>
+        <w:t>“Error Formato de Celdas”</w:t>
+      </w:r>
+      <w:r>
+        <w:t xml:space="preserve"> </w:t>
+      </w:r>
+      <w:r>
+        <w:t xml:space="preserve">para </w:t>
+      </w:r>
+      <w:r>
+        <w:t>las series REM analizadas.</w:t>
+      </w:r>
+      <w:r>
+        <w:t xml:space="preserve"> </w:t>
+      </w:r>
+      <w:r>
+        <w:t>Su propósito es verificar que los valores contenidos en las celdas cumplan con los tipos de formato admitidos, asegurando que:</w:t>
+      </w:r>
+    </w:p>
+    <w:p>
+      <w:pPr>
+        <w:pStyle w:val="Prrafodelista"/>
+        <w:numPr>
+          <w:ilvl w:val="0"/>
+          <w:numId w:val="32"/>
+        </w:numPr>
+      </w:pPr>
+      <w:r>
+        <w:t>No existan valores no numéricos en celdas que exigen datos numéricos.</w:t>
+      </w:r>
+    </w:p>
+    <w:p>
+      <w:pPr>
+        <w:pStyle w:val="Prrafodelista"/>
+        <w:numPr>
+          <w:ilvl w:val="0"/>
+          <w:numId w:val="32"/>
+        </w:numPr>
+      </w:pPr>
+      <w:r>
+        <w:lastRenderedPageBreak/>
+        <w:t>No se registren números negativos en campos donde no están permitidos.</w:t>
+      </w:r>
+    </w:p>
+    <w:p>
+      <w:pPr>
+        <w:pStyle w:val="Prrafodelista"/>
+        <w:numPr>
+          <w:ilvl w:val="0"/>
+          <w:numId w:val="32"/>
+        </w:numPr>
+      </w:pPr>
+      <w:r>
+        <w:t>Las celdas que permiten la imputación de valores decimales los acepten correctamente.</w:t>
+      </w:r>
+    </w:p>
+    <w:p>
+      <w:pPr>
+        <w:ind w:left="360"/>
+      </w:pPr>
+      <w:r>
+        <w:t xml:space="preserve">La estructura de este reporte se detalla en la </w:t>
+      </w:r>
+      <w:r>
+        <w:rPr>
+          <w:i/>
+          <w:iCs/>
+        </w:rPr>
+        <w:t>“Figura 6: Diccionario de reporte Error Formato de Celda”</w:t>
+      </w:r>
+      <w:r>
+        <w:t>, donde se describen los campos incluidos, su significado y los valores posibles.</w:t>
+      </w:r>
+    </w:p>
+    <w:p>
+      <w:r>
+        <w:rPr>
+          <w:noProof/>
+        </w:rPr>
+        <w:drawing>
+          <wp:inline distT="0" distB="0" distL="0" distR="0" wp14:anchorId="2BC8B013" wp14:editId="7BF3B4EE">
+            <wp:extent cx="5314950" cy="1224915"/>
+            <wp:effectExtent l="0" t="0" r="0" b="0"/>
+            <wp:docPr id="436958494" name="Imagen 1"/>
+            <wp:cNvGraphicFramePr>
+              <a:graphicFrameLocks xmlns:a="http://schemas.openxmlformats.org/drawingml/2006/main" noChangeAspect="1"/>
+            </wp:cNvGraphicFramePr>
+            <a:graphic xmlns:a="http://schemas.openxmlformats.org/drawingml/2006/main">
+              <a:graphicData uri="http://schemas.openxmlformats.org/drawingml/2006/picture">
+                <pic:pic xmlns:pic="http://schemas.openxmlformats.org/drawingml/2006/picture">
+                  <pic:nvPicPr>
+                    <pic:cNvPr id="436958494" name=""/>
+                    <pic:cNvPicPr/>
+                  </pic:nvPicPr>
+                  <pic:blipFill>
+                    <a:blip r:embed="rId14"/>
+                    <a:stretch>
+                      <a:fillRect/>
+                    </a:stretch>
+                  </pic:blipFill>
+                  <pic:spPr>
+                    <a:xfrm>
+                      <a:off x="0" y="0"/>
+                      <a:ext cx="5314950" cy="1224915"/>
+                    </a:xfrm>
+                    <a:prstGeom prst="rect">
+                      <a:avLst/>
+                    </a:prstGeom>
+                  </pic:spPr>
+                </pic:pic>
+              </a:graphicData>
+            </a:graphic>
+          </wp:inline>
+        </w:drawing>
+      </w:r>
+    </w:p>
+    <w:p>
+      <w:pPr>
+        <w:jc w:val="center"/>
+        <w:rPr>
+          <w:sz w:val="20"/>
+          <w:szCs w:val="20"/>
+        </w:rPr>
+      </w:pPr>
+      <w:r>
+        <w:rPr>
+          <w:sz w:val="20"/>
+          <w:szCs w:val="20"/>
+        </w:rPr>
+        <w:t>Figura 6: Diccionario de reporte error formato de celda</w:t>
+      </w:r>
+      <w:r>
+        <w:rPr>
+          <w:sz w:val="20"/>
+          <w:szCs w:val="20"/>
+        </w:rPr>
+        <w:t>.</w:t>
+      </w:r>
+    </w:p>
+    <w:p>
+      <w:pPr>
+        <w:jc w:val="center"/>
+        <w:rPr>
+          <w:sz w:val="20"/>
+          <w:szCs w:val="20"/>
+        </w:rPr>
+      </w:pPr>
+    </w:p>
+    <w:p>
+      <w:r>
+        <w:t>En las observaciones del reporte pueden identificarse las siguientes situaciones:</w:t>
+      </w:r>
+    </w:p>
+    <w:p>
+      <w:pPr>
+        <w:pStyle w:val="Prrafodelista"/>
+        <w:numPr>
+          <w:ilvl w:val="0"/>
+          <w:numId w:val="32"/>
+        </w:numPr>
+      </w:pPr>
+      <w:r>
+        <w:t>La celda contiene un valor negativo.</w:t>
+      </w:r>
+    </w:p>
+    <w:p>
+      <w:pPr>
+        <w:pStyle w:val="Prrafodelista"/>
+        <w:numPr>
+          <w:ilvl w:val="0"/>
+          <w:numId w:val="32"/>
+        </w:numPr>
+      </w:pPr>
+      <w:r>
+        <w:t>La celda no tiene permitido imputar un valor Decimal y además contiene un valor negativo.</w:t>
+      </w:r>
+    </w:p>
+    <w:p>
+      <w:pPr>
+        <w:pStyle w:val="Prrafodelista"/>
+        <w:numPr>
+          <w:ilvl w:val="0"/>
+          <w:numId w:val="32"/>
+        </w:numPr>
+        <w:rPr>
+          <w:sz w:val="28"/>
+          <w:szCs w:val="28"/>
+        </w:rPr>
+      </w:pPr>
+      <w:r>
+        <w:t>La celda no tiene permitido imputar un valor Decimal</w:t>
+      </w:r>
+      <w:r>
+        <w:t>.</w:t>
+      </w:r>
+    </w:p>
+    <w:p>
+      <w:pPr>
+        <w:pStyle w:val="Prrafodelista"/>
+        <w:numPr>
+          <w:ilvl w:val="0"/>
+          <w:numId w:val="32"/>
+        </w:numPr>
+        <w:rPr>
+          <w:sz w:val="28"/>
+          <w:szCs w:val="28"/>
+        </w:rPr>
+      </w:pPr>
+      <w:r>
+        <w:t>La celda contiene valores de tipo no numéricos inválidos</w:t>
+      </w:r>
+      <w:r>
+        <w:t>.</w:t>
+      </w:r>
+    </w:p>
+    <w:p/>
+    <w:p>
+      <w:pPr>
+        <w:pStyle w:val="Prrafodelista"/>
+        <w:numPr>
+          <w:ilvl w:val="0"/>
+          <w:numId w:val="45"/>
+        </w:numPr>
+      </w:pPr>
+      <w:r>
+        <w:rPr>
+          <w:b/>
+          <w:bCs/>
+        </w:rPr>
+        <w:t>C</w:t>
+      </w:r>
+      <w:r>
+        <w:rPr>
+          <w:b/>
+          <w:bCs/>
+        </w:rPr>
+        <w:t>ambios:</w:t>
+      </w:r>
+      <w:r>
+        <w:t xml:space="preserve"> </w:t>
+      </w:r>
+      <w:r>
+        <w:t>E</w:t>
+      </w:r>
+      <w:r>
+        <w:t>n e</w:t>
+      </w:r>
+      <w:r>
+        <w:t>st</w:t>
+      </w:r>
+      <w:r>
+        <w:t>a hoja de</w:t>
+      </w:r>
+      <w:r>
+        <w:t xml:space="preserve"> reporte </w:t>
+      </w:r>
+      <w:r>
+        <w:t xml:space="preserve">se </w:t>
+      </w:r>
+      <w:r>
+        <w:t>identifica</w:t>
+      </w:r>
+      <w:r>
+        <w:t>n</w:t>
+      </w:r>
+      <w:r>
+        <w:t xml:space="preserve"> todas las modificaciones detectadas </w:t>
+      </w:r>
+      <w:r>
+        <w:t>en los valor</w:t>
+      </w:r>
+      <w:r>
+        <w:t>es</w:t>
+      </w:r>
+      <w:r>
+        <w:t xml:space="preserve"> </w:t>
+      </w:r>
+      <w:r>
+        <w:t>entre los archivos emparejados</w:t>
+      </w:r>
+    </w:p>
+    <w:p>
+      <w:pPr>
+        <w:pStyle w:val="Prrafodelista"/>
+      </w:pPr>
+      <w:r>
+        <w:t xml:space="preserve">La estructura del reporte es </w:t>
+      </w:r>
+      <w:r>
+        <w:t xml:space="preserve">como se muestra en la </w:t>
+      </w:r>
+      <w:r>
+        <w:rPr>
+          <w:i/>
+          <w:iCs/>
+        </w:rPr>
+        <w:t>“Figura 7: Diccionario reporte cambios”.</w:t>
+      </w:r>
+    </w:p>
+    <w:p>
+      <w:pPr>
+        <w:jc w:val="center"/>
+        <w:rPr>
+          <w:sz w:val="20"/>
+          <w:szCs w:val="20"/>
+        </w:rPr>
+      </w:pPr>
+      <w:r>
+        <w:rPr>
+          <w:noProof/>
+        </w:rPr>
+        <w:lastRenderedPageBreak/>
+        <w:drawing>
+          <wp:inline distT="0" distB="0" distL="0" distR="0" wp14:anchorId="2C9805CB" wp14:editId="5C99523D">
+            <wp:extent cx="5612130" cy="2828925"/>
+            <wp:effectExtent l="0" t="0" r="7620" b="9525"/>
+            <wp:docPr id="1694060674" name="Imagen 1"/>
+            <wp:cNvGraphicFramePr>
+              <a:graphicFrameLocks xmlns:a="http://schemas.openxmlformats.org/drawingml/2006/main" noChangeAspect="1"/>
+            </wp:cNvGraphicFramePr>
+            <a:graphic xmlns:a="http://schemas.openxmlformats.org/drawingml/2006/main">
+              <a:graphicData uri="http://schemas.openxmlformats.org/drawingml/2006/picture">
+                <pic:pic xmlns:pic="http://schemas.openxmlformats.org/drawingml/2006/picture">
+                  <pic:nvPicPr>
+                    <pic:cNvPr id="1694060674" name=""/>
+                    <pic:cNvPicPr/>
+                  </pic:nvPicPr>
+                  <pic:blipFill>
+                    <a:blip r:embed="rId15"/>
+                    <a:stretch>
+                      <a:fillRect/>
+                    </a:stretch>
+                  </pic:blipFill>
+                  <pic:spPr>
+                    <a:xfrm>
+                      <a:off x="0" y="0"/>
+                      <a:ext cx="5612130" cy="2828925"/>
+                    </a:xfrm>
+                    <a:prstGeom prst="rect">
+                      <a:avLst/>
+                    </a:prstGeom>
+                  </pic:spPr>
+                </pic:pic>
+              </a:graphicData>
+            </a:graphic>
+          </wp:inline>
+        </w:drawing>
+      </w:r>
+      <w:r>
+        <w:rPr>
+          <w:sz w:val="20"/>
+          <w:szCs w:val="20"/>
+        </w:rPr>
+        <w:t>Figura 7: Diccionario reporte cambios</w:t>
+      </w:r>
+    </w:p>
+    <w:p>
+      <w:pPr>
+        <w:jc w:val="center"/>
+        <w:rPr>
+          <w:sz w:val="28"/>
+          <w:szCs w:val="28"/>
+          <w:vertAlign w:val="superscript"/>
+        </w:rPr>
+      </w:pPr>
+    </w:p>
+    <w:p>
+      <w:pPr>
+        <w:jc w:val="center"/>
+        <w:rPr>
+          <w:b/>
+          <w:bCs/>
+        </w:rPr>
+      </w:pPr>
+      <w:r>
+        <w:rPr>
+          <w:b/>
+          <w:bCs/>
+        </w:rPr>
+        <w:t>Directorios y archivos de salida de configuración</w:t>
+      </w:r>
+    </w:p>
+    <w:p>
+      <w:pPr>
+        <w:pStyle w:val="Prrafodelista"/>
+        <w:numPr>
+          <w:ilvl w:val="0"/>
+          <w:numId w:val="47"/>
+        </w:numPr>
+      </w:pPr>
+      <w:r>
+        <w:t xml:space="preserve">Durante la ejecución, el aplicativo genera en el directorio </w:t>
+      </w:r>
+      <w:r>
+        <w:t>“</w:t>
+      </w:r>
+      <w:r>
+        <w:rPr>
+          <w:i/>
+          <w:iCs/>
+        </w:rPr>
+        <w:t>control”</w:t>
+      </w:r>
+      <w:r>
+        <w:t xml:space="preserve"> un archivo llamado </w:t>
+      </w:r>
+      <w:r>
+        <w:rPr>
+          <w:b/>
+          <w:bCs/>
+          <w:i/>
+          <w:iCs/>
+        </w:rPr>
+        <w:t>“cambios.log”</w:t>
+      </w:r>
+      <w:r>
+        <w:rPr>
+          <w:i/>
+          <w:iCs/>
+        </w:rPr>
+        <w:t>,</w:t>
+      </w:r>
+      <w:r>
+        <w:t xml:space="preserve"> donde se registran todos los errores</w:t>
+      </w:r>
+      <w:r>
+        <w:t xml:space="preserve">, </w:t>
+      </w:r>
+      <w:r>
+        <w:t>en caso de existir</w:t>
+      </w:r>
+      <w:r>
+        <w:t xml:space="preserve"> </w:t>
+      </w:r>
+      <w:r>
+        <w:t>y mensajes informativos relacionados con los procesos y tareas ejecutadas. Este archivo funciona como una bitácora que permite hacer seguimiento y auditoría de la ejecución.</w:t>
+      </w:r>
+      <w:r>
+        <w:br/>
+        <w:t xml:space="preserve">Véase la </w:t>
+      </w:r>
+      <w:r>
+        <w:t>“</w:t>
+      </w:r>
+      <w:r>
+        <w:rPr>
+          <w:i/>
+          <w:iCs/>
+        </w:rPr>
+        <w:t xml:space="preserve">Figura </w:t>
+      </w:r>
+      <w:r>
+        <w:rPr>
+          <w:i/>
+          <w:iCs/>
+        </w:rPr>
+        <w:t>8</w:t>
+      </w:r>
+      <w:r>
+        <w:rPr>
+          <w:i/>
+          <w:iCs/>
+        </w:rPr>
+        <w:t>: Archivo de configuración cambios.log”</w:t>
+      </w:r>
+      <w:r>
+        <w:t xml:space="preserve"> para una referencia visual.</w:t>
+      </w:r>
+    </w:p>
+    <w:p>
+      <w:pPr>
+        <w:pStyle w:val="Prrafodelista"/>
+      </w:pPr>
+      <w:r>
+        <w:t xml:space="preserve">Véase la </w:t>
+      </w:r>
+      <w:r>
+        <w:rPr>
+          <w:i/>
+          <w:iCs/>
+        </w:rPr>
+        <w:t xml:space="preserve">“Figura </w:t>
+      </w:r>
+      <w:r>
+        <w:rPr>
+          <w:i/>
+          <w:iCs/>
+        </w:rPr>
+        <w:t>9</w:t>
+      </w:r>
+      <w:r>
+        <w:rPr>
+          <w:i/>
+          <w:iCs/>
+        </w:rPr>
+        <w:t xml:space="preserve">: Directorio de configuración - cambios.log” </w:t>
+      </w:r>
+      <w:r>
+        <w:t>para revisar la estructura del directorio.</w:t>
+      </w:r>
+    </w:p>
+    <w:p>
+      <w:pPr>
+        <w:pStyle w:val="Prrafodelista"/>
+        <w:numPr>
+          <w:ilvl w:val="0"/>
+          <w:numId w:val="47"/>
+        </w:numPr>
+      </w:pPr>
+      <w:r>
+        <w:t xml:space="preserve">Asimismo, el aplicativo crea un nuevo directorio llamado </w:t>
+      </w:r>
+      <w:r>
+        <w:rPr>
+          <w:i/>
+          <w:iCs/>
+        </w:rPr>
+        <w:t>“</w:t>
+      </w:r>
+      <w:r>
+        <w:rPr>
+          <w:b/>
+          <w:bCs/>
+          <w:i/>
+          <w:iCs/>
+        </w:rPr>
+        <w:t>historia”</w:t>
+      </w:r>
+      <w:r>
+        <w:t xml:space="preserve">, </w:t>
+      </w:r>
+      <w:r>
+        <w:t>si es que no existe previamente</w:t>
+      </w:r>
+      <w:r>
+        <w:t xml:space="preserve">. </w:t>
+      </w:r>
+      <w:r>
+        <w:t>En este directorio se depositan, por cada ejecución, los siguientes elementos:</w:t>
+      </w:r>
+    </w:p>
+    <w:p>
+      <w:pPr>
+        <w:pStyle w:val="Prrafodelista"/>
+        <w:numPr>
+          <w:ilvl w:val="0"/>
+          <w:numId w:val="36"/>
+        </w:numPr>
+      </w:pPr>
+      <w:r>
+        <w:t xml:space="preserve">El directorio completo </w:t>
+      </w:r>
+      <w:r>
+        <w:rPr>
+          <w:i/>
+          <w:iCs/>
+        </w:rPr>
+        <w:t>“</w:t>
+      </w:r>
+      <w:r>
+        <w:rPr>
+          <w:b/>
+          <w:bCs/>
+          <w:i/>
+          <w:iCs/>
+        </w:rPr>
+        <w:t>control”</w:t>
+      </w:r>
+      <w:r>
+        <w:t>, con todo su contenido actual.</w:t>
+      </w:r>
+    </w:p>
+    <w:p>
+      <w:pPr>
+        <w:pStyle w:val="Prrafodelista"/>
+        <w:numPr>
+          <w:ilvl w:val="0"/>
+          <w:numId w:val="36"/>
+        </w:numPr>
+      </w:pPr>
+      <w:r>
+        <w:t>E</w:t>
+      </w:r>
+      <w:r>
+        <w:t xml:space="preserve">l directorio completo </w:t>
+      </w:r>
+      <w:r>
+        <w:t>“</w:t>
+      </w:r>
+      <w:r>
+        <w:rPr>
+          <w:b/>
+          <w:bCs/>
+          <w:i/>
+          <w:iCs/>
+        </w:rPr>
+        <w:t>resultados”</w:t>
+      </w:r>
+      <w:r>
+        <w:t>, con todos los archivos generados en la ejecución.</w:t>
+      </w:r>
+    </w:p>
+    <w:p>
+      <w:pPr>
+        <w:ind w:left="720"/>
+      </w:pPr>
+      <w:r>
+        <w:lastRenderedPageBreak/>
+        <w:t>Ambos directorios se comprimen en un archivo .zip, cuyo nombre corresponde a la fecha y hora de procesamiento, siguiendo el formato:</w:t>
+      </w:r>
+      <w:r>
+        <w:t xml:space="preserve"> “</w:t>
+      </w:r>
+      <w:r>
+        <w:t>yyyymmdd_hhmmss.zip</w:t>
+      </w:r>
+      <w:r>
+        <w:t>”</w:t>
+      </w:r>
+      <w:r>
+        <w:t>.</w:t>
+      </w:r>
+      <w:r>
+        <w:br/>
+        <w:t xml:space="preserve">La estructura generada se muestra en la </w:t>
+      </w:r>
+      <w:r>
+        <w:rPr>
+          <w:i/>
+          <w:iCs/>
+        </w:rPr>
+        <w:t xml:space="preserve">“Figura </w:t>
+      </w:r>
+      <w:r>
+        <w:rPr>
+          <w:i/>
+          <w:iCs/>
+        </w:rPr>
+        <w:t>10</w:t>
+      </w:r>
+      <w:r>
+        <w:rPr>
+          <w:i/>
+          <w:iCs/>
+        </w:rPr>
+        <w:t>: Directorio de configuración – historia.”</w:t>
+      </w:r>
+    </w:p>
+    <w:p>
+      <w:pPr>
+        <w:rPr>
+          <w:i/>
+          <w:iCs/>
+        </w:rPr>
+      </w:pPr>
+    </w:p>
+    <w:p>
+      <w:r>
+        <w:rPr>
+          <w:i/>
+          <w:iCs/>
+          <w:noProof/>
+          <w:sz w:val="28"/>
+          <w:szCs w:val="28"/>
+          <w:vertAlign w:val="superscript"/>
+        </w:rPr>
+        <w:drawing>
+          <wp:inline distT="0" distB="0" distL="0" distR="0" wp14:anchorId="2046050A" wp14:editId="6C769BDD">
+            <wp:extent cx="5612130" cy="2614295"/>
+            <wp:effectExtent l="19050" t="19050" r="26670" b="14605"/>
+            <wp:docPr id="2062426774" name="Imagen 8"/>
+            <wp:cNvGraphicFramePr>
+              <a:graphicFrameLocks xmlns:a="http://schemas.openxmlformats.org/drawingml/2006/main" noChangeAspect="1"/>
+            </wp:cNvGraphicFramePr>
+            <a:graphic xmlns:a="http://schemas.openxmlformats.org/drawingml/2006/main">
+              <a:graphicData uri="http://schemas.openxmlformats.org/drawingml/2006/picture">
+                <pic:pic xmlns:pic="http://schemas.openxmlformats.org/drawingml/2006/picture">
+                  <pic:nvPicPr>
+                    <pic:cNvPr id="2062426774" name="Imagen 2062426774"/>
                     <pic:cNvPicPr/>
                   </pic:nvPicPr>
                   <pic:blipFill>
@@ -3161,7 +3287,7 @@
                   <pic:spPr>
                     <a:xfrm>
                       <a:off x="0" y="0"/>
-                      <a:ext cx="2878475" cy="5471009"/>
+                      <a:ext cx="5612130" cy="2614295"/>
                     </a:xfrm>
                     <a:prstGeom prst="rect">
                       <a:avLst/>
@@ -3183,92 +3309,37 @@
       <w:pPr>
         <w:jc w:val="center"/>
         <w:rPr>
-          <w:i/>
-          <w:iCs/>
-          <w:sz w:val="28"/>
-          <w:szCs w:val="28"/>
-          <w:vertAlign w:val="superscript"/>
-        </w:rPr>
-      </w:pPr>
-      <w:r>
-        <w:rPr>
-          <w:i/>
-          <w:iCs/>
-          <w:sz w:val="28"/>
-          <w:szCs w:val="28"/>
-          <w:vertAlign w:val="superscript"/>
-        </w:rPr>
-        <w:t>Figur</w:t>
-      </w:r>
-      <w:r>
-        <w:rPr>
-          <w:i/>
-          <w:iCs/>
-          <w:sz w:val="28"/>
-          <w:szCs w:val="28"/>
-          <w:vertAlign w:val="superscript"/>
-        </w:rPr>
-        <w:t>a 8</w:t>
-      </w:r>
-      <w:r>
-        <w:rPr>
-          <w:i/>
-          <w:iCs/>
-          <w:sz w:val="28"/>
-          <w:szCs w:val="28"/>
-          <w:vertAlign w:val="superscript"/>
-        </w:rPr>
-        <w:t>:</w:t>
-      </w:r>
-      <w:r>
-        <w:rPr>
-          <w:i/>
-          <w:iCs/>
-          <w:sz w:val="28"/>
-          <w:szCs w:val="28"/>
-          <w:vertAlign w:val="superscript"/>
-        </w:rPr>
-        <w:t xml:space="preserve"> </w:t>
-      </w:r>
-      <w:r>
-        <w:rPr>
-          <w:i/>
-          <w:iCs/>
-          <w:sz w:val="28"/>
-          <w:szCs w:val="28"/>
-          <w:vertAlign w:val="superscript"/>
-        </w:rPr>
-        <w:t>Directorio de configuración</w:t>
-      </w:r>
-      <w:r>
-        <w:rPr>
-          <w:i/>
-          <w:iCs/>
-          <w:sz w:val="28"/>
-          <w:szCs w:val="28"/>
-          <w:vertAlign w:val="superscript"/>
-        </w:rPr>
-        <w:t xml:space="preserve"> - cambios.log</w:t>
-      </w:r>
-    </w:p>
+          <w:sz w:val="20"/>
+          <w:szCs w:val="20"/>
+        </w:rPr>
+      </w:pPr>
+      <w:r>
+        <w:rPr>
+          <w:sz w:val="20"/>
+          <w:szCs w:val="20"/>
+        </w:rPr>
+        <w:t>Figura</w:t>
+      </w:r>
+      <w:r>
+        <w:rPr>
+          <w:sz w:val="20"/>
+          <w:szCs w:val="20"/>
+        </w:rPr>
+        <w:t xml:space="preserve"> 8</w:t>
+      </w:r>
+      <w:r>
+        <w:rPr>
+          <w:sz w:val="20"/>
+          <w:szCs w:val="20"/>
+        </w:rPr>
+        <w:t>: Archivo de configuración cambios.log</w:t>
+      </w:r>
+    </w:p>
+    <w:p/>
+    <w:p/>
     <w:p>
       <w:pPr>
         <w:jc w:val="center"/>
-      </w:pPr>
-    </w:p>
-    <w:p>
-      <w:pPr>
-        <w:pStyle w:val="Prrafodelista"/>
-        <w:jc w:val="center"/>
-        <w:rPr>
-          <w14:textOutline w14:w="6350" w14:cap="rnd" w14:cmpd="sng" w14:algn="ctr">
-            <w14:solidFill>
-              <w14:schemeClr w14:val="tx1"/>
-            </w14:solidFill>
-            <w14:prstDash w14:val="solid"/>
-            <w14:bevel/>
-          </w14:textOutline>
-        </w:rPr>
       </w:pPr>
       <w:r>
         <w:rPr>
@@ -3276,10 +3347,10 @@
         </w:rPr>
         <w:lastRenderedPageBreak/>
         <w:drawing>
-          <wp:inline distT="0" distB="0" distL="0" distR="0" wp14:anchorId="0B22FCE4" wp14:editId="7B0B2446">
-            <wp:extent cx="2878475" cy="5471009"/>
-            <wp:effectExtent l="19050" t="19050" r="17145" b="15875"/>
-            <wp:docPr id="1859636403" name="Imagen 3"/>
+          <wp:inline distT="0" distB="0" distL="0" distR="0" wp14:anchorId="54236E97" wp14:editId="4C7DFBE0">
+            <wp:extent cx="2819794" cy="4353533"/>
+            <wp:effectExtent l="19050" t="19050" r="19050" b="28575"/>
+            <wp:docPr id="1398973070" name="Imagen 6"/>
             <wp:cNvGraphicFramePr>
               <a:graphicFrameLocks xmlns:a="http://schemas.openxmlformats.org/drawingml/2006/main" noChangeAspect="1"/>
             </wp:cNvGraphicFramePr>
@@ -3287,7 +3358,7 @@
               <a:graphicData uri="http://schemas.openxmlformats.org/drawingml/2006/picture">
                 <pic:pic xmlns:pic="http://schemas.openxmlformats.org/drawingml/2006/picture">
                   <pic:nvPicPr>
-                    <pic:cNvPr id="1859636403" name="Imagen 1859636403"/>
+                    <pic:cNvPr id="1398973070" name="Imagen 1398973070"/>
                     <pic:cNvPicPr/>
                   </pic:nvPicPr>
                   <pic:blipFill>
@@ -3305,7 +3376,7 @@
                   <pic:spPr>
                     <a:xfrm>
                       <a:off x="0" y="0"/>
-                      <a:ext cx="2878475" cy="5471009"/>
+                      <a:ext cx="2819794" cy="4353533"/>
                     </a:xfrm>
                     <a:prstGeom prst="rect">
                       <a:avLst/>
@@ -3325,8 +3396,161 @@
     </w:p>
     <w:p>
       <w:pPr>
-        <w:pStyle w:val="Prrafodelista"/>
         <w:jc w:val="center"/>
+        <w:rPr>
+          <w:sz w:val="20"/>
+          <w:szCs w:val="20"/>
+        </w:rPr>
+      </w:pPr>
+      <w:r>
+        <w:rPr>
+          <w:sz w:val="20"/>
+          <w:szCs w:val="20"/>
+        </w:rPr>
+        <w:t>Figur</w:t>
+      </w:r>
+      <w:r>
+        <w:rPr>
+          <w:sz w:val="20"/>
+          <w:szCs w:val="20"/>
+        </w:rPr>
+        <w:t xml:space="preserve">a </w:t>
+      </w:r>
+      <w:r>
+        <w:rPr>
+          <w:sz w:val="20"/>
+          <w:szCs w:val="20"/>
+        </w:rPr>
+        <w:t>9</w:t>
+      </w:r>
+      <w:r>
+        <w:rPr>
+          <w:sz w:val="20"/>
+          <w:szCs w:val="20"/>
+        </w:rPr>
+        <w:t xml:space="preserve">: </w:t>
+      </w:r>
+      <w:r>
+        <w:rPr>
+          <w:sz w:val="20"/>
+          <w:szCs w:val="20"/>
+        </w:rPr>
+        <w:t>Directorio de configuración</w:t>
+      </w:r>
+      <w:r>
+        <w:rPr>
+          <w:sz w:val="20"/>
+          <w:szCs w:val="20"/>
+        </w:rPr>
+        <w:t xml:space="preserve"> - cambios.log</w:t>
+      </w:r>
+    </w:p>
+    <w:p/>
+    <w:p>
+      <w:pPr>
+        <w:jc w:val="center"/>
+        <w:rPr>
+          <w14:textOutline w14:w="6350" w14:cap="rnd" w14:cmpd="sng" w14:algn="ctr">
+            <w14:solidFill>
+              <w14:schemeClr w14:val="tx1"/>
+            </w14:solidFill>
+            <w14:prstDash w14:val="solid"/>
+            <w14:bevel/>
+          </w14:textOutline>
+        </w:rPr>
+      </w:pPr>
+      <w:r>
+        <w:rPr>
+          <w:noProof/>
+        </w:rPr>
+        <w:lastRenderedPageBreak/>
+        <w:drawing>
+          <wp:inline distT="0" distB="0" distL="0" distR="0" wp14:anchorId="467C4711" wp14:editId="755FB491">
+            <wp:extent cx="2819794" cy="4353533"/>
+            <wp:effectExtent l="19050" t="19050" r="19050" b="28575"/>
+            <wp:docPr id="1371299149" name="Imagen 7"/>
+            <wp:cNvGraphicFramePr>
+              <a:graphicFrameLocks xmlns:a="http://schemas.openxmlformats.org/drawingml/2006/main" noChangeAspect="1"/>
+            </wp:cNvGraphicFramePr>
+            <a:graphic xmlns:a="http://schemas.openxmlformats.org/drawingml/2006/main">
+              <a:graphicData uri="http://schemas.openxmlformats.org/drawingml/2006/picture">
+                <pic:pic xmlns:pic="http://schemas.openxmlformats.org/drawingml/2006/picture">
+                  <pic:nvPicPr>
+                    <pic:cNvPr id="1371299149" name="Imagen 1371299149"/>
+                    <pic:cNvPicPr/>
+                  </pic:nvPicPr>
+                  <pic:blipFill>
+                    <a:blip r:embed="rId18">
+                      <a:extLst>
+                        <a:ext uri="{28A0092B-C50C-407E-A947-70E740481C1C}">
+                          <a14:useLocalDpi xmlns:a14="http://schemas.microsoft.com/office/drawing/2010/main" val="0"/>
+                        </a:ext>
+                      </a:extLst>
+                    </a:blip>
+                    <a:stretch>
+                      <a:fillRect/>
+                    </a:stretch>
+                  </pic:blipFill>
+                  <pic:spPr>
+                    <a:xfrm>
+                      <a:off x="0" y="0"/>
+                      <a:ext cx="2819794" cy="4353533"/>
+                    </a:xfrm>
+                    <a:prstGeom prst="rect">
+                      <a:avLst/>
+                    </a:prstGeom>
+                    <a:ln w="6350">
+                      <a:solidFill>
+                        <a:schemeClr val="tx1"/>
+                      </a:solidFill>
+                    </a:ln>
+                  </pic:spPr>
+                </pic:pic>
+              </a:graphicData>
+            </a:graphic>
+          </wp:inline>
+        </w:drawing>
+      </w:r>
+    </w:p>
+    <w:p>
+      <w:pPr>
+        <w:jc w:val="center"/>
+        <w:rPr>
+          <w:sz w:val="20"/>
+          <w:szCs w:val="20"/>
+        </w:rPr>
+      </w:pPr>
+      <w:r>
+        <w:rPr>
+          <w:sz w:val="20"/>
+          <w:szCs w:val="20"/>
+        </w:rPr>
+        <w:t>Figura</w:t>
+      </w:r>
+      <w:r>
+        <w:rPr>
+          <w:sz w:val="20"/>
+          <w:szCs w:val="20"/>
+        </w:rPr>
+        <w:t xml:space="preserve"> </w:t>
+      </w:r>
+      <w:r>
+        <w:rPr>
+          <w:sz w:val="20"/>
+          <w:szCs w:val="20"/>
+        </w:rPr>
+        <w:t>10</w:t>
+      </w:r>
+      <w:r>
+        <w:rPr>
+          <w:sz w:val="20"/>
+          <w:szCs w:val="20"/>
+        </w:rPr>
+        <w:t>: Directorio de configuración - historia.</w:t>
+      </w:r>
+    </w:p>
+    <w:p>
+      <w:pPr>
         <w:rPr>
           <w:i/>
           <w:iCs/>
@@ -3335,74 +3559,10 @@
           <w:vertAlign w:val="superscript"/>
         </w:rPr>
       </w:pPr>
-      <w:r>
-        <w:rPr>
-          <w:i/>
-          <w:iCs/>
-          <w:sz w:val="28"/>
-          <w:szCs w:val="28"/>
-          <w:vertAlign w:val="superscript"/>
-        </w:rPr>
-        <w:t>Figura</w:t>
-      </w:r>
-      <w:r>
-        <w:rPr>
-          <w:i/>
-          <w:iCs/>
-          <w:sz w:val="28"/>
-          <w:szCs w:val="28"/>
-          <w:vertAlign w:val="superscript"/>
-        </w:rPr>
-        <w:t xml:space="preserve"> 9</w:t>
-      </w:r>
-      <w:r>
-        <w:rPr>
-          <w:i/>
-          <w:iCs/>
-          <w:sz w:val="28"/>
-          <w:szCs w:val="28"/>
-          <w:vertAlign w:val="superscript"/>
-        </w:rPr>
-        <w:t xml:space="preserve">: Directorio de </w:t>
-      </w:r>
-      <w:r>
-        <w:rPr>
-          <w:i/>
-          <w:iCs/>
-          <w:sz w:val="28"/>
-          <w:szCs w:val="28"/>
-          <w:vertAlign w:val="superscript"/>
-        </w:rPr>
-        <w:t>configuración -</w:t>
-      </w:r>
-      <w:r>
-        <w:rPr>
-          <w:i/>
-          <w:iCs/>
-          <w:sz w:val="28"/>
-          <w:szCs w:val="28"/>
-          <w:vertAlign w:val="superscript"/>
-        </w:rPr>
-        <w:t xml:space="preserve"> historia.</w:t>
-      </w:r>
-    </w:p>
-    <w:p>
-      <w:pPr>
-        <w:pStyle w:val="Prrafodelista"/>
-        <w:jc w:val="center"/>
-        <w:rPr>
-          <w:i/>
-          <w:iCs/>
-          <w:sz w:val="28"/>
-          <w:szCs w:val="28"/>
-          <w:vertAlign w:val="superscript"/>
-        </w:rPr>
-      </w:pPr>
-    </w:p>
-    <w:p/>
+    </w:p>
     <w:sectPr>
-      <w:headerReference w:type="default" r:id="rId18"/>
-      <w:footerReference w:type="default" r:id="rId19"/>
+      <w:headerReference w:type="default" r:id="rId19"/>
+      <w:footerReference w:type="default" r:id="rId20"/>
       <w:pgSz w:w="12240" w:h="15840"/>
       <w:pgMar w:top="1417" w:right="1701" w:bottom="1417" w:left="1701" w:header="708" w:footer="708" w:gutter="0"/>
       <w:pgNumType w:start="0"/>
@@ -3456,7 +3616,10 @@
           <w:jc w:val="center"/>
         </w:pPr>
         <w:r>
-          <w:t>Cambios Rem</w:t>
+          <w:t>Validador</w:t>
+        </w:r>
+        <w:r>
+          <w:t xml:space="preserve"> Rem</w:t>
         </w:r>
       </w:p>
       <w:p>
@@ -3587,6 +3750,97 @@
 <file path=word/numbering.xml><?xml version="1.0" encoding="utf-8"?>
 <w:numbering xmlns:wpc="http://schemas.microsoft.com/office/word/2010/wordprocessingCanvas" xmlns:cx="http://schemas.microsoft.com/office/drawing/2014/chartex" xmlns:cx1="http://schemas.microsoft.com/office/drawing/2015/9/8/chartex" xmlns:cx2="http://schemas.microsoft.com/office/drawing/2015/10/21/chartex" xmlns:cx3="http://schemas.microsoft.com/office/drawing/2016/5/9/chartex" xmlns:cx4="http://schemas.microsoft.com/office/drawing/2016/5/10/chartex" xmlns:cx5="http://schemas.microsoft.com/office/drawing/2016/5/11/chartex" xmlns:cx6="http://schemas.microsoft.com/office/drawing/2016/5/12/chartex" xmlns:cx7="http://schemas.microsoft.com/office/drawing/2016/5/13/chartex" xmlns:cx8="http://schemas.microsoft.com/office/drawing/2016/5/14/chartex" xmlns:mc="http://schemas.openxmlformats.org/markup-compatibility/2006" xmlns:aink="http://schemas.microsoft.com/office/drawing/2016/ink" xmlns:am3d="http://schemas.microsoft.com/office/drawing/2017/model3d" xmlns:o="urn:schemas-microsoft-com:office:office" xmlns:oel="http://schemas.microsoft.com/office/2019/extlst" xmlns:r="http://schemas.openxmlformats.org/officeDocument/2006/relationships" xmlns:m="http://schemas.openxmlformats.org/officeDocument/2006/math" xmlns:v="urn:schemas-microsoft-com:vml" xmlns:wp14="http://schemas.microsoft.com/office/word/2010/wordprocessingDrawing" xmlns:wp="http://schemas.openxmlformats.org/drawingml/2006/wordprocessingDrawing" xmlns:w10="urn:schemas-microsoft-com:office:word" xmlns:w="http://schemas.openxmlformats.org/wordprocessingml/2006/main" xmlns:w14="http://schemas.microsoft.com/office/word/2010/wordml" xmlns:w15="http://schemas.microsoft.com/office/word/2012/wordml" xmlns:w16cex="http://schemas.microsoft.com/office/word/2018/wordml/cex" xmlns:w16cid="http://schemas.microsoft.com/office/word/2016/wordml/cid" xmlns:w16="http://schemas.microsoft.com/office/word/2018/wordml" xmlns:w16du="http://schemas.microsoft.com/office/word/2023/wordml/word16du" xmlns:w16sdtdh="http://schemas.microsoft.com/office/word/2020/wordml/sdtdatahash" xmlns:w16sdtfl="http://schemas.microsoft.com/office/word/2024/wordml/sdtformatlock" xmlns:w16se="http://schemas.microsoft.com/office/word/2015/wordml/symex" xmlns:wpg="http://schemas.microsoft.com/office/word/2010/wordprocessingGroup" xmlns:wpi="http://schemas.microsoft.com/office/word/2010/wordprocessingInk" xmlns:wne="http://schemas.microsoft.com/office/word/2006/wordml" xmlns:wps="http://schemas.microsoft.com/office/word/2010/wordprocessingShape" mc:Ignorable="w14 w15 w16se w16cid w16 w16cex w16sdtdh w16sdtfl w16du wp14">
   <w:abstractNum w:abstractNumId="0" w15:restartNumberingAfterBreak="0">
+    <w:nsid w:val="02774874"/>
+    <w:multiLevelType w:val="hybridMultilevel"/>
+    <w:tmpl w:val="F91071F4"/>
+    <w:lvl w:ilvl="0" w:tplc="FFFFFFFF">
+      <w:start w:val="1"/>
+      <w:numFmt w:val="decimal"/>
+      <w:lvlText w:val="%1."/>
+      <w:lvlJc w:val="left"/>
+      <w:pPr>
+        <w:ind w:left="720" w:hanging="360"/>
+      </w:pPr>
+      <w:rPr>
+        <w:rFonts w:hint="default"/>
+        <w:b/>
+        <w:sz w:val="24"/>
+      </w:rPr>
+    </w:lvl>
+    <w:lvl w:ilvl="1" w:tplc="340A0019" w:tentative="1">
+      <w:start w:val="1"/>
+      <w:numFmt w:val="lowerLetter"/>
+      <w:lvlText w:val="%2."/>
+      <w:lvlJc w:val="left"/>
+      <w:pPr>
+        <w:ind w:left="1440" w:hanging="360"/>
+      </w:pPr>
+    </w:lvl>
+    <w:lvl w:ilvl="2" w:tplc="340A001B" w:tentative="1">
+      <w:start w:val="1"/>
+      <w:numFmt w:val="lowerRoman"/>
+      <w:lvlText w:val="%3."/>
+      <w:lvlJc w:val="right"/>
+      <w:pPr>
+        <w:ind w:left="2160" w:hanging="180"/>
+      </w:pPr>
+    </w:lvl>
+    <w:lvl w:ilvl="3" w:tplc="340A000F" w:tentative="1">
+      <w:start w:val="1"/>
+      <w:numFmt w:val="decimal"/>
+      <w:lvlText w:val="%4."/>
+      <w:lvlJc w:val="left"/>
+      <w:pPr>
+        <w:ind w:left="2880" w:hanging="360"/>
+      </w:pPr>
+    </w:lvl>
+    <w:lvl w:ilvl="4" w:tplc="340A0019" w:tentative="1">
+      <w:start w:val="1"/>
+      <w:numFmt w:val="lowerLetter"/>
+      <w:lvlText w:val="%5."/>
+      <w:lvlJc w:val="left"/>
+      <w:pPr>
+        <w:ind w:left="3600" w:hanging="360"/>
+      </w:pPr>
+    </w:lvl>
+    <w:lvl w:ilvl="5" w:tplc="340A001B" w:tentative="1">
+      <w:start w:val="1"/>
+      <w:numFmt w:val="lowerRoman"/>
+      <w:lvlText w:val="%6."/>
+      <w:lvlJc w:val="right"/>
+      <w:pPr>
+        <w:ind w:left="4320" w:hanging="180"/>
+      </w:pPr>
+    </w:lvl>
+    <w:lvl w:ilvl="6" w:tplc="340A000F" w:tentative="1">
+      <w:start w:val="1"/>
+      <w:numFmt w:val="decimal"/>
+      <w:lvlText w:val="%7."/>
+      <w:lvlJc w:val="left"/>
+      <w:pPr>
+        <w:ind w:left="5040" w:hanging="360"/>
+      </w:pPr>
+    </w:lvl>
+    <w:lvl w:ilvl="7" w:tplc="340A0019" w:tentative="1">
+      <w:start w:val="1"/>
+      <w:numFmt w:val="lowerLetter"/>
+      <w:lvlText w:val="%8."/>
+      <w:lvlJc w:val="left"/>
+      <w:pPr>
+        <w:ind w:left="5760" w:hanging="360"/>
+      </w:pPr>
+    </w:lvl>
+    <w:lvl w:ilvl="8" w:tplc="340A001B" w:tentative="1">
+      <w:start w:val="1"/>
+      <w:numFmt w:val="lowerRoman"/>
+      <w:lvlText w:val="%9."/>
+      <w:lvlJc w:val="right"/>
+      <w:pPr>
+        <w:ind w:left="6480" w:hanging="180"/>
+      </w:pPr>
+    </w:lvl>
+  </w:abstractNum>
+  <w:abstractNum w:abstractNumId="1" w15:restartNumberingAfterBreak="0">
     <w:nsid w:val="06F21EEF"/>
     <w:multiLevelType w:val="hybridMultilevel"/>
     <w:tmpl w:val="C6D0A3DC"/>
@@ -3699,7 +3953,7 @@
       </w:rPr>
     </w:lvl>
   </w:abstractNum>
-  <w:abstractNum w:abstractNumId="1" w15:restartNumberingAfterBreak="0">
+  <w:abstractNum w:abstractNumId="2" w15:restartNumberingAfterBreak="0">
     <w:nsid w:val="0D9E10F1"/>
     <w:multiLevelType w:val="multilevel"/>
     <w:tmpl w:val="37CCDBEC"/>
@@ -3848,7 +4102,122 @@
       </w:rPr>
     </w:lvl>
   </w:abstractNum>
-  <w:abstractNum w:abstractNumId="2" w15:restartNumberingAfterBreak="0">
+  <w:abstractNum w:abstractNumId="3" w15:restartNumberingAfterBreak="0">
+    <w:nsid w:val="0EDD7367"/>
+    <w:multiLevelType w:val="hybridMultilevel"/>
+    <w:tmpl w:val="FEB04CF0"/>
+    <w:lvl w:ilvl="0" w:tplc="E50A33DA">
+      <w:start w:val="1"/>
+      <w:numFmt w:val="bullet"/>
+      <w:lvlText w:val="-"/>
+      <w:lvlJc w:val="left"/>
+      <w:pPr>
+        <w:ind w:left="720" w:hanging="360"/>
+      </w:pPr>
+      <w:rPr>
+        <w:rFonts w:ascii="Calibri" w:eastAsiaTheme="minorHAnsi" w:hAnsi="Calibri" w:cs="Calibri" w:hint="default"/>
+        <w:b/>
+        <w:vertAlign w:val="baseline"/>
+      </w:rPr>
+    </w:lvl>
+    <w:lvl w:ilvl="1" w:tplc="340A0003">
+      <w:start w:val="1"/>
+      <w:numFmt w:val="bullet"/>
+      <w:lvlText w:val="o"/>
+      <w:lvlJc w:val="left"/>
+      <w:pPr>
+        <w:ind w:left="1440" w:hanging="360"/>
+      </w:pPr>
+      <w:rPr>
+        <w:rFonts w:ascii="Courier New" w:hAnsi="Courier New" w:cs="Courier New" w:hint="default"/>
+      </w:rPr>
+    </w:lvl>
+    <w:lvl w:ilvl="2" w:tplc="340A0005" w:tentative="1">
+      <w:start w:val="1"/>
+      <w:numFmt w:val="bullet"/>
+      <w:lvlText w:val=""/>
+      <w:lvlJc w:val="left"/>
+      <w:pPr>
+        <w:ind w:left="2160" w:hanging="360"/>
+      </w:pPr>
+      <w:rPr>
+        <w:rFonts w:ascii="Wingdings" w:hAnsi="Wingdings" w:hint="default"/>
+      </w:rPr>
+    </w:lvl>
+    <w:lvl w:ilvl="3" w:tplc="340A0001" w:tentative="1">
+      <w:start w:val="1"/>
+      <w:numFmt w:val="bullet"/>
+      <w:lvlText w:val=""/>
+      <w:lvlJc w:val="left"/>
+      <w:pPr>
+        <w:ind w:left="2880" w:hanging="360"/>
+      </w:pPr>
+      <w:rPr>
+        <w:rFonts w:ascii="Symbol" w:hAnsi="Symbol" w:hint="default"/>
+      </w:rPr>
+    </w:lvl>
+    <w:lvl w:ilvl="4" w:tplc="340A0003" w:tentative="1">
+      <w:start w:val="1"/>
+      <w:numFmt w:val="bullet"/>
+      <w:lvlText w:val="o"/>
+      <w:lvlJc w:val="left"/>
+      <w:pPr>
+        <w:ind w:left="3600" w:hanging="360"/>
+      </w:pPr>
+      <w:rPr>
+        <w:rFonts w:ascii="Courier New" w:hAnsi="Courier New" w:cs="Courier New" w:hint="default"/>
+      </w:rPr>
+    </w:lvl>
+    <w:lvl w:ilvl="5" w:tplc="340A0005" w:tentative="1">
+      <w:start w:val="1"/>
+      <w:numFmt w:val="bullet"/>
+      <w:lvlText w:val=""/>
+      <w:lvlJc w:val="left"/>
+      <w:pPr>
+        <w:ind w:left="4320" w:hanging="360"/>
+      </w:pPr>
+      <w:rPr>
+        <w:rFonts w:ascii="Wingdings" w:hAnsi="Wingdings" w:hint="default"/>
+      </w:rPr>
+    </w:lvl>
+    <w:lvl w:ilvl="6" w:tplc="340A0001" w:tentative="1">
+      <w:start w:val="1"/>
+      <w:numFmt w:val="bullet"/>
+      <w:lvlText w:val=""/>
+      <w:lvlJc w:val="left"/>
+      <w:pPr>
+        <w:ind w:left="5040" w:hanging="360"/>
+      </w:pPr>
+      <w:rPr>
+        <w:rFonts w:ascii="Symbol" w:hAnsi="Symbol" w:hint="default"/>
+      </w:rPr>
+    </w:lvl>
+    <w:lvl w:ilvl="7" w:tplc="340A0003" w:tentative="1">
+      <w:start w:val="1"/>
+      <w:numFmt w:val="bullet"/>
+      <w:lvlText w:val="o"/>
+      <w:lvlJc w:val="left"/>
+      <w:pPr>
+        <w:ind w:left="5760" w:hanging="360"/>
+      </w:pPr>
+      <w:rPr>
+        <w:rFonts w:ascii="Courier New" w:hAnsi="Courier New" w:cs="Courier New" w:hint="default"/>
+      </w:rPr>
+    </w:lvl>
+    <w:lvl w:ilvl="8" w:tplc="340A0005" w:tentative="1">
+      <w:start w:val="1"/>
+      <w:numFmt w:val="bullet"/>
+      <w:lvlText w:val=""/>
+      <w:lvlJc w:val="left"/>
+      <w:pPr>
+        <w:ind w:left="6480" w:hanging="360"/>
+      </w:pPr>
+      <w:rPr>
+        <w:rFonts w:ascii="Wingdings" w:hAnsi="Wingdings" w:hint="default"/>
+      </w:rPr>
+    </w:lvl>
+  </w:abstractNum>
+  <w:abstractNum w:abstractNumId="4" w15:restartNumberingAfterBreak="0">
     <w:nsid w:val="10117CBA"/>
     <w:multiLevelType w:val="hybridMultilevel"/>
     <w:tmpl w:val="536CE734"/>
@@ -3962,7 +4331,7 @@
       </w:rPr>
     </w:lvl>
   </w:abstractNum>
-  <w:abstractNum w:abstractNumId="3" w15:restartNumberingAfterBreak="0">
+  <w:abstractNum w:abstractNumId="5" w15:restartNumberingAfterBreak="0">
     <w:nsid w:val="1AB25715"/>
     <w:multiLevelType w:val="hybridMultilevel"/>
     <w:tmpl w:val="41FA7C94"/>
@@ -4075,7 +4444,189 @@
       </w:rPr>
     </w:lvl>
   </w:abstractNum>
-  <w:abstractNum w:abstractNumId="4" w15:restartNumberingAfterBreak="0">
+  <w:abstractNum w:abstractNumId="6" w15:restartNumberingAfterBreak="0">
+    <w:nsid w:val="1CF52929"/>
+    <w:multiLevelType w:val="hybridMultilevel"/>
+    <w:tmpl w:val="A58C7D74"/>
+    <w:lvl w:ilvl="0" w:tplc="FFFFFFFF">
+      <w:start w:val="1"/>
+      <w:numFmt w:val="decimal"/>
+      <w:lvlText w:val="%1."/>
+      <w:lvlJc w:val="left"/>
+      <w:pPr>
+        <w:ind w:left="720" w:hanging="360"/>
+      </w:pPr>
+      <w:rPr>
+        <w:rFonts w:hint="default"/>
+        <w:b/>
+        <w:sz w:val="24"/>
+      </w:rPr>
+    </w:lvl>
+    <w:lvl w:ilvl="1" w:tplc="340A0019" w:tentative="1">
+      <w:start w:val="1"/>
+      <w:numFmt w:val="lowerLetter"/>
+      <w:lvlText w:val="%2."/>
+      <w:lvlJc w:val="left"/>
+      <w:pPr>
+        <w:ind w:left="1440" w:hanging="360"/>
+      </w:pPr>
+    </w:lvl>
+    <w:lvl w:ilvl="2" w:tplc="340A001B" w:tentative="1">
+      <w:start w:val="1"/>
+      <w:numFmt w:val="lowerRoman"/>
+      <w:lvlText w:val="%3."/>
+      <w:lvlJc w:val="right"/>
+      <w:pPr>
+        <w:ind w:left="2160" w:hanging="180"/>
+      </w:pPr>
+    </w:lvl>
+    <w:lvl w:ilvl="3" w:tplc="340A000F" w:tentative="1">
+      <w:start w:val="1"/>
+      <w:numFmt w:val="decimal"/>
+      <w:lvlText w:val="%4."/>
+      <w:lvlJc w:val="left"/>
+      <w:pPr>
+        <w:ind w:left="2880" w:hanging="360"/>
+      </w:pPr>
+    </w:lvl>
+    <w:lvl w:ilvl="4" w:tplc="340A0019" w:tentative="1">
+      <w:start w:val="1"/>
+      <w:numFmt w:val="lowerLetter"/>
+      <w:lvlText w:val="%5."/>
+      <w:lvlJc w:val="left"/>
+      <w:pPr>
+        <w:ind w:left="3600" w:hanging="360"/>
+      </w:pPr>
+    </w:lvl>
+    <w:lvl w:ilvl="5" w:tplc="340A001B" w:tentative="1">
+      <w:start w:val="1"/>
+      <w:numFmt w:val="lowerRoman"/>
+      <w:lvlText w:val="%6."/>
+      <w:lvlJc w:val="right"/>
+      <w:pPr>
+        <w:ind w:left="4320" w:hanging="180"/>
+      </w:pPr>
+    </w:lvl>
+    <w:lvl w:ilvl="6" w:tplc="340A000F" w:tentative="1">
+      <w:start w:val="1"/>
+      <w:numFmt w:val="decimal"/>
+      <w:lvlText w:val="%7."/>
+      <w:lvlJc w:val="left"/>
+      <w:pPr>
+        <w:ind w:left="5040" w:hanging="360"/>
+      </w:pPr>
+    </w:lvl>
+    <w:lvl w:ilvl="7" w:tplc="340A0019" w:tentative="1">
+      <w:start w:val="1"/>
+      <w:numFmt w:val="lowerLetter"/>
+      <w:lvlText w:val="%8."/>
+      <w:lvlJc w:val="left"/>
+      <w:pPr>
+        <w:ind w:left="5760" w:hanging="360"/>
+      </w:pPr>
+    </w:lvl>
+    <w:lvl w:ilvl="8" w:tplc="340A001B" w:tentative="1">
+      <w:start w:val="1"/>
+      <w:numFmt w:val="lowerRoman"/>
+      <w:lvlText w:val="%9."/>
+      <w:lvlJc w:val="right"/>
+      <w:pPr>
+        <w:ind w:left="6480" w:hanging="180"/>
+      </w:pPr>
+    </w:lvl>
+  </w:abstractNum>
+  <w:abstractNum w:abstractNumId="7" w15:restartNumberingAfterBreak="0">
+    <w:nsid w:val="1CFB72BF"/>
+    <w:multiLevelType w:val="hybridMultilevel"/>
+    <w:tmpl w:val="9FEE1110"/>
+    <w:lvl w:ilvl="0" w:tplc="B4E64DE2">
+      <w:start w:val="1"/>
+      <w:numFmt w:val="decimal"/>
+      <w:lvlText w:val="%1."/>
+      <w:lvlJc w:val="left"/>
+      <w:pPr>
+        <w:ind w:left="720" w:hanging="360"/>
+      </w:pPr>
+      <w:rPr>
+        <w:rFonts w:hint="default"/>
+        <w:b/>
+        <w:sz w:val="24"/>
+      </w:rPr>
+    </w:lvl>
+    <w:lvl w:ilvl="1" w:tplc="FFFFFFFF" w:tentative="1">
+      <w:start w:val="1"/>
+      <w:numFmt w:val="lowerLetter"/>
+      <w:lvlText w:val="%2."/>
+      <w:lvlJc w:val="left"/>
+      <w:pPr>
+        <w:ind w:left="1440" w:hanging="360"/>
+      </w:pPr>
+    </w:lvl>
+    <w:lvl w:ilvl="2" w:tplc="FFFFFFFF" w:tentative="1">
+      <w:start w:val="1"/>
+      <w:numFmt w:val="lowerRoman"/>
+      <w:lvlText w:val="%3."/>
+      <w:lvlJc w:val="right"/>
+      <w:pPr>
+        <w:ind w:left="2160" w:hanging="180"/>
+      </w:pPr>
+    </w:lvl>
+    <w:lvl w:ilvl="3" w:tplc="FFFFFFFF" w:tentative="1">
+      <w:start w:val="1"/>
+      <w:numFmt w:val="decimal"/>
+      <w:lvlText w:val="%4."/>
+      <w:lvlJc w:val="left"/>
+      <w:pPr>
+        <w:ind w:left="2880" w:hanging="360"/>
+      </w:pPr>
+    </w:lvl>
+    <w:lvl w:ilvl="4" w:tplc="FFFFFFFF" w:tentative="1">
+      <w:start w:val="1"/>
+      <w:numFmt w:val="lowerLetter"/>
+      <w:lvlText w:val="%5."/>
+      <w:lvlJc w:val="left"/>
+      <w:pPr>
+        <w:ind w:left="3600" w:hanging="360"/>
+      </w:pPr>
+    </w:lvl>
+    <w:lvl w:ilvl="5" w:tplc="FFFFFFFF" w:tentative="1">
+      <w:start w:val="1"/>
+      <w:numFmt w:val="lowerRoman"/>
+      <w:lvlText w:val="%6."/>
+      <w:lvlJc w:val="right"/>
+      <w:pPr>
+        <w:ind w:left="4320" w:hanging="180"/>
+      </w:pPr>
+    </w:lvl>
+    <w:lvl w:ilvl="6" w:tplc="FFFFFFFF" w:tentative="1">
+      <w:start w:val="1"/>
+      <w:numFmt w:val="decimal"/>
+      <w:lvlText w:val="%7."/>
+      <w:lvlJc w:val="left"/>
+      <w:pPr>
+        <w:ind w:left="5040" w:hanging="360"/>
+      </w:pPr>
+    </w:lvl>
+    <w:lvl w:ilvl="7" w:tplc="FFFFFFFF" w:tentative="1">
+      <w:start w:val="1"/>
+      <w:numFmt w:val="lowerLetter"/>
+      <w:lvlText w:val="%8."/>
+      <w:lvlJc w:val="left"/>
+      <w:pPr>
+        <w:ind w:left="5760" w:hanging="360"/>
+      </w:pPr>
+    </w:lvl>
+    <w:lvl w:ilvl="8" w:tplc="FFFFFFFF" w:tentative="1">
+      <w:start w:val="1"/>
+      <w:numFmt w:val="lowerRoman"/>
+      <w:lvlText w:val="%9."/>
+      <w:lvlJc w:val="right"/>
+      <w:pPr>
+        <w:ind w:left="6480" w:hanging="180"/>
+      </w:pPr>
+    </w:lvl>
+  </w:abstractNum>
+  <w:abstractNum w:abstractNumId="8" w15:restartNumberingAfterBreak="0">
     <w:nsid w:val="1E4B5007"/>
     <w:multiLevelType w:val="hybridMultilevel"/>
     <w:tmpl w:val="36BC2EDC"/>
@@ -4165,7 +4716,186 @@
       </w:pPr>
     </w:lvl>
   </w:abstractNum>
-  <w:abstractNum w:abstractNumId="5" w15:restartNumberingAfterBreak="0">
+  <w:abstractNum w:abstractNumId="9" w15:restartNumberingAfterBreak="0">
+    <w:nsid w:val="22315CF1"/>
+    <w:multiLevelType w:val="hybridMultilevel"/>
+    <w:tmpl w:val="5448BFB6"/>
+    <w:lvl w:ilvl="0" w:tplc="B4E64DE2">
+      <w:start w:val="2"/>
+      <w:numFmt w:val="decimal"/>
+      <w:lvlText w:val="%1."/>
+      <w:lvlJc w:val="left"/>
+      <w:pPr>
+        <w:ind w:left="720" w:hanging="360"/>
+      </w:pPr>
+      <w:rPr>
+        <w:rFonts w:hint="default"/>
+        <w:b/>
+      </w:rPr>
+    </w:lvl>
+    <w:lvl w:ilvl="1" w:tplc="340A0019" w:tentative="1">
+      <w:start w:val="1"/>
+      <w:numFmt w:val="lowerLetter"/>
+      <w:lvlText w:val="%2."/>
+      <w:lvlJc w:val="left"/>
+      <w:pPr>
+        <w:ind w:left="1440" w:hanging="360"/>
+      </w:pPr>
+    </w:lvl>
+    <w:lvl w:ilvl="2" w:tplc="340A001B" w:tentative="1">
+      <w:start w:val="1"/>
+      <w:numFmt w:val="lowerRoman"/>
+      <w:lvlText w:val="%3."/>
+      <w:lvlJc w:val="right"/>
+      <w:pPr>
+        <w:ind w:left="2160" w:hanging="180"/>
+      </w:pPr>
+    </w:lvl>
+    <w:lvl w:ilvl="3" w:tplc="340A000F" w:tentative="1">
+      <w:start w:val="1"/>
+      <w:numFmt w:val="decimal"/>
+      <w:lvlText w:val="%4."/>
+      <w:lvlJc w:val="left"/>
+      <w:pPr>
+        <w:ind w:left="2880" w:hanging="360"/>
+      </w:pPr>
+    </w:lvl>
+    <w:lvl w:ilvl="4" w:tplc="340A0019" w:tentative="1">
+      <w:start w:val="1"/>
+      <w:numFmt w:val="lowerLetter"/>
+      <w:lvlText w:val="%5."/>
+      <w:lvlJc w:val="left"/>
+      <w:pPr>
+        <w:ind w:left="3600" w:hanging="360"/>
+      </w:pPr>
+    </w:lvl>
+    <w:lvl w:ilvl="5" w:tplc="340A001B" w:tentative="1">
+      <w:start w:val="1"/>
+      <w:numFmt w:val="lowerRoman"/>
+      <w:lvlText w:val="%6."/>
+      <w:lvlJc w:val="right"/>
+      <w:pPr>
+        <w:ind w:left="4320" w:hanging="180"/>
+      </w:pPr>
+    </w:lvl>
+    <w:lvl w:ilvl="6" w:tplc="340A000F" w:tentative="1">
+      <w:start w:val="1"/>
+      <w:numFmt w:val="decimal"/>
+      <w:lvlText w:val="%7."/>
+      <w:lvlJc w:val="left"/>
+      <w:pPr>
+        <w:ind w:left="5040" w:hanging="360"/>
+      </w:pPr>
+    </w:lvl>
+    <w:lvl w:ilvl="7" w:tplc="340A0019" w:tentative="1">
+      <w:start w:val="1"/>
+      <w:numFmt w:val="lowerLetter"/>
+      <w:lvlText w:val="%8."/>
+      <w:lvlJc w:val="left"/>
+      <w:pPr>
+        <w:ind w:left="5760" w:hanging="360"/>
+      </w:pPr>
+    </w:lvl>
+    <w:lvl w:ilvl="8" w:tplc="340A001B" w:tentative="1">
+      <w:start w:val="1"/>
+      <w:numFmt w:val="lowerRoman"/>
+      <w:lvlText w:val="%9."/>
+      <w:lvlJc w:val="right"/>
+      <w:pPr>
+        <w:ind w:left="6480" w:hanging="180"/>
+      </w:pPr>
+    </w:lvl>
+  </w:abstractNum>
+  <w:abstractNum w:abstractNumId="10" w15:restartNumberingAfterBreak="0">
+    <w:nsid w:val="2268344B"/>
+    <w:multiLevelType w:val="hybridMultilevel"/>
+    <w:tmpl w:val="6C64963E"/>
+    <w:lvl w:ilvl="0" w:tplc="64A0EBD8">
+      <w:start w:val="1"/>
+      <w:numFmt w:val="decimal"/>
+      <w:lvlText w:val="%1."/>
+      <w:lvlJc w:val="left"/>
+      <w:pPr>
+        <w:ind w:left="720" w:hanging="360"/>
+      </w:pPr>
+      <w:rPr>
+        <w:rFonts w:hint="default"/>
+      </w:rPr>
+    </w:lvl>
+    <w:lvl w:ilvl="1" w:tplc="340A0019" w:tentative="1">
+      <w:start w:val="1"/>
+      <w:numFmt w:val="lowerLetter"/>
+      <w:lvlText w:val="%2."/>
+      <w:lvlJc w:val="left"/>
+      <w:pPr>
+        <w:ind w:left="1440" w:hanging="360"/>
+      </w:pPr>
+    </w:lvl>
+    <w:lvl w:ilvl="2" w:tplc="340A001B" w:tentative="1">
+      <w:start w:val="1"/>
+      <w:numFmt w:val="lowerRoman"/>
+      <w:lvlText w:val="%3."/>
+      <w:lvlJc w:val="right"/>
+      <w:pPr>
+        <w:ind w:left="2160" w:hanging="180"/>
+      </w:pPr>
+    </w:lvl>
+    <w:lvl w:ilvl="3" w:tplc="340A000F" w:tentative="1">
+      <w:start w:val="1"/>
+      <w:numFmt w:val="decimal"/>
+      <w:lvlText w:val="%4."/>
+      <w:lvlJc w:val="left"/>
+      <w:pPr>
+        <w:ind w:left="2880" w:hanging="360"/>
+      </w:pPr>
+    </w:lvl>
+    <w:lvl w:ilvl="4" w:tplc="340A0019" w:tentative="1">
+      <w:start w:val="1"/>
+      <w:numFmt w:val="lowerLetter"/>
+      <w:lvlText w:val="%5."/>
+      <w:lvlJc w:val="left"/>
+      <w:pPr>
+        <w:ind w:left="3600" w:hanging="360"/>
+      </w:pPr>
+    </w:lvl>
+    <w:lvl w:ilvl="5" w:tplc="340A001B" w:tentative="1">
+      <w:start w:val="1"/>
+      <w:numFmt w:val="lowerRoman"/>
+      <w:lvlText w:val="%6."/>
+      <w:lvlJc w:val="right"/>
+      <w:pPr>
+        <w:ind w:left="4320" w:hanging="180"/>
+      </w:pPr>
+    </w:lvl>
+    <w:lvl w:ilvl="6" w:tplc="340A000F" w:tentative="1">
+      <w:start w:val="1"/>
+      <w:numFmt w:val="decimal"/>
+      <w:lvlText w:val="%7."/>
+      <w:lvlJc w:val="left"/>
+      <w:pPr>
+        <w:ind w:left="5040" w:hanging="360"/>
+      </w:pPr>
+    </w:lvl>
+    <w:lvl w:ilvl="7" w:tplc="340A0019" w:tentative="1">
+      <w:start w:val="1"/>
+      <w:numFmt w:val="lowerLetter"/>
+      <w:lvlText w:val="%8."/>
+      <w:lvlJc w:val="left"/>
+      <w:pPr>
+        <w:ind w:left="5760" w:hanging="360"/>
+      </w:pPr>
+    </w:lvl>
+    <w:lvl w:ilvl="8" w:tplc="340A001B" w:tentative="1">
+      <w:start w:val="1"/>
+      <w:numFmt w:val="lowerRoman"/>
+      <w:lvlText w:val="%9."/>
+      <w:lvlJc w:val="right"/>
+      <w:pPr>
+        <w:ind w:left="6480" w:hanging="180"/>
+      </w:pPr>
+    </w:lvl>
+  </w:abstractNum>
+  <w:abstractNum w:abstractNumId="11" w15:restartNumberingAfterBreak="0">
     <w:nsid w:val="2A7F154F"/>
     <w:multiLevelType w:val="hybridMultilevel"/>
     <w:tmpl w:val="D33C2D06"/>
@@ -4192,7 +4922,7 @@
         <w:rFonts w:ascii="Courier New" w:hAnsi="Courier New" w:cs="Courier New" w:hint="default"/>
       </w:rPr>
     </w:lvl>
-    <w:lvl w:ilvl="2" w:tplc="340A0005" w:tentative="1">
+    <w:lvl w:ilvl="2" w:tplc="340A0005">
       <w:start w:val="1"/>
       <w:numFmt w:val="bullet"/>
       <w:lvlText w:val=""/>
@@ -4277,7 +5007,7 @@
       </w:rPr>
     </w:lvl>
   </w:abstractNum>
-  <w:abstractNum w:abstractNumId="6" w15:restartNumberingAfterBreak="0">
+  <w:abstractNum w:abstractNumId="12" w15:restartNumberingAfterBreak="0">
     <w:nsid w:val="2AB81D48"/>
     <w:multiLevelType w:val="hybridMultilevel"/>
     <w:tmpl w:val="D2A0C258"/>
@@ -4390,7 +5120,280 @@
       </w:rPr>
     </w:lvl>
   </w:abstractNum>
-  <w:abstractNum w:abstractNumId="7" w15:restartNumberingAfterBreak="0">
+  <w:abstractNum w:abstractNumId="13" w15:restartNumberingAfterBreak="0">
+    <w:nsid w:val="2B6D263C"/>
+    <w:multiLevelType w:val="hybridMultilevel"/>
+    <w:tmpl w:val="9162F600"/>
+    <w:lvl w:ilvl="0" w:tplc="FFFFFFFF">
+      <w:start w:val="1"/>
+      <w:numFmt w:val="decimal"/>
+      <w:lvlText w:val="%1."/>
+      <w:lvlJc w:val="left"/>
+      <w:pPr>
+        <w:ind w:left="720" w:hanging="360"/>
+      </w:pPr>
+      <w:rPr>
+        <w:rFonts w:hint="default"/>
+        <w:b/>
+        <w:sz w:val="24"/>
+      </w:rPr>
+    </w:lvl>
+    <w:lvl w:ilvl="1" w:tplc="340A0019" w:tentative="1">
+      <w:start w:val="1"/>
+      <w:numFmt w:val="lowerLetter"/>
+      <w:lvlText w:val="%2."/>
+      <w:lvlJc w:val="left"/>
+      <w:pPr>
+        <w:ind w:left="1440" w:hanging="360"/>
+      </w:pPr>
+    </w:lvl>
+    <w:lvl w:ilvl="2" w:tplc="340A001B" w:tentative="1">
+      <w:start w:val="1"/>
+      <w:numFmt w:val="lowerRoman"/>
+      <w:lvlText w:val="%3."/>
+      <w:lvlJc w:val="right"/>
+      <w:pPr>
+        <w:ind w:left="2160" w:hanging="180"/>
+      </w:pPr>
+    </w:lvl>
+    <w:lvl w:ilvl="3" w:tplc="340A000F" w:tentative="1">
+      <w:start w:val="1"/>
+      <w:numFmt w:val="decimal"/>
+      <w:lvlText w:val="%4."/>
+      <w:lvlJc w:val="left"/>
+      <w:pPr>
+        <w:ind w:left="2880" w:hanging="360"/>
+      </w:pPr>
+    </w:lvl>
+    <w:lvl w:ilvl="4" w:tplc="340A0019" w:tentative="1">
+      <w:start w:val="1"/>
+      <w:numFmt w:val="lowerLetter"/>
+      <w:lvlText w:val="%5."/>
+      <w:lvlJc w:val="left"/>
+      <w:pPr>
+        <w:ind w:left="3600" w:hanging="360"/>
+      </w:pPr>
+    </w:lvl>
+    <w:lvl w:ilvl="5" w:tplc="340A001B" w:tentative="1">
+      <w:start w:val="1"/>
+      <w:numFmt w:val="lowerRoman"/>
+      <w:lvlText w:val="%6."/>
+      <w:lvlJc w:val="right"/>
+      <w:pPr>
+        <w:ind w:left="4320" w:hanging="180"/>
+      </w:pPr>
+    </w:lvl>
+    <w:lvl w:ilvl="6" w:tplc="340A000F" w:tentative="1">
+      <w:start w:val="1"/>
+      <w:numFmt w:val="decimal"/>
+      <w:lvlText w:val="%7."/>
+      <w:lvlJc w:val="left"/>
+      <w:pPr>
+        <w:ind w:left="5040" w:hanging="360"/>
+      </w:pPr>
+    </w:lvl>
+    <w:lvl w:ilvl="7" w:tplc="340A0019" w:tentative="1">
+      <w:start w:val="1"/>
+      <w:numFmt w:val="lowerLetter"/>
+      <w:lvlText w:val="%8."/>
+      <w:lvlJc w:val="left"/>
+      <w:pPr>
+        <w:ind w:left="5760" w:hanging="360"/>
+      </w:pPr>
+    </w:lvl>
+    <w:lvl w:ilvl="8" w:tplc="340A001B" w:tentative="1">
+      <w:start w:val="1"/>
+      <w:numFmt w:val="lowerRoman"/>
+      <w:lvlText w:val="%9."/>
+      <w:lvlJc w:val="right"/>
+      <w:pPr>
+        <w:ind w:left="6480" w:hanging="180"/>
+      </w:pPr>
+    </w:lvl>
+  </w:abstractNum>
+  <w:abstractNum w:abstractNumId="14" w15:restartNumberingAfterBreak="0">
+    <w:nsid w:val="2DAE26BD"/>
+    <w:multiLevelType w:val="hybridMultilevel"/>
+    <w:tmpl w:val="725CAF5E"/>
+    <w:lvl w:ilvl="0" w:tplc="FFFFFFFF">
+      <w:start w:val="1"/>
+      <w:numFmt w:val="decimal"/>
+      <w:lvlText w:val="%1."/>
+      <w:lvlJc w:val="left"/>
+      <w:pPr>
+        <w:ind w:left="720" w:hanging="360"/>
+      </w:pPr>
+      <w:rPr>
+        <w:rFonts w:hint="default"/>
+        <w:b/>
+        <w:sz w:val="24"/>
+      </w:rPr>
+    </w:lvl>
+    <w:lvl w:ilvl="1" w:tplc="340A0019" w:tentative="1">
+      <w:start w:val="1"/>
+      <w:numFmt w:val="lowerLetter"/>
+      <w:lvlText w:val="%2."/>
+      <w:lvlJc w:val="left"/>
+      <w:pPr>
+        <w:ind w:left="1440" w:hanging="360"/>
+      </w:pPr>
+    </w:lvl>
+    <w:lvl w:ilvl="2" w:tplc="340A001B" w:tentative="1">
+      <w:start w:val="1"/>
+      <w:numFmt w:val="lowerRoman"/>
+      <w:lvlText w:val="%3."/>
+      <w:lvlJc w:val="right"/>
+      <w:pPr>
+        <w:ind w:left="2160" w:hanging="180"/>
+      </w:pPr>
+    </w:lvl>
+    <w:lvl w:ilvl="3" w:tplc="340A000F" w:tentative="1">
+      <w:start w:val="1"/>
+      <w:numFmt w:val="decimal"/>
+      <w:lvlText w:val="%4."/>
+      <w:lvlJc w:val="left"/>
+      <w:pPr>
+        <w:ind w:left="2880" w:hanging="360"/>
+      </w:pPr>
+    </w:lvl>
+    <w:lvl w:ilvl="4" w:tplc="340A0019" w:tentative="1">
+      <w:start w:val="1"/>
+      <w:numFmt w:val="lowerLetter"/>
+      <w:lvlText w:val="%5."/>
+      <w:lvlJc w:val="left"/>
+      <w:pPr>
+        <w:ind w:left="3600" w:hanging="360"/>
+      </w:pPr>
+    </w:lvl>
+    <w:lvl w:ilvl="5" w:tplc="340A001B" w:tentative="1">
+      <w:start w:val="1"/>
+      <w:numFmt w:val="lowerRoman"/>
+      <w:lvlText w:val="%6."/>
+      <w:lvlJc w:val="right"/>
+      <w:pPr>
+        <w:ind w:left="4320" w:hanging="180"/>
+      </w:pPr>
+    </w:lvl>
+    <w:lvl w:ilvl="6" w:tplc="340A000F" w:tentative="1">
+      <w:start w:val="1"/>
+      <w:numFmt w:val="decimal"/>
+      <w:lvlText w:val="%7."/>
+      <w:lvlJc w:val="left"/>
+      <w:pPr>
+        <w:ind w:left="5040" w:hanging="360"/>
+      </w:pPr>
+    </w:lvl>
+    <w:lvl w:ilvl="7" w:tplc="340A0019" w:tentative="1">
+      <w:start w:val="1"/>
+      <w:numFmt w:val="lowerLetter"/>
+      <w:lvlText w:val="%8."/>
+      <w:lvlJc w:val="left"/>
+      <w:pPr>
+        <w:ind w:left="5760" w:hanging="360"/>
+      </w:pPr>
+    </w:lvl>
+    <w:lvl w:ilvl="8" w:tplc="340A001B" w:tentative="1">
+      <w:start w:val="1"/>
+      <w:numFmt w:val="lowerRoman"/>
+      <w:lvlText w:val="%9."/>
+      <w:lvlJc w:val="right"/>
+      <w:pPr>
+        <w:ind w:left="6480" w:hanging="180"/>
+      </w:pPr>
+    </w:lvl>
+  </w:abstractNum>
+  <w:abstractNum w:abstractNumId="15" w15:restartNumberingAfterBreak="0">
+    <w:nsid w:val="30F017D8"/>
+    <w:multiLevelType w:val="hybridMultilevel"/>
+    <w:tmpl w:val="F43899DA"/>
+    <w:lvl w:ilvl="0" w:tplc="FFFFFFFF">
+      <w:start w:val="1"/>
+      <w:numFmt w:val="decimal"/>
+      <w:lvlText w:val="%1."/>
+      <w:lvlJc w:val="left"/>
+      <w:pPr>
+        <w:ind w:left="1080" w:hanging="360"/>
+      </w:pPr>
+      <w:rPr>
+        <w:rFonts w:hint="default"/>
+        <w:b/>
+        <w:sz w:val="24"/>
+      </w:rPr>
+    </w:lvl>
+    <w:lvl w:ilvl="1" w:tplc="340A0019" w:tentative="1">
+      <w:start w:val="1"/>
+      <w:numFmt w:val="lowerLetter"/>
+      <w:lvlText w:val="%2."/>
+      <w:lvlJc w:val="left"/>
+      <w:pPr>
+        <w:ind w:left="1800" w:hanging="360"/>
+      </w:pPr>
+    </w:lvl>
+    <w:lvl w:ilvl="2" w:tplc="340A001B" w:tentative="1">
+      <w:start w:val="1"/>
+      <w:numFmt w:val="lowerRoman"/>
+      <w:lvlText w:val="%3."/>
+      <w:lvlJc w:val="right"/>
+      <w:pPr>
+        <w:ind w:left="2520" w:hanging="180"/>
+      </w:pPr>
+    </w:lvl>
+    <w:lvl w:ilvl="3" w:tplc="340A000F" w:tentative="1">
+      <w:start w:val="1"/>
+      <w:numFmt w:val="decimal"/>
+      <w:lvlText w:val="%4."/>
+      <w:lvlJc w:val="left"/>
+      <w:pPr>
+        <w:ind w:left="3240" w:hanging="360"/>
+      </w:pPr>
+    </w:lvl>
+    <w:lvl w:ilvl="4" w:tplc="340A0019" w:tentative="1">
+      <w:start w:val="1"/>
+      <w:numFmt w:val="lowerLetter"/>
+      <w:lvlText w:val="%5."/>
+      <w:lvlJc w:val="left"/>
+      <w:pPr>
+        <w:ind w:left="3960" w:hanging="360"/>
+      </w:pPr>
+    </w:lvl>
+    <w:lvl w:ilvl="5" w:tplc="340A001B" w:tentative="1">
+      <w:start w:val="1"/>
+      <w:numFmt w:val="lowerRoman"/>
+      <w:lvlText w:val="%6."/>
+      <w:lvlJc w:val="right"/>
+      <w:pPr>
+        <w:ind w:left="4680" w:hanging="180"/>
+      </w:pPr>
+    </w:lvl>
+    <w:lvl w:ilvl="6" w:tplc="340A000F" w:tentative="1">
+      <w:start w:val="1"/>
+      <w:numFmt w:val="decimal"/>
+      <w:lvlText w:val="%7."/>
+      <w:lvlJc w:val="left"/>
+      <w:pPr>
+        <w:ind w:left="5400" w:hanging="360"/>
+      </w:pPr>
+    </w:lvl>
+    <w:lvl w:ilvl="7" w:tplc="340A0019" w:tentative="1">
+      <w:start w:val="1"/>
+      <w:numFmt w:val="lowerLetter"/>
+      <w:lvlText w:val="%8."/>
+      <w:lvlJc w:val="left"/>
+      <w:pPr>
+        <w:ind w:left="6120" w:hanging="360"/>
+      </w:pPr>
+    </w:lvl>
+    <w:lvl w:ilvl="8" w:tplc="340A001B" w:tentative="1">
+      <w:start w:val="1"/>
+      <w:numFmt w:val="lowerRoman"/>
+      <w:lvlText w:val="%9."/>
+      <w:lvlJc w:val="right"/>
+      <w:pPr>
+        <w:ind w:left="6840" w:hanging="180"/>
+      </w:pPr>
+    </w:lvl>
+  </w:abstractNum>
+  <w:abstractNum w:abstractNumId="16" w15:restartNumberingAfterBreak="0">
     <w:nsid w:val="32EE1342"/>
     <w:multiLevelType w:val="hybridMultilevel"/>
     <w:tmpl w:val="A73C49E4"/>
@@ -4504,7 +5507,98 @@
       </w:rPr>
     </w:lvl>
   </w:abstractNum>
-  <w:abstractNum w:abstractNumId="8" w15:restartNumberingAfterBreak="0">
+  <w:abstractNum w:abstractNumId="17" w15:restartNumberingAfterBreak="0">
+    <w:nsid w:val="330F013B"/>
+    <w:multiLevelType w:val="hybridMultilevel"/>
+    <w:tmpl w:val="2F0EA682"/>
+    <w:lvl w:ilvl="0" w:tplc="156299F0">
+      <w:start w:val="1"/>
+      <w:numFmt w:val="decimal"/>
+      <w:lvlText w:val="%1"/>
+      <w:lvlJc w:val="left"/>
+      <w:pPr>
+        <w:ind w:left="720" w:hanging="360"/>
+      </w:pPr>
+      <w:rPr>
+        <w:rFonts w:hint="default"/>
+        <w:b/>
+        <w:sz w:val="24"/>
+      </w:rPr>
+    </w:lvl>
+    <w:lvl w:ilvl="1" w:tplc="340A0019" w:tentative="1">
+      <w:start w:val="1"/>
+      <w:numFmt w:val="lowerLetter"/>
+      <w:lvlText w:val="%2."/>
+      <w:lvlJc w:val="left"/>
+      <w:pPr>
+        <w:ind w:left="1440" w:hanging="360"/>
+      </w:pPr>
+    </w:lvl>
+    <w:lvl w:ilvl="2" w:tplc="340A001B" w:tentative="1">
+      <w:start w:val="1"/>
+      <w:numFmt w:val="lowerRoman"/>
+      <w:lvlText w:val="%3."/>
+      <w:lvlJc w:val="right"/>
+      <w:pPr>
+        <w:ind w:left="2160" w:hanging="180"/>
+      </w:pPr>
+    </w:lvl>
+    <w:lvl w:ilvl="3" w:tplc="340A000F" w:tentative="1">
+      <w:start w:val="1"/>
+      <w:numFmt w:val="decimal"/>
+      <w:lvlText w:val="%4."/>
+      <w:lvlJc w:val="left"/>
+      <w:pPr>
+        <w:ind w:left="2880" w:hanging="360"/>
+      </w:pPr>
+    </w:lvl>
+    <w:lvl w:ilvl="4" w:tplc="340A0019" w:tentative="1">
+      <w:start w:val="1"/>
+      <w:numFmt w:val="lowerLetter"/>
+      <w:lvlText w:val="%5."/>
+      <w:lvlJc w:val="left"/>
+      <w:pPr>
+        <w:ind w:left="3600" w:hanging="360"/>
+      </w:pPr>
+    </w:lvl>
+    <w:lvl w:ilvl="5" w:tplc="340A001B" w:tentative="1">
+      <w:start w:val="1"/>
+      <w:numFmt w:val="lowerRoman"/>
+      <w:lvlText w:val="%6."/>
+      <w:lvlJc w:val="right"/>
+      <w:pPr>
+        <w:ind w:left="4320" w:hanging="180"/>
+      </w:pPr>
+    </w:lvl>
+    <w:lvl w:ilvl="6" w:tplc="340A000F" w:tentative="1">
+      <w:start w:val="1"/>
+      <w:numFmt w:val="decimal"/>
+      <w:lvlText w:val="%7."/>
+      <w:lvlJc w:val="left"/>
+      <w:pPr>
+        <w:ind w:left="5040" w:hanging="360"/>
+      </w:pPr>
+    </w:lvl>
+    <w:lvl w:ilvl="7" w:tplc="340A0019" w:tentative="1">
+      <w:start w:val="1"/>
+      <w:numFmt w:val="lowerLetter"/>
+      <w:lvlText w:val="%8."/>
+      <w:lvlJc w:val="left"/>
+      <w:pPr>
+        <w:ind w:left="5760" w:hanging="360"/>
+      </w:pPr>
+    </w:lvl>
+    <w:lvl w:ilvl="8" w:tplc="340A001B" w:tentative="1">
+      <w:start w:val="1"/>
+      <w:numFmt w:val="lowerRoman"/>
+      <w:lvlText w:val="%9."/>
+      <w:lvlJc w:val="right"/>
+      <w:pPr>
+        <w:ind w:left="6480" w:hanging="180"/>
+      </w:pPr>
+    </w:lvl>
+  </w:abstractNum>
+  <w:abstractNum w:abstractNumId="18" w15:restartNumberingAfterBreak="0">
     <w:nsid w:val="333F34F0"/>
     <w:multiLevelType w:val="multilevel"/>
     <w:tmpl w:val="328685F4"/>
@@ -4653,7 +5747,577 @@
       </w:rPr>
     </w:lvl>
   </w:abstractNum>
-  <w:abstractNum w:abstractNumId="9" w15:restartNumberingAfterBreak="0">
+  <w:abstractNum w:abstractNumId="19" w15:restartNumberingAfterBreak="0">
+    <w:nsid w:val="36D82DE4"/>
+    <w:multiLevelType w:val="hybridMultilevel"/>
+    <w:tmpl w:val="C570CE4A"/>
+    <w:lvl w:ilvl="0" w:tplc="65C84164">
+      <w:start w:val="1"/>
+      <w:numFmt w:val="decimal"/>
+      <w:lvlText w:val="%1."/>
+      <w:lvlJc w:val="left"/>
+      <w:pPr>
+        <w:ind w:left="360" w:hanging="360"/>
+      </w:pPr>
+      <w:rPr>
+        <w:rFonts w:hint="default"/>
+        <w:b/>
+        <w:sz w:val="24"/>
+        <w:vertAlign w:val="baseline"/>
+      </w:rPr>
+    </w:lvl>
+    <w:lvl w:ilvl="1" w:tplc="340A0019" w:tentative="1">
+      <w:start w:val="1"/>
+      <w:numFmt w:val="lowerLetter"/>
+      <w:lvlText w:val="%2."/>
+      <w:lvlJc w:val="left"/>
+      <w:pPr>
+        <w:ind w:left="1080" w:hanging="360"/>
+      </w:pPr>
+    </w:lvl>
+    <w:lvl w:ilvl="2" w:tplc="340A001B" w:tentative="1">
+      <w:start w:val="1"/>
+      <w:numFmt w:val="lowerRoman"/>
+      <w:lvlText w:val="%3."/>
+      <w:lvlJc w:val="right"/>
+      <w:pPr>
+        <w:ind w:left="1800" w:hanging="180"/>
+      </w:pPr>
+    </w:lvl>
+    <w:lvl w:ilvl="3" w:tplc="340A000F" w:tentative="1">
+      <w:start w:val="1"/>
+      <w:numFmt w:val="decimal"/>
+      <w:lvlText w:val="%4."/>
+      <w:lvlJc w:val="left"/>
+      <w:pPr>
+        <w:ind w:left="2520" w:hanging="360"/>
+      </w:pPr>
+    </w:lvl>
+    <w:lvl w:ilvl="4" w:tplc="340A0019" w:tentative="1">
+      <w:start w:val="1"/>
+      <w:numFmt w:val="lowerLetter"/>
+      <w:lvlText w:val="%5."/>
+      <w:lvlJc w:val="left"/>
+      <w:pPr>
+        <w:ind w:left="3240" w:hanging="360"/>
+      </w:pPr>
+    </w:lvl>
+    <w:lvl w:ilvl="5" w:tplc="340A001B" w:tentative="1">
+      <w:start w:val="1"/>
+      <w:numFmt w:val="lowerRoman"/>
+      <w:lvlText w:val="%6."/>
+      <w:lvlJc w:val="right"/>
+      <w:pPr>
+        <w:ind w:left="3960" w:hanging="180"/>
+      </w:pPr>
+    </w:lvl>
+    <w:lvl w:ilvl="6" w:tplc="340A000F" w:tentative="1">
+      <w:start w:val="1"/>
+      <w:numFmt w:val="decimal"/>
+      <w:lvlText w:val="%7."/>
+      <w:lvlJc w:val="left"/>
+      <w:pPr>
+        <w:ind w:left="4680" w:hanging="360"/>
+      </w:pPr>
+    </w:lvl>
+    <w:lvl w:ilvl="7" w:tplc="340A0019" w:tentative="1">
+      <w:start w:val="1"/>
+      <w:numFmt w:val="lowerLetter"/>
+      <w:lvlText w:val="%8."/>
+      <w:lvlJc w:val="left"/>
+      <w:pPr>
+        <w:ind w:left="5400" w:hanging="360"/>
+      </w:pPr>
+    </w:lvl>
+    <w:lvl w:ilvl="8" w:tplc="340A001B" w:tentative="1">
+      <w:start w:val="1"/>
+      <w:numFmt w:val="lowerRoman"/>
+      <w:lvlText w:val="%9."/>
+      <w:lvlJc w:val="right"/>
+      <w:pPr>
+        <w:ind w:left="6120" w:hanging="180"/>
+      </w:pPr>
+    </w:lvl>
+  </w:abstractNum>
+  <w:abstractNum w:abstractNumId="20" w15:restartNumberingAfterBreak="0">
+    <w:nsid w:val="388D49CA"/>
+    <w:multiLevelType w:val="hybridMultilevel"/>
+    <w:tmpl w:val="5748F8EC"/>
+    <w:lvl w:ilvl="0" w:tplc="22E06C70">
+      <w:start w:val="1"/>
+      <w:numFmt w:val="decimal"/>
+      <w:lvlText w:val="%1."/>
+      <w:lvlJc w:val="left"/>
+      <w:pPr>
+        <w:ind w:left="720" w:hanging="360"/>
+      </w:pPr>
+      <w:rPr>
+        <w:rFonts w:hint="default"/>
+        <w:b/>
+        <w:sz w:val="24"/>
+        <w:vertAlign w:val="baseline"/>
+      </w:rPr>
+    </w:lvl>
+    <w:lvl w:ilvl="1" w:tplc="340A0019" w:tentative="1">
+      <w:start w:val="1"/>
+      <w:numFmt w:val="lowerLetter"/>
+      <w:lvlText w:val="%2."/>
+      <w:lvlJc w:val="left"/>
+      <w:pPr>
+        <w:ind w:left="1440" w:hanging="360"/>
+      </w:pPr>
+    </w:lvl>
+    <w:lvl w:ilvl="2" w:tplc="340A001B" w:tentative="1">
+      <w:start w:val="1"/>
+      <w:numFmt w:val="lowerRoman"/>
+      <w:lvlText w:val="%3."/>
+      <w:lvlJc w:val="right"/>
+      <w:pPr>
+        <w:ind w:left="2160" w:hanging="180"/>
+      </w:pPr>
+    </w:lvl>
+    <w:lvl w:ilvl="3" w:tplc="340A000F" w:tentative="1">
+      <w:start w:val="1"/>
+      <w:numFmt w:val="decimal"/>
+      <w:lvlText w:val="%4."/>
+      <w:lvlJc w:val="left"/>
+      <w:pPr>
+        <w:ind w:left="2880" w:hanging="360"/>
+      </w:pPr>
+    </w:lvl>
+    <w:lvl w:ilvl="4" w:tplc="340A0019" w:tentative="1">
+      <w:start w:val="1"/>
+      <w:numFmt w:val="lowerLetter"/>
+      <w:lvlText w:val="%5."/>
+      <w:lvlJc w:val="left"/>
+      <w:pPr>
+        <w:ind w:left="3600" w:hanging="360"/>
+      </w:pPr>
+    </w:lvl>
+    <w:lvl w:ilvl="5" w:tplc="340A001B" w:tentative="1">
+      <w:start w:val="1"/>
+      <w:numFmt w:val="lowerRoman"/>
+      <w:lvlText w:val="%6."/>
+      <w:lvlJc w:val="right"/>
+      <w:pPr>
+        <w:ind w:left="4320" w:hanging="180"/>
+      </w:pPr>
+    </w:lvl>
+    <w:lvl w:ilvl="6" w:tplc="340A000F" w:tentative="1">
+      <w:start w:val="1"/>
+      <w:numFmt w:val="decimal"/>
+      <w:lvlText w:val="%7."/>
+      <w:lvlJc w:val="left"/>
+      <w:pPr>
+        <w:ind w:left="5040" w:hanging="360"/>
+      </w:pPr>
+    </w:lvl>
+    <w:lvl w:ilvl="7" w:tplc="340A0019" w:tentative="1">
+      <w:start w:val="1"/>
+      <w:numFmt w:val="lowerLetter"/>
+      <w:lvlText w:val="%8."/>
+      <w:lvlJc w:val="left"/>
+      <w:pPr>
+        <w:ind w:left="5760" w:hanging="360"/>
+      </w:pPr>
+    </w:lvl>
+    <w:lvl w:ilvl="8" w:tplc="340A001B" w:tentative="1">
+      <w:start w:val="1"/>
+      <w:numFmt w:val="lowerRoman"/>
+      <w:lvlText w:val="%9."/>
+      <w:lvlJc w:val="right"/>
+      <w:pPr>
+        <w:ind w:left="6480" w:hanging="180"/>
+      </w:pPr>
+    </w:lvl>
+  </w:abstractNum>
+  <w:abstractNum w:abstractNumId="21" w15:restartNumberingAfterBreak="0">
+    <w:nsid w:val="38E61BCE"/>
+    <w:multiLevelType w:val="hybridMultilevel"/>
+    <w:tmpl w:val="DBCA780C"/>
+    <w:lvl w:ilvl="0" w:tplc="F37A3620">
+      <w:start w:val="1"/>
+      <w:numFmt w:val="decimal"/>
+      <w:lvlText w:val="%1."/>
+      <w:lvlJc w:val="left"/>
+      <w:pPr>
+        <w:ind w:left="720" w:hanging="360"/>
+      </w:pPr>
+      <w:rPr>
+        <w:rFonts w:hint="default"/>
+        <w:b/>
+        <w:sz w:val="24"/>
+      </w:rPr>
+    </w:lvl>
+    <w:lvl w:ilvl="1" w:tplc="340A0019" w:tentative="1">
+      <w:start w:val="1"/>
+      <w:numFmt w:val="lowerLetter"/>
+      <w:lvlText w:val="%2."/>
+      <w:lvlJc w:val="left"/>
+      <w:pPr>
+        <w:ind w:left="1440" w:hanging="360"/>
+      </w:pPr>
+    </w:lvl>
+    <w:lvl w:ilvl="2" w:tplc="340A001B" w:tentative="1">
+      <w:start w:val="1"/>
+      <w:numFmt w:val="lowerRoman"/>
+      <w:lvlText w:val="%3."/>
+      <w:lvlJc w:val="right"/>
+      <w:pPr>
+        <w:ind w:left="2160" w:hanging="180"/>
+      </w:pPr>
+    </w:lvl>
+    <w:lvl w:ilvl="3" w:tplc="340A000F" w:tentative="1">
+      <w:start w:val="1"/>
+      <w:numFmt w:val="decimal"/>
+      <w:lvlText w:val="%4."/>
+      <w:lvlJc w:val="left"/>
+      <w:pPr>
+        <w:ind w:left="2880" w:hanging="360"/>
+      </w:pPr>
+    </w:lvl>
+    <w:lvl w:ilvl="4" w:tplc="340A0019" w:tentative="1">
+      <w:start w:val="1"/>
+      <w:numFmt w:val="lowerLetter"/>
+      <w:lvlText w:val="%5."/>
+      <w:lvlJc w:val="left"/>
+      <w:pPr>
+        <w:ind w:left="3600" w:hanging="360"/>
+      </w:pPr>
+    </w:lvl>
+    <w:lvl w:ilvl="5" w:tplc="340A001B" w:tentative="1">
+      <w:start w:val="1"/>
+      <w:numFmt w:val="lowerRoman"/>
+      <w:lvlText w:val="%6."/>
+      <w:lvlJc w:val="right"/>
+      <w:pPr>
+        <w:ind w:left="4320" w:hanging="180"/>
+      </w:pPr>
+    </w:lvl>
+    <w:lvl w:ilvl="6" w:tplc="340A000F" w:tentative="1">
+      <w:start w:val="1"/>
+      <w:numFmt w:val="decimal"/>
+      <w:lvlText w:val="%7."/>
+      <w:lvlJc w:val="left"/>
+      <w:pPr>
+        <w:ind w:left="5040" w:hanging="360"/>
+      </w:pPr>
+    </w:lvl>
+    <w:lvl w:ilvl="7" w:tplc="340A0019" w:tentative="1">
+      <w:start w:val="1"/>
+      <w:numFmt w:val="lowerLetter"/>
+      <w:lvlText w:val="%8."/>
+      <w:lvlJc w:val="left"/>
+      <w:pPr>
+        <w:ind w:left="5760" w:hanging="360"/>
+      </w:pPr>
+    </w:lvl>
+    <w:lvl w:ilvl="8" w:tplc="340A001B" w:tentative="1">
+      <w:start w:val="1"/>
+      <w:numFmt w:val="lowerRoman"/>
+      <w:lvlText w:val="%9."/>
+      <w:lvlJc w:val="right"/>
+      <w:pPr>
+        <w:ind w:left="6480" w:hanging="180"/>
+      </w:pPr>
+    </w:lvl>
+  </w:abstractNum>
+  <w:abstractNum w:abstractNumId="22" w15:restartNumberingAfterBreak="0">
+    <w:nsid w:val="39C60ED5"/>
+    <w:multiLevelType w:val="hybridMultilevel"/>
+    <w:tmpl w:val="46C6A066"/>
+    <w:lvl w:ilvl="0" w:tplc="29E0BC46">
+      <w:start w:val="1"/>
+      <w:numFmt w:val="bullet"/>
+      <w:lvlText w:val=""/>
+      <w:lvlJc w:val="left"/>
+      <w:pPr>
+        <w:ind w:left="1080" w:hanging="360"/>
+      </w:pPr>
+      <w:rPr>
+        <w:rFonts w:ascii="Symbol" w:eastAsiaTheme="minorHAnsi" w:hAnsi="Symbol" w:cstheme="minorBidi" w:hint="default"/>
+      </w:rPr>
+    </w:lvl>
+    <w:lvl w:ilvl="1" w:tplc="340A0003" w:tentative="1">
+      <w:start w:val="1"/>
+      <w:numFmt w:val="bullet"/>
+      <w:lvlText w:val="o"/>
+      <w:lvlJc w:val="left"/>
+      <w:pPr>
+        <w:ind w:left="1800" w:hanging="360"/>
+      </w:pPr>
+      <w:rPr>
+        <w:rFonts w:ascii="Courier New" w:hAnsi="Courier New" w:cs="Courier New" w:hint="default"/>
+      </w:rPr>
+    </w:lvl>
+    <w:lvl w:ilvl="2" w:tplc="340A0005" w:tentative="1">
+      <w:start w:val="1"/>
+      <w:numFmt w:val="bullet"/>
+      <w:lvlText w:val=""/>
+      <w:lvlJc w:val="left"/>
+      <w:pPr>
+        <w:ind w:left="2520" w:hanging="360"/>
+      </w:pPr>
+      <w:rPr>
+        <w:rFonts w:ascii="Wingdings" w:hAnsi="Wingdings" w:hint="default"/>
+      </w:rPr>
+    </w:lvl>
+    <w:lvl w:ilvl="3" w:tplc="340A0001" w:tentative="1">
+      <w:start w:val="1"/>
+      <w:numFmt w:val="bullet"/>
+      <w:lvlText w:val=""/>
+      <w:lvlJc w:val="left"/>
+      <w:pPr>
+        <w:ind w:left="3240" w:hanging="360"/>
+      </w:pPr>
+      <w:rPr>
+        <w:rFonts w:ascii="Symbol" w:hAnsi="Symbol" w:hint="default"/>
+      </w:rPr>
+    </w:lvl>
+    <w:lvl w:ilvl="4" w:tplc="340A0003" w:tentative="1">
+      <w:start w:val="1"/>
+      <w:numFmt w:val="bullet"/>
+      <w:lvlText w:val="o"/>
+      <w:lvlJc w:val="left"/>
+      <w:pPr>
+        <w:ind w:left="3960" w:hanging="360"/>
+      </w:pPr>
+      <w:rPr>
+        <w:rFonts w:ascii="Courier New" w:hAnsi="Courier New" w:cs="Courier New" w:hint="default"/>
+      </w:rPr>
+    </w:lvl>
+    <w:lvl w:ilvl="5" w:tplc="340A0005" w:tentative="1">
+      <w:start w:val="1"/>
+      <w:numFmt w:val="bullet"/>
+      <w:lvlText w:val=""/>
+      <w:lvlJc w:val="left"/>
+      <w:pPr>
+        <w:ind w:left="4680" w:hanging="360"/>
+      </w:pPr>
+      <w:rPr>
+        <w:rFonts w:ascii="Wingdings" w:hAnsi="Wingdings" w:hint="default"/>
+      </w:rPr>
+    </w:lvl>
+    <w:lvl w:ilvl="6" w:tplc="340A0001" w:tentative="1">
+      <w:start w:val="1"/>
+      <w:numFmt w:val="bullet"/>
+      <w:lvlText w:val=""/>
+      <w:lvlJc w:val="left"/>
+      <w:pPr>
+        <w:ind w:left="5400" w:hanging="360"/>
+      </w:pPr>
+      <w:rPr>
+        <w:rFonts w:ascii="Symbol" w:hAnsi="Symbol" w:hint="default"/>
+      </w:rPr>
+    </w:lvl>
+    <w:lvl w:ilvl="7" w:tplc="340A0003" w:tentative="1">
+      <w:start w:val="1"/>
+      <w:numFmt w:val="bullet"/>
+      <w:lvlText w:val="o"/>
+      <w:lvlJc w:val="left"/>
+      <w:pPr>
+        <w:ind w:left="6120" w:hanging="360"/>
+      </w:pPr>
+      <w:rPr>
+        <w:rFonts w:ascii="Courier New" w:hAnsi="Courier New" w:cs="Courier New" w:hint="default"/>
+      </w:rPr>
+    </w:lvl>
+    <w:lvl w:ilvl="8" w:tplc="340A0005" w:tentative="1">
+      <w:start w:val="1"/>
+      <w:numFmt w:val="bullet"/>
+      <w:lvlText w:val=""/>
+      <w:lvlJc w:val="left"/>
+      <w:pPr>
+        <w:ind w:left="6840" w:hanging="360"/>
+      </w:pPr>
+      <w:rPr>
+        <w:rFonts w:ascii="Wingdings" w:hAnsi="Wingdings" w:hint="default"/>
+      </w:rPr>
+    </w:lvl>
+  </w:abstractNum>
+  <w:abstractNum w:abstractNumId="23" w15:restartNumberingAfterBreak="0">
+    <w:nsid w:val="3B4E5171"/>
+    <w:multiLevelType w:val="hybridMultilevel"/>
+    <w:tmpl w:val="D74C33F2"/>
+    <w:lvl w:ilvl="0" w:tplc="596E58B8">
+      <w:start w:val="1"/>
+      <w:numFmt w:val="decimal"/>
+      <w:lvlText w:val="%1"/>
+      <w:lvlJc w:val="left"/>
+      <w:pPr>
+        <w:ind w:left="720" w:hanging="360"/>
+      </w:pPr>
+      <w:rPr>
+        <w:rFonts w:hint="default"/>
+        <w:b/>
+        <w:sz w:val="24"/>
+        <w:vertAlign w:val="baseline"/>
+      </w:rPr>
+    </w:lvl>
+    <w:lvl w:ilvl="1" w:tplc="340A0019" w:tentative="1">
+      <w:start w:val="1"/>
+      <w:numFmt w:val="lowerLetter"/>
+      <w:lvlText w:val="%2."/>
+      <w:lvlJc w:val="left"/>
+      <w:pPr>
+        <w:ind w:left="1440" w:hanging="360"/>
+      </w:pPr>
+    </w:lvl>
+    <w:lvl w:ilvl="2" w:tplc="340A001B" w:tentative="1">
+      <w:start w:val="1"/>
+      <w:numFmt w:val="lowerRoman"/>
+      <w:lvlText w:val="%3."/>
+      <w:lvlJc w:val="right"/>
+      <w:pPr>
+        <w:ind w:left="2160" w:hanging="180"/>
+      </w:pPr>
+    </w:lvl>
+    <w:lvl w:ilvl="3" w:tplc="340A000F" w:tentative="1">
+      <w:start w:val="1"/>
+      <w:numFmt w:val="decimal"/>
+      <w:lvlText w:val="%4."/>
+      <w:lvlJc w:val="left"/>
+      <w:pPr>
+        <w:ind w:left="2880" w:hanging="360"/>
+      </w:pPr>
+    </w:lvl>
+    <w:lvl w:ilvl="4" w:tplc="340A0019" w:tentative="1">
+      <w:start w:val="1"/>
+      <w:numFmt w:val="lowerLetter"/>
+      <w:lvlText w:val="%5."/>
+      <w:lvlJc w:val="left"/>
+      <w:pPr>
+        <w:ind w:left="3600" w:hanging="360"/>
+      </w:pPr>
+    </w:lvl>
+    <w:lvl w:ilvl="5" w:tplc="340A001B" w:tentative="1">
+      <w:start w:val="1"/>
+      <w:numFmt w:val="lowerRoman"/>
+      <w:lvlText w:val="%6."/>
+      <w:lvlJc w:val="right"/>
+      <w:pPr>
+        <w:ind w:left="4320" w:hanging="180"/>
+      </w:pPr>
+    </w:lvl>
+    <w:lvl w:ilvl="6" w:tplc="340A000F" w:tentative="1">
+      <w:start w:val="1"/>
+      <w:numFmt w:val="decimal"/>
+      <w:lvlText w:val="%7."/>
+      <w:lvlJc w:val="left"/>
+      <w:pPr>
+        <w:ind w:left="5040" w:hanging="360"/>
+      </w:pPr>
+    </w:lvl>
+    <w:lvl w:ilvl="7" w:tplc="340A0019" w:tentative="1">
+      <w:start w:val="1"/>
+      <w:numFmt w:val="lowerLetter"/>
+      <w:lvlText w:val="%8."/>
+      <w:lvlJc w:val="left"/>
+      <w:pPr>
+        <w:ind w:left="5760" w:hanging="360"/>
+      </w:pPr>
+    </w:lvl>
+    <w:lvl w:ilvl="8" w:tplc="340A001B" w:tentative="1">
+      <w:start w:val="1"/>
+      <w:numFmt w:val="lowerRoman"/>
+      <w:lvlText w:val="%9."/>
+      <w:lvlJc w:val="right"/>
+      <w:pPr>
+        <w:ind w:left="6480" w:hanging="180"/>
+      </w:pPr>
+    </w:lvl>
+  </w:abstractNum>
+  <w:abstractNum w:abstractNumId="24" w15:restartNumberingAfterBreak="0">
+    <w:nsid w:val="40CE5141"/>
+    <w:multiLevelType w:val="hybridMultilevel"/>
+    <w:tmpl w:val="882C9648"/>
+    <w:lvl w:ilvl="0" w:tplc="737CFC10">
+      <w:start w:val="1"/>
+      <w:numFmt w:val="decimal"/>
+      <w:lvlText w:val="%1."/>
+      <w:lvlJc w:val="left"/>
+      <w:pPr>
+        <w:ind w:left="720" w:hanging="360"/>
+      </w:pPr>
+      <w:rPr>
+        <w:rFonts w:hint="default"/>
+        <w:b/>
+      </w:rPr>
+    </w:lvl>
+    <w:lvl w:ilvl="1" w:tplc="340A0019" w:tentative="1">
+      <w:start w:val="1"/>
+      <w:numFmt w:val="lowerLetter"/>
+      <w:lvlText w:val="%2."/>
+      <w:lvlJc w:val="left"/>
+      <w:pPr>
+        <w:ind w:left="1440" w:hanging="360"/>
+      </w:pPr>
+    </w:lvl>
+    <w:lvl w:ilvl="2" w:tplc="340A001B" w:tentative="1">
+      <w:start w:val="1"/>
+      <w:numFmt w:val="lowerRoman"/>
+      <w:lvlText w:val="%3."/>
+      <w:lvlJc w:val="right"/>
+      <w:pPr>
+        <w:ind w:left="2160" w:hanging="180"/>
+      </w:pPr>
+    </w:lvl>
+    <w:lvl w:ilvl="3" w:tplc="340A000F" w:tentative="1">
+      <w:start w:val="1"/>
+      <w:numFmt w:val="decimal"/>
+      <w:lvlText w:val="%4."/>
+      <w:lvlJc w:val="left"/>
+      <w:pPr>
+        <w:ind w:left="2880" w:hanging="360"/>
+      </w:pPr>
+    </w:lvl>
+    <w:lvl w:ilvl="4" w:tplc="340A0019" w:tentative="1">
+      <w:start w:val="1"/>
+      <w:numFmt w:val="lowerLetter"/>
+      <w:lvlText w:val="%5."/>
+      <w:lvlJc w:val="left"/>
+      <w:pPr>
+        <w:ind w:left="3600" w:hanging="360"/>
+      </w:pPr>
+    </w:lvl>
+    <w:lvl w:ilvl="5" w:tplc="340A001B" w:tentative="1">
+      <w:start w:val="1"/>
+      <w:numFmt w:val="lowerRoman"/>
+      <w:lvlText w:val="%6."/>
+      <w:lvlJc w:val="right"/>
+      <w:pPr>
+        <w:ind w:left="4320" w:hanging="180"/>
+      </w:pPr>
+    </w:lvl>
+    <w:lvl w:ilvl="6" w:tplc="340A000F" w:tentative="1">
+      <w:start w:val="1"/>
+      <w:numFmt w:val="decimal"/>
+      <w:lvlText w:val="%7."/>
+      <w:lvlJc w:val="left"/>
+      <w:pPr>
+        <w:ind w:left="5040" w:hanging="360"/>
+      </w:pPr>
+    </w:lvl>
+    <w:lvl w:ilvl="7" w:tplc="340A0019" w:tentative="1">
+      <w:start w:val="1"/>
+      <w:numFmt w:val="lowerLetter"/>
+      <w:lvlText w:val="%8."/>
+      <w:lvlJc w:val="left"/>
+      <w:pPr>
+        <w:ind w:left="5760" w:hanging="360"/>
+      </w:pPr>
+    </w:lvl>
+    <w:lvl w:ilvl="8" w:tplc="340A001B" w:tentative="1">
+      <w:start w:val="1"/>
+      <w:numFmt w:val="lowerRoman"/>
+      <w:lvlText w:val="%9."/>
+      <w:lvlJc w:val="right"/>
+      <w:pPr>
+        <w:ind w:left="6480" w:hanging="180"/>
+      </w:pPr>
+    </w:lvl>
+  </w:abstractNum>
+  <w:abstractNum w:abstractNumId="25" w15:restartNumberingAfterBreak="0">
     <w:nsid w:val="41F3539D"/>
     <w:multiLevelType w:val="hybridMultilevel"/>
     <w:tmpl w:val="D23860CE"/>
@@ -4765,7 +6429,7 @@
       </w:rPr>
     </w:lvl>
   </w:abstractNum>
-  <w:abstractNum w:abstractNumId="10" w15:restartNumberingAfterBreak="0">
+  <w:abstractNum w:abstractNumId="26" w15:restartNumberingAfterBreak="0">
     <w:nsid w:val="42602FA0"/>
     <w:multiLevelType w:val="hybridMultilevel"/>
     <w:tmpl w:val="9C7004FE"/>
@@ -4878,7 +6542,191 @@
       </w:rPr>
     </w:lvl>
   </w:abstractNum>
-  <w:abstractNum w:abstractNumId="11" w15:restartNumberingAfterBreak="0">
+  <w:abstractNum w:abstractNumId="27" w15:restartNumberingAfterBreak="0">
+    <w:nsid w:val="49672657"/>
+    <w:multiLevelType w:val="hybridMultilevel"/>
+    <w:tmpl w:val="29A02634"/>
+    <w:lvl w:ilvl="0" w:tplc="0D2CC0B6">
+      <w:start w:val="1"/>
+      <w:numFmt w:val="decimal"/>
+      <w:lvlText w:val="%1."/>
+      <w:lvlJc w:val="left"/>
+      <w:pPr>
+        <w:ind w:left="360" w:hanging="360"/>
+      </w:pPr>
+      <w:rPr>
+        <w:rFonts w:hint="default"/>
+        <w:b/>
+        <w:sz w:val="24"/>
+        <w:vertAlign w:val="baseline"/>
+      </w:rPr>
+    </w:lvl>
+    <w:lvl w:ilvl="1" w:tplc="340A0019" w:tentative="1">
+      <w:start w:val="1"/>
+      <w:numFmt w:val="lowerLetter"/>
+      <w:lvlText w:val="%2."/>
+      <w:lvlJc w:val="left"/>
+      <w:pPr>
+        <w:ind w:left="1080" w:hanging="360"/>
+      </w:pPr>
+    </w:lvl>
+    <w:lvl w:ilvl="2" w:tplc="340A001B" w:tentative="1">
+      <w:start w:val="1"/>
+      <w:numFmt w:val="lowerRoman"/>
+      <w:lvlText w:val="%3."/>
+      <w:lvlJc w:val="right"/>
+      <w:pPr>
+        <w:ind w:left="1800" w:hanging="180"/>
+      </w:pPr>
+    </w:lvl>
+    <w:lvl w:ilvl="3" w:tplc="340A000F" w:tentative="1">
+      <w:start w:val="1"/>
+      <w:numFmt w:val="decimal"/>
+      <w:lvlText w:val="%4."/>
+      <w:lvlJc w:val="left"/>
+      <w:pPr>
+        <w:ind w:left="2520" w:hanging="360"/>
+      </w:pPr>
+    </w:lvl>
+    <w:lvl w:ilvl="4" w:tplc="340A0019" w:tentative="1">
+      <w:start w:val="1"/>
+      <w:numFmt w:val="lowerLetter"/>
+      <w:lvlText w:val="%5."/>
+      <w:lvlJc w:val="left"/>
+      <w:pPr>
+        <w:ind w:left="3240" w:hanging="360"/>
+      </w:pPr>
+    </w:lvl>
+    <w:lvl w:ilvl="5" w:tplc="340A001B" w:tentative="1">
+      <w:start w:val="1"/>
+      <w:numFmt w:val="lowerRoman"/>
+      <w:lvlText w:val="%6."/>
+      <w:lvlJc w:val="right"/>
+      <w:pPr>
+        <w:ind w:left="3960" w:hanging="180"/>
+      </w:pPr>
+    </w:lvl>
+    <w:lvl w:ilvl="6" w:tplc="340A000F" w:tentative="1">
+      <w:start w:val="1"/>
+      <w:numFmt w:val="decimal"/>
+      <w:lvlText w:val="%7."/>
+      <w:lvlJc w:val="left"/>
+      <w:pPr>
+        <w:ind w:left="4680" w:hanging="360"/>
+      </w:pPr>
+    </w:lvl>
+    <w:lvl w:ilvl="7" w:tplc="340A0019" w:tentative="1">
+      <w:start w:val="1"/>
+      <w:numFmt w:val="lowerLetter"/>
+      <w:lvlText w:val="%8."/>
+      <w:lvlJc w:val="left"/>
+      <w:pPr>
+        <w:ind w:left="5400" w:hanging="360"/>
+      </w:pPr>
+    </w:lvl>
+    <w:lvl w:ilvl="8" w:tplc="340A001B" w:tentative="1">
+      <w:start w:val="1"/>
+      <w:numFmt w:val="lowerRoman"/>
+      <w:lvlText w:val="%9."/>
+      <w:lvlJc w:val="right"/>
+      <w:pPr>
+        <w:ind w:left="6120" w:hanging="180"/>
+      </w:pPr>
+    </w:lvl>
+  </w:abstractNum>
+  <w:abstractNum w:abstractNumId="28" w15:restartNumberingAfterBreak="0">
+    <w:nsid w:val="4DE46209"/>
+    <w:multiLevelType w:val="hybridMultilevel"/>
+    <w:tmpl w:val="6F0C8284"/>
+    <w:lvl w:ilvl="0" w:tplc="8D207E8C">
+      <w:start w:val="1"/>
+      <w:numFmt w:val="decimal"/>
+      <w:lvlText w:val="%1."/>
+      <w:lvlJc w:val="left"/>
+      <w:pPr>
+        <w:ind w:left="720" w:hanging="360"/>
+      </w:pPr>
+      <w:rPr>
+        <w:rFonts w:hint="default"/>
+        <w:b/>
+        <w:sz w:val="24"/>
+        <w:vertAlign w:val="baseline"/>
+      </w:rPr>
+    </w:lvl>
+    <w:lvl w:ilvl="1" w:tplc="340A0019" w:tentative="1">
+      <w:start w:val="1"/>
+      <w:numFmt w:val="lowerLetter"/>
+      <w:lvlText w:val="%2."/>
+      <w:lvlJc w:val="left"/>
+      <w:pPr>
+        <w:ind w:left="1440" w:hanging="360"/>
+      </w:pPr>
+    </w:lvl>
+    <w:lvl w:ilvl="2" w:tplc="340A001B" w:tentative="1">
+      <w:start w:val="1"/>
+      <w:numFmt w:val="lowerRoman"/>
+      <w:lvlText w:val="%3."/>
+      <w:lvlJc w:val="right"/>
+      <w:pPr>
+        <w:ind w:left="2160" w:hanging="180"/>
+      </w:pPr>
+    </w:lvl>
+    <w:lvl w:ilvl="3" w:tplc="340A000F" w:tentative="1">
+      <w:start w:val="1"/>
+      <w:numFmt w:val="decimal"/>
+      <w:lvlText w:val="%4."/>
+      <w:lvlJc w:val="left"/>
+      <w:pPr>
+        <w:ind w:left="2880" w:hanging="360"/>
+      </w:pPr>
+    </w:lvl>
+    <w:lvl w:ilvl="4" w:tplc="340A0019" w:tentative="1">
+      <w:start w:val="1"/>
+      <w:numFmt w:val="lowerLetter"/>
+      <w:lvlText w:val="%5."/>
+      <w:lvlJc w:val="left"/>
+      <w:pPr>
+        <w:ind w:left="3600" w:hanging="360"/>
+      </w:pPr>
+    </w:lvl>
+    <w:lvl w:ilvl="5" w:tplc="340A001B" w:tentative="1">
+      <w:start w:val="1"/>
+      <w:numFmt w:val="lowerRoman"/>
+      <w:lvlText w:val="%6."/>
+      <w:lvlJc w:val="right"/>
+      <w:pPr>
+        <w:ind w:left="4320" w:hanging="180"/>
+      </w:pPr>
+    </w:lvl>
+    <w:lvl w:ilvl="6" w:tplc="340A000F" w:tentative="1">
+      <w:start w:val="1"/>
+      <w:numFmt w:val="decimal"/>
+      <w:lvlText w:val="%7."/>
+      <w:lvlJc w:val="left"/>
+      <w:pPr>
+        <w:ind w:left="5040" w:hanging="360"/>
+      </w:pPr>
+    </w:lvl>
+    <w:lvl w:ilvl="7" w:tplc="340A0019" w:tentative="1">
+      <w:start w:val="1"/>
+      <w:numFmt w:val="lowerLetter"/>
+      <w:lvlText w:val="%8."/>
+      <w:lvlJc w:val="left"/>
+      <w:pPr>
+        <w:ind w:left="5760" w:hanging="360"/>
+      </w:pPr>
+    </w:lvl>
+    <w:lvl w:ilvl="8" w:tplc="340A001B" w:tentative="1">
+      <w:start w:val="1"/>
+      <w:numFmt w:val="lowerRoman"/>
+      <w:lvlText w:val="%9."/>
+      <w:lvlJc w:val="right"/>
+      <w:pPr>
+        <w:ind w:left="6480" w:hanging="180"/>
+      </w:pPr>
+    </w:lvl>
+  </w:abstractNum>
+  <w:abstractNum w:abstractNumId="29" w15:restartNumberingAfterBreak="0">
     <w:nsid w:val="4EDF7960"/>
     <w:multiLevelType w:val="hybridMultilevel"/>
     <w:tmpl w:val="DE16AF14"/>
@@ -4967,7 +6815,97 @@
       </w:pPr>
     </w:lvl>
   </w:abstractNum>
-  <w:abstractNum w:abstractNumId="12" w15:restartNumberingAfterBreak="0">
+  <w:abstractNum w:abstractNumId="30" w15:restartNumberingAfterBreak="0">
+    <w:nsid w:val="514D41F3"/>
+    <w:multiLevelType w:val="hybridMultilevel"/>
+    <w:tmpl w:val="F4840AAE"/>
+    <w:lvl w:ilvl="0" w:tplc="B4E64DE2">
+      <w:start w:val="20"/>
+      <w:numFmt w:val="decimal"/>
+      <w:lvlText w:val="%1."/>
+      <w:lvlJc w:val="left"/>
+      <w:pPr>
+        <w:ind w:left="720" w:hanging="360"/>
+      </w:pPr>
+      <w:rPr>
+        <w:rFonts w:hint="default"/>
+        <w:b/>
+      </w:rPr>
+    </w:lvl>
+    <w:lvl w:ilvl="1" w:tplc="340A0019" w:tentative="1">
+      <w:start w:val="1"/>
+      <w:numFmt w:val="lowerLetter"/>
+      <w:lvlText w:val="%2."/>
+      <w:lvlJc w:val="left"/>
+      <w:pPr>
+        <w:ind w:left="1440" w:hanging="360"/>
+      </w:pPr>
+    </w:lvl>
+    <w:lvl w:ilvl="2" w:tplc="340A001B" w:tentative="1">
+      <w:start w:val="1"/>
+      <w:numFmt w:val="lowerRoman"/>
+      <w:lvlText w:val="%3."/>
+      <w:lvlJc w:val="right"/>
+      <w:pPr>
+        <w:ind w:left="2160" w:hanging="180"/>
+      </w:pPr>
+    </w:lvl>
+    <w:lvl w:ilvl="3" w:tplc="340A000F" w:tentative="1">
+      <w:start w:val="1"/>
+      <w:numFmt w:val="decimal"/>
+      <w:lvlText w:val="%4."/>
+      <w:lvlJc w:val="left"/>
+      <w:pPr>
+        <w:ind w:left="2880" w:hanging="360"/>
+      </w:pPr>
+    </w:lvl>
+    <w:lvl w:ilvl="4" w:tplc="340A0019" w:tentative="1">
+      <w:start w:val="1"/>
+      <w:numFmt w:val="lowerLetter"/>
+      <w:lvlText w:val="%5."/>
+      <w:lvlJc w:val="left"/>
+      <w:pPr>
+        <w:ind w:left="3600" w:hanging="360"/>
+      </w:pPr>
+    </w:lvl>
+    <w:lvl w:ilvl="5" w:tplc="340A001B" w:tentative="1">
+      <w:start w:val="1"/>
+      <w:numFmt w:val="lowerRoman"/>
+      <w:lvlText w:val="%6."/>
+      <w:lvlJc w:val="right"/>
+      <w:pPr>
+        <w:ind w:left="4320" w:hanging="180"/>
+      </w:pPr>
+    </w:lvl>
+    <w:lvl w:ilvl="6" w:tplc="340A000F" w:tentative="1">
+      <w:start w:val="1"/>
+      <w:numFmt w:val="decimal"/>
+      <w:lvlText w:val="%7."/>
+      <w:lvlJc w:val="left"/>
+      <w:pPr>
+        <w:ind w:left="5040" w:hanging="360"/>
+      </w:pPr>
+    </w:lvl>
+    <w:lvl w:ilvl="7" w:tplc="340A0019" w:tentative="1">
+      <w:start w:val="1"/>
+      <w:numFmt w:val="lowerLetter"/>
+      <w:lvlText w:val="%8."/>
+      <w:lvlJc w:val="left"/>
+      <w:pPr>
+        <w:ind w:left="5760" w:hanging="360"/>
+      </w:pPr>
+    </w:lvl>
+    <w:lvl w:ilvl="8" w:tplc="340A001B" w:tentative="1">
+      <w:start w:val="1"/>
+      <w:numFmt w:val="lowerRoman"/>
+      <w:lvlText w:val="%9."/>
+      <w:lvlJc w:val="right"/>
+      <w:pPr>
+        <w:ind w:left="6480" w:hanging="180"/>
+      </w:pPr>
+    </w:lvl>
+  </w:abstractNum>
+  <w:abstractNum w:abstractNumId="31" w15:restartNumberingAfterBreak="0">
     <w:nsid w:val="55154DA3"/>
     <w:multiLevelType w:val="hybridMultilevel"/>
     <w:tmpl w:val="12D4B1B0"/>
@@ -5080,7 +7018,280 @@
       </w:rPr>
     </w:lvl>
   </w:abstractNum>
-  <w:abstractNum w:abstractNumId="13" w15:restartNumberingAfterBreak="0">
+  <w:abstractNum w:abstractNumId="32" w15:restartNumberingAfterBreak="0">
+    <w:nsid w:val="55585592"/>
+    <w:multiLevelType w:val="hybridMultilevel"/>
+    <w:tmpl w:val="81FC471A"/>
+    <w:lvl w:ilvl="0" w:tplc="FFFFFFFF">
+      <w:start w:val="1"/>
+      <w:numFmt w:val="decimal"/>
+      <w:lvlText w:val="%1."/>
+      <w:lvlJc w:val="left"/>
+      <w:pPr>
+        <w:ind w:left="720" w:hanging="360"/>
+      </w:pPr>
+      <w:rPr>
+        <w:rFonts w:hint="default"/>
+        <w:b/>
+        <w:sz w:val="24"/>
+      </w:rPr>
+    </w:lvl>
+    <w:lvl w:ilvl="1" w:tplc="340A0019" w:tentative="1">
+      <w:start w:val="1"/>
+      <w:numFmt w:val="lowerLetter"/>
+      <w:lvlText w:val="%2."/>
+      <w:lvlJc w:val="left"/>
+      <w:pPr>
+        <w:ind w:left="1440" w:hanging="360"/>
+      </w:pPr>
+    </w:lvl>
+    <w:lvl w:ilvl="2" w:tplc="340A001B" w:tentative="1">
+      <w:start w:val="1"/>
+      <w:numFmt w:val="lowerRoman"/>
+      <w:lvlText w:val="%3."/>
+      <w:lvlJc w:val="right"/>
+      <w:pPr>
+        <w:ind w:left="2160" w:hanging="180"/>
+      </w:pPr>
+    </w:lvl>
+    <w:lvl w:ilvl="3" w:tplc="340A000F" w:tentative="1">
+      <w:start w:val="1"/>
+      <w:numFmt w:val="decimal"/>
+      <w:lvlText w:val="%4."/>
+      <w:lvlJc w:val="left"/>
+      <w:pPr>
+        <w:ind w:left="2880" w:hanging="360"/>
+      </w:pPr>
+    </w:lvl>
+    <w:lvl w:ilvl="4" w:tplc="340A0019" w:tentative="1">
+      <w:start w:val="1"/>
+      <w:numFmt w:val="lowerLetter"/>
+      <w:lvlText w:val="%5."/>
+      <w:lvlJc w:val="left"/>
+      <w:pPr>
+        <w:ind w:left="3600" w:hanging="360"/>
+      </w:pPr>
+    </w:lvl>
+    <w:lvl w:ilvl="5" w:tplc="340A001B" w:tentative="1">
+      <w:start w:val="1"/>
+      <w:numFmt w:val="lowerRoman"/>
+      <w:lvlText w:val="%6."/>
+      <w:lvlJc w:val="right"/>
+      <w:pPr>
+        <w:ind w:left="4320" w:hanging="180"/>
+      </w:pPr>
+    </w:lvl>
+    <w:lvl w:ilvl="6" w:tplc="340A000F" w:tentative="1">
+      <w:start w:val="1"/>
+      <w:numFmt w:val="decimal"/>
+      <w:lvlText w:val="%7."/>
+      <w:lvlJc w:val="left"/>
+      <w:pPr>
+        <w:ind w:left="5040" w:hanging="360"/>
+      </w:pPr>
+    </w:lvl>
+    <w:lvl w:ilvl="7" w:tplc="340A0019" w:tentative="1">
+      <w:start w:val="1"/>
+      <w:numFmt w:val="lowerLetter"/>
+      <w:lvlText w:val="%8."/>
+      <w:lvlJc w:val="left"/>
+      <w:pPr>
+        <w:ind w:left="5760" w:hanging="360"/>
+      </w:pPr>
+    </w:lvl>
+    <w:lvl w:ilvl="8" w:tplc="340A001B" w:tentative="1">
+      <w:start w:val="1"/>
+      <w:numFmt w:val="lowerRoman"/>
+      <w:lvlText w:val="%9."/>
+      <w:lvlJc w:val="right"/>
+      <w:pPr>
+        <w:ind w:left="6480" w:hanging="180"/>
+      </w:pPr>
+    </w:lvl>
+  </w:abstractNum>
+  <w:abstractNum w:abstractNumId="33" w15:restartNumberingAfterBreak="0">
+    <w:nsid w:val="57E41774"/>
+    <w:multiLevelType w:val="hybridMultilevel"/>
+    <w:tmpl w:val="E08019EA"/>
+    <w:lvl w:ilvl="0" w:tplc="DCF09594">
+      <w:start w:val="1"/>
+      <w:numFmt w:val="decimal"/>
+      <w:lvlText w:val="%1."/>
+      <w:lvlJc w:val="left"/>
+      <w:pPr>
+        <w:ind w:left="720" w:hanging="360"/>
+      </w:pPr>
+      <w:rPr>
+        <w:rFonts w:hint="default"/>
+        <w:b/>
+        <w:sz w:val="24"/>
+      </w:rPr>
+    </w:lvl>
+    <w:lvl w:ilvl="1" w:tplc="340A0019" w:tentative="1">
+      <w:start w:val="1"/>
+      <w:numFmt w:val="lowerLetter"/>
+      <w:lvlText w:val="%2."/>
+      <w:lvlJc w:val="left"/>
+      <w:pPr>
+        <w:ind w:left="1440" w:hanging="360"/>
+      </w:pPr>
+    </w:lvl>
+    <w:lvl w:ilvl="2" w:tplc="340A001B" w:tentative="1">
+      <w:start w:val="1"/>
+      <w:numFmt w:val="lowerRoman"/>
+      <w:lvlText w:val="%3."/>
+      <w:lvlJc w:val="right"/>
+      <w:pPr>
+        <w:ind w:left="2160" w:hanging="180"/>
+      </w:pPr>
+    </w:lvl>
+    <w:lvl w:ilvl="3" w:tplc="340A000F" w:tentative="1">
+      <w:start w:val="1"/>
+      <w:numFmt w:val="decimal"/>
+      <w:lvlText w:val="%4."/>
+      <w:lvlJc w:val="left"/>
+      <w:pPr>
+        <w:ind w:left="2880" w:hanging="360"/>
+      </w:pPr>
+    </w:lvl>
+    <w:lvl w:ilvl="4" w:tplc="340A0019" w:tentative="1">
+      <w:start w:val="1"/>
+      <w:numFmt w:val="lowerLetter"/>
+      <w:lvlText w:val="%5."/>
+      <w:lvlJc w:val="left"/>
+      <w:pPr>
+        <w:ind w:left="3600" w:hanging="360"/>
+      </w:pPr>
+    </w:lvl>
+    <w:lvl w:ilvl="5" w:tplc="340A001B" w:tentative="1">
+      <w:start w:val="1"/>
+      <w:numFmt w:val="lowerRoman"/>
+      <w:lvlText w:val="%6."/>
+      <w:lvlJc w:val="right"/>
+      <w:pPr>
+        <w:ind w:left="4320" w:hanging="180"/>
+      </w:pPr>
+    </w:lvl>
+    <w:lvl w:ilvl="6" w:tplc="340A000F" w:tentative="1">
+      <w:start w:val="1"/>
+      <w:numFmt w:val="decimal"/>
+      <w:lvlText w:val="%7."/>
+      <w:lvlJc w:val="left"/>
+      <w:pPr>
+        <w:ind w:left="5040" w:hanging="360"/>
+      </w:pPr>
+    </w:lvl>
+    <w:lvl w:ilvl="7" w:tplc="340A0019" w:tentative="1">
+      <w:start w:val="1"/>
+      <w:numFmt w:val="lowerLetter"/>
+      <w:lvlText w:val="%8."/>
+      <w:lvlJc w:val="left"/>
+      <w:pPr>
+        <w:ind w:left="5760" w:hanging="360"/>
+      </w:pPr>
+    </w:lvl>
+    <w:lvl w:ilvl="8" w:tplc="340A001B" w:tentative="1">
+      <w:start w:val="1"/>
+      <w:numFmt w:val="lowerRoman"/>
+      <w:lvlText w:val="%9."/>
+      <w:lvlJc w:val="right"/>
+      <w:pPr>
+        <w:ind w:left="6480" w:hanging="180"/>
+      </w:pPr>
+    </w:lvl>
+  </w:abstractNum>
+  <w:abstractNum w:abstractNumId="34" w15:restartNumberingAfterBreak="0">
+    <w:nsid w:val="57E4195E"/>
+    <w:multiLevelType w:val="hybridMultilevel"/>
+    <w:tmpl w:val="8EF4A888"/>
+    <w:lvl w:ilvl="0" w:tplc="FFFFFFFF">
+      <w:start w:val="1"/>
+      <w:numFmt w:val="decimal"/>
+      <w:lvlText w:val="%1."/>
+      <w:lvlJc w:val="left"/>
+      <w:pPr>
+        <w:ind w:left="720" w:hanging="360"/>
+      </w:pPr>
+      <w:rPr>
+        <w:rFonts w:hint="default"/>
+        <w:b/>
+        <w:sz w:val="24"/>
+      </w:rPr>
+    </w:lvl>
+    <w:lvl w:ilvl="1" w:tplc="FFFFFFFF" w:tentative="1">
+      <w:start w:val="1"/>
+      <w:numFmt w:val="lowerLetter"/>
+      <w:lvlText w:val="%2."/>
+      <w:lvlJc w:val="left"/>
+      <w:pPr>
+        <w:ind w:left="1440" w:hanging="360"/>
+      </w:pPr>
+    </w:lvl>
+    <w:lvl w:ilvl="2" w:tplc="FFFFFFFF" w:tentative="1">
+      <w:start w:val="1"/>
+      <w:numFmt w:val="lowerRoman"/>
+      <w:lvlText w:val="%3."/>
+      <w:lvlJc w:val="right"/>
+      <w:pPr>
+        <w:ind w:left="2160" w:hanging="180"/>
+      </w:pPr>
+    </w:lvl>
+    <w:lvl w:ilvl="3" w:tplc="FFFFFFFF" w:tentative="1">
+      <w:start w:val="1"/>
+      <w:numFmt w:val="decimal"/>
+      <w:lvlText w:val="%4."/>
+      <w:lvlJc w:val="left"/>
+      <w:pPr>
+        <w:ind w:left="2880" w:hanging="360"/>
+      </w:pPr>
+    </w:lvl>
+    <w:lvl w:ilvl="4" w:tplc="FFFFFFFF" w:tentative="1">
+      <w:start w:val="1"/>
+      <w:numFmt w:val="lowerLetter"/>
+      <w:lvlText w:val="%5."/>
+      <w:lvlJc w:val="left"/>
+      <w:pPr>
+        <w:ind w:left="3600" w:hanging="360"/>
+      </w:pPr>
+    </w:lvl>
+    <w:lvl w:ilvl="5" w:tplc="FFFFFFFF" w:tentative="1">
+      <w:start w:val="1"/>
+      <w:numFmt w:val="lowerRoman"/>
+      <w:lvlText w:val="%6."/>
+      <w:lvlJc w:val="right"/>
+      <w:pPr>
+        <w:ind w:left="4320" w:hanging="180"/>
+      </w:pPr>
+    </w:lvl>
+    <w:lvl w:ilvl="6" w:tplc="FFFFFFFF" w:tentative="1">
+      <w:start w:val="1"/>
+      <w:numFmt w:val="decimal"/>
+      <w:lvlText w:val="%7."/>
+      <w:lvlJc w:val="left"/>
+      <w:pPr>
+        <w:ind w:left="5040" w:hanging="360"/>
+      </w:pPr>
+    </w:lvl>
+    <w:lvl w:ilvl="7" w:tplc="FFFFFFFF" w:tentative="1">
+      <w:start w:val="1"/>
+      <w:numFmt w:val="lowerLetter"/>
+      <w:lvlText w:val="%8."/>
+      <w:lvlJc w:val="left"/>
+      <w:pPr>
+        <w:ind w:left="5760" w:hanging="360"/>
+      </w:pPr>
+    </w:lvl>
+    <w:lvl w:ilvl="8" w:tplc="FFFFFFFF" w:tentative="1">
+      <w:start w:val="1"/>
+      <w:numFmt w:val="lowerRoman"/>
+      <w:lvlText w:val="%9."/>
+      <w:lvlJc w:val="right"/>
+      <w:pPr>
+        <w:ind w:left="6480" w:hanging="180"/>
+      </w:pPr>
+    </w:lvl>
+  </w:abstractNum>
+  <w:abstractNum w:abstractNumId="35" w15:restartNumberingAfterBreak="0">
     <w:nsid w:val="586969BF"/>
     <w:multiLevelType w:val="hybridMultilevel"/>
     <w:tmpl w:val="72C698F6"/>
@@ -5169,7 +7380,280 @@
       </w:pPr>
     </w:lvl>
   </w:abstractNum>
-  <w:abstractNum w:abstractNumId="14" w15:restartNumberingAfterBreak="0">
+  <w:abstractNum w:abstractNumId="36" w15:restartNumberingAfterBreak="0">
+    <w:nsid w:val="5A984776"/>
+    <w:multiLevelType w:val="hybridMultilevel"/>
+    <w:tmpl w:val="42CA8AD6"/>
+    <w:lvl w:ilvl="0" w:tplc="FFFFFFFF">
+      <w:start w:val="1"/>
+      <w:numFmt w:val="decimal"/>
+      <w:lvlText w:val="%1."/>
+      <w:lvlJc w:val="left"/>
+      <w:pPr>
+        <w:ind w:left="720" w:hanging="360"/>
+      </w:pPr>
+      <w:rPr>
+        <w:rFonts w:hint="default"/>
+        <w:b/>
+        <w:sz w:val="24"/>
+      </w:rPr>
+    </w:lvl>
+    <w:lvl w:ilvl="1" w:tplc="340A0019" w:tentative="1">
+      <w:start w:val="1"/>
+      <w:numFmt w:val="lowerLetter"/>
+      <w:lvlText w:val="%2."/>
+      <w:lvlJc w:val="left"/>
+      <w:pPr>
+        <w:ind w:left="1440" w:hanging="360"/>
+      </w:pPr>
+    </w:lvl>
+    <w:lvl w:ilvl="2" w:tplc="340A001B" w:tentative="1">
+      <w:start w:val="1"/>
+      <w:numFmt w:val="lowerRoman"/>
+      <w:lvlText w:val="%3."/>
+      <w:lvlJc w:val="right"/>
+      <w:pPr>
+        <w:ind w:left="2160" w:hanging="180"/>
+      </w:pPr>
+    </w:lvl>
+    <w:lvl w:ilvl="3" w:tplc="340A000F" w:tentative="1">
+      <w:start w:val="1"/>
+      <w:numFmt w:val="decimal"/>
+      <w:lvlText w:val="%4."/>
+      <w:lvlJc w:val="left"/>
+      <w:pPr>
+        <w:ind w:left="2880" w:hanging="360"/>
+      </w:pPr>
+    </w:lvl>
+    <w:lvl w:ilvl="4" w:tplc="340A0019" w:tentative="1">
+      <w:start w:val="1"/>
+      <w:numFmt w:val="lowerLetter"/>
+      <w:lvlText w:val="%5."/>
+      <w:lvlJc w:val="left"/>
+      <w:pPr>
+        <w:ind w:left="3600" w:hanging="360"/>
+      </w:pPr>
+    </w:lvl>
+    <w:lvl w:ilvl="5" w:tplc="340A001B" w:tentative="1">
+      <w:start w:val="1"/>
+      <w:numFmt w:val="lowerRoman"/>
+      <w:lvlText w:val="%6."/>
+      <w:lvlJc w:val="right"/>
+      <w:pPr>
+        <w:ind w:left="4320" w:hanging="180"/>
+      </w:pPr>
+    </w:lvl>
+    <w:lvl w:ilvl="6" w:tplc="340A000F" w:tentative="1">
+      <w:start w:val="1"/>
+      <w:numFmt w:val="decimal"/>
+      <w:lvlText w:val="%7."/>
+      <w:lvlJc w:val="left"/>
+      <w:pPr>
+        <w:ind w:left="5040" w:hanging="360"/>
+      </w:pPr>
+    </w:lvl>
+    <w:lvl w:ilvl="7" w:tplc="340A0019" w:tentative="1">
+      <w:start w:val="1"/>
+      <w:numFmt w:val="lowerLetter"/>
+      <w:lvlText w:val="%8."/>
+      <w:lvlJc w:val="left"/>
+      <w:pPr>
+        <w:ind w:left="5760" w:hanging="360"/>
+      </w:pPr>
+    </w:lvl>
+    <w:lvl w:ilvl="8" w:tplc="340A001B" w:tentative="1">
+      <w:start w:val="1"/>
+      <w:numFmt w:val="lowerRoman"/>
+      <w:lvlText w:val="%9."/>
+      <w:lvlJc w:val="right"/>
+      <w:pPr>
+        <w:ind w:left="6480" w:hanging="180"/>
+      </w:pPr>
+    </w:lvl>
+  </w:abstractNum>
+  <w:abstractNum w:abstractNumId="37" w15:restartNumberingAfterBreak="0">
+    <w:nsid w:val="5BFB7158"/>
+    <w:multiLevelType w:val="hybridMultilevel"/>
+    <w:tmpl w:val="0F1016FA"/>
+    <w:lvl w:ilvl="0" w:tplc="C8084FC0">
+      <w:start w:val="1"/>
+      <w:numFmt w:val="decimal"/>
+      <w:lvlText w:val="%1"/>
+      <w:lvlJc w:val="left"/>
+      <w:pPr>
+        <w:ind w:left="720" w:hanging="360"/>
+      </w:pPr>
+      <w:rPr>
+        <w:rFonts w:hint="default"/>
+        <w:b/>
+        <w:sz w:val="24"/>
+      </w:rPr>
+    </w:lvl>
+    <w:lvl w:ilvl="1" w:tplc="340A0019" w:tentative="1">
+      <w:start w:val="1"/>
+      <w:numFmt w:val="lowerLetter"/>
+      <w:lvlText w:val="%2."/>
+      <w:lvlJc w:val="left"/>
+      <w:pPr>
+        <w:ind w:left="1440" w:hanging="360"/>
+      </w:pPr>
+    </w:lvl>
+    <w:lvl w:ilvl="2" w:tplc="340A001B" w:tentative="1">
+      <w:start w:val="1"/>
+      <w:numFmt w:val="lowerRoman"/>
+      <w:lvlText w:val="%3."/>
+      <w:lvlJc w:val="right"/>
+      <w:pPr>
+        <w:ind w:left="2160" w:hanging="180"/>
+      </w:pPr>
+    </w:lvl>
+    <w:lvl w:ilvl="3" w:tplc="340A000F" w:tentative="1">
+      <w:start w:val="1"/>
+      <w:numFmt w:val="decimal"/>
+      <w:lvlText w:val="%4."/>
+      <w:lvlJc w:val="left"/>
+      <w:pPr>
+        <w:ind w:left="2880" w:hanging="360"/>
+      </w:pPr>
+    </w:lvl>
+    <w:lvl w:ilvl="4" w:tplc="340A0019" w:tentative="1">
+      <w:start w:val="1"/>
+      <w:numFmt w:val="lowerLetter"/>
+      <w:lvlText w:val="%5."/>
+      <w:lvlJc w:val="left"/>
+      <w:pPr>
+        <w:ind w:left="3600" w:hanging="360"/>
+      </w:pPr>
+    </w:lvl>
+    <w:lvl w:ilvl="5" w:tplc="340A001B" w:tentative="1">
+      <w:start w:val="1"/>
+      <w:numFmt w:val="lowerRoman"/>
+      <w:lvlText w:val="%6."/>
+      <w:lvlJc w:val="right"/>
+      <w:pPr>
+        <w:ind w:left="4320" w:hanging="180"/>
+      </w:pPr>
+    </w:lvl>
+    <w:lvl w:ilvl="6" w:tplc="340A000F" w:tentative="1">
+      <w:start w:val="1"/>
+      <w:numFmt w:val="decimal"/>
+      <w:lvlText w:val="%7."/>
+      <w:lvlJc w:val="left"/>
+      <w:pPr>
+        <w:ind w:left="5040" w:hanging="360"/>
+      </w:pPr>
+    </w:lvl>
+    <w:lvl w:ilvl="7" w:tplc="340A0019" w:tentative="1">
+      <w:start w:val="1"/>
+      <w:numFmt w:val="lowerLetter"/>
+      <w:lvlText w:val="%8."/>
+      <w:lvlJc w:val="left"/>
+      <w:pPr>
+        <w:ind w:left="5760" w:hanging="360"/>
+      </w:pPr>
+    </w:lvl>
+    <w:lvl w:ilvl="8" w:tplc="340A001B" w:tentative="1">
+      <w:start w:val="1"/>
+      <w:numFmt w:val="lowerRoman"/>
+      <w:lvlText w:val="%9."/>
+      <w:lvlJc w:val="right"/>
+      <w:pPr>
+        <w:ind w:left="6480" w:hanging="180"/>
+      </w:pPr>
+    </w:lvl>
+  </w:abstractNum>
+  <w:abstractNum w:abstractNumId="38" w15:restartNumberingAfterBreak="0">
+    <w:nsid w:val="611649AA"/>
+    <w:multiLevelType w:val="hybridMultilevel"/>
+    <w:tmpl w:val="98D0CC7A"/>
+    <w:lvl w:ilvl="0" w:tplc="B4E64DE2">
+      <w:start w:val="1"/>
+      <w:numFmt w:val="decimal"/>
+      <w:lvlText w:val="%1."/>
+      <w:lvlJc w:val="left"/>
+      <w:pPr>
+        <w:ind w:left="720" w:hanging="360"/>
+      </w:pPr>
+      <w:rPr>
+        <w:rFonts w:hint="default"/>
+        <w:b/>
+        <w:sz w:val="24"/>
+      </w:rPr>
+    </w:lvl>
+    <w:lvl w:ilvl="1" w:tplc="340A0019" w:tentative="1">
+      <w:start w:val="1"/>
+      <w:numFmt w:val="lowerLetter"/>
+      <w:lvlText w:val="%2."/>
+      <w:lvlJc w:val="left"/>
+      <w:pPr>
+        <w:ind w:left="1440" w:hanging="360"/>
+      </w:pPr>
+    </w:lvl>
+    <w:lvl w:ilvl="2" w:tplc="340A001B" w:tentative="1">
+      <w:start w:val="1"/>
+      <w:numFmt w:val="lowerRoman"/>
+      <w:lvlText w:val="%3."/>
+      <w:lvlJc w:val="right"/>
+      <w:pPr>
+        <w:ind w:left="2160" w:hanging="180"/>
+      </w:pPr>
+    </w:lvl>
+    <w:lvl w:ilvl="3" w:tplc="340A000F" w:tentative="1">
+      <w:start w:val="1"/>
+      <w:numFmt w:val="decimal"/>
+      <w:lvlText w:val="%4."/>
+      <w:lvlJc w:val="left"/>
+      <w:pPr>
+        <w:ind w:left="2880" w:hanging="360"/>
+      </w:pPr>
+    </w:lvl>
+    <w:lvl w:ilvl="4" w:tplc="340A0019" w:tentative="1">
+      <w:start w:val="1"/>
+      <w:numFmt w:val="lowerLetter"/>
+      <w:lvlText w:val="%5."/>
+      <w:lvlJc w:val="left"/>
+      <w:pPr>
+        <w:ind w:left="3600" w:hanging="360"/>
+      </w:pPr>
+    </w:lvl>
+    <w:lvl w:ilvl="5" w:tplc="340A001B" w:tentative="1">
+      <w:start w:val="1"/>
+      <w:numFmt w:val="lowerRoman"/>
+      <w:lvlText w:val="%6."/>
+      <w:lvlJc w:val="right"/>
+      <w:pPr>
+        <w:ind w:left="4320" w:hanging="180"/>
+      </w:pPr>
+    </w:lvl>
+    <w:lvl w:ilvl="6" w:tplc="340A000F" w:tentative="1">
+      <w:start w:val="1"/>
+      <w:numFmt w:val="decimal"/>
+      <w:lvlText w:val="%7."/>
+      <w:lvlJc w:val="left"/>
+      <w:pPr>
+        <w:ind w:left="5040" w:hanging="360"/>
+      </w:pPr>
+    </w:lvl>
+    <w:lvl w:ilvl="7" w:tplc="340A0019" w:tentative="1">
+      <w:start w:val="1"/>
+      <w:numFmt w:val="lowerLetter"/>
+      <w:lvlText w:val="%8."/>
+      <w:lvlJc w:val="left"/>
+      <w:pPr>
+        <w:ind w:left="5760" w:hanging="360"/>
+      </w:pPr>
+    </w:lvl>
+    <w:lvl w:ilvl="8" w:tplc="340A001B" w:tentative="1">
+      <w:start w:val="1"/>
+      <w:numFmt w:val="lowerRoman"/>
+      <w:lvlText w:val="%9."/>
+      <w:lvlJc w:val="right"/>
+      <w:pPr>
+        <w:ind w:left="6480" w:hanging="180"/>
+      </w:pPr>
+    </w:lvl>
+  </w:abstractNum>
+  <w:abstractNum w:abstractNumId="39" w15:restartNumberingAfterBreak="0">
     <w:nsid w:val="63DF2032"/>
     <w:multiLevelType w:val="hybridMultilevel"/>
     <w:tmpl w:val="5D62D67A"/>
@@ -5258,7 +7742,7 @@
       </w:pPr>
     </w:lvl>
   </w:abstractNum>
-  <w:abstractNum w:abstractNumId="15" w15:restartNumberingAfterBreak="0">
+  <w:abstractNum w:abstractNumId="40" w15:restartNumberingAfterBreak="0">
     <w:nsid w:val="6E8B214B"/>
     <w:multiLevelType w:val="hybridMultilevel"/>
     <w:tmpl w:val="157EC482"/>
@@ -5372,7 +7856,7 @@
       </w:rPr>
     </w:lvl>
   </w:abstractNum>
-  <w:abstractNum w:abstractNumId="16" w15:restartNumberingAfterBreak="0">
+  <w:abstractNum w:abstractNumId="41" w15:restartNumberingAfterBreak="0">
     <w:nsid w:val="6F490106"/>
     <w:multiLevelType w:val="hybridMultilevel"/>
     <w:tmpl w:val="52BA3868"/>
@@ -5486,7 +7970,212 @@
       </w:rPr>
     </w:lvl>
   </w:abstractNum>
-  <w:abstractNum w:abstractNumId="17" w15:restartNumberingAfterBreak="0">
+  <w:abstractNum w:abstractNumId="42" w15:restartNumberingAfterBreak="0">
+    <w:nsid w:val="6F567614"/>
+    <w:multiLevelType w:val="hybridMultilevel"/>
+    <w:tmpl w:val="12E6668C"/>
+    <w:lvl w:ilvl="0" w:tplc="DCFAFADA">
+      <w:start w:val="1"/>
+      <w:numFmt w:val="bullet"/>
+      <w:lvlText w:val="-"/>
+      <w:lvlJc w:val="left"/>
+      <w:pPr>
+        <w:ind w:left="720" w:hanging="360"/>
+      </w:pPr>
+      <w:rPr>
+        <w:rFonts w:ascii="Calibri" w:eastAsiaTheme="minorHAnsi" w:hAnsi="Calibri" w:cs="Calibri" w:hint="default"/>
+      </w:rPr>
+    </w:lvl>
+    <w:lvl w:ilvl="1" w:tplc="340A0003">
+      <w:start w:val="1"/>
+      <w:numFmt w:val="bullet"/>
+      <w:lvlText w:val="o"/>
+      <w:lvlJc w:val="left"/>
+      <w:pPr>
+        <w:ind w:left="1440" w:hanging="360"/>
+      </w:pPr>
+      <w:rPr>
+        <w:rFonts w:ascii="Courier New" w:hAnsi="Courier New" w:cs="Courier New" w:hint="default"/>
+      </w:rPr>
+    </w:lvl>
+    <w:lvl w:ilvl="2" w:tplc="340A0005" w:tentative="1">
+      <w:start w:val="1"/>
+      <w:numFmt w:val="bullet"/>
+      <w:lvlText w:val=""/>
+      <w:lvlJc w:val="left"/>
+      <w:pPr>
+        <w:ind w:left="2160" w:hanging="360"/>
+      </w:pPr>
+      <w:rPr>
+        <w:rFonts w:ascii="Wingdings" w:hAnsi="Wingdings" w:hint="default"/>
+      </w:rPr>
+    </w:lvl>
+    <w:lvl w:ilvl="3" w:tplc="340A0001" w:tentative="1">
+      <w:start w:val="1"/>
+      <w:numFmt w:val="bullet"/>
+      <w:lvlText w:val=""/>
+      <w:lvlJc w:val="left"/>
+      <w:pPr>
+        <w:ind w:left="2880" w:hanging="360"/>
+      </w:pPr>
+      <w:rPr>
+        <w:rFonts w:ascii="Symbol" w:hAnsi="Symbol" w:hint="default"/>
+      </w:rPr>
+    </w:lvl>
+    <w:lvl w:ilvl="4" w:tplc="340A0003" w:tentative="1">
+      <w:start w:val="1"/>
+      <w:numFmt w:val="bullet"/>
+      <w:lvlText w:val="o"/>
+      <w:lvlJc w:val="left"/>
+      <w:pPr>
+        <w:ind w:left="3600" w:hanging="360"/>
+      </w:pPr>
+      <w:rPr>
+        <w:rFonts w:ascii="Courier New" w:hAnsi="Courier New" w:cs="Courier New" w:hint="default"/>
+      </w:rPr>
+    </w:lvl>
+    <w:lvl w:ilvl="5" w:tplc="340A0005" w:tentative="1">
+      <w:start w:val="1"/>
+      <w:numFmt w:val="bullet"/>
+      <w:lvlText w:val=""/>
+      <w:lvlJc w:val="left"/>
+      <w:pPr>
+        <w:ind w:left="4320" w:hanging="360"/>
+      </w:pPr>
+      <w:rPr>
+        <w:rFonts w:ascii="Wingdings" w:hAnsi="Wingdings" w:hint="default"/>
+      </w:rPr>
+    </w:lvl>
+    <w:lvl w:ilvl="6" w:tplc="340A0001" w:tentative="1">
+      <w:start w:val="1"/>
+      <w:numFmt w:val="bullet"/>
+      <w:lvlText w:val=""/>
+      <w:lvlJc w:val="left"/>
+      <w:pPr>
+        <w:ind w:left="5040" w:hanging="360"/>
+      </w:pPr>
+      <w:rPr>
+        <w:rFonts w:ascii="Symbol" w:hAnsi="Symbol" w:hint="default"/>
+      </w:rPr>
+    </w:lvl>
+    <w:lvl w:ilvl="7" w:tplc="340A0003" w:tentative="1">
+      <w:start w:val="1"/>
+      <w:numFmt w:val="bullet"/>
+      <w:lvlText w:val="o"/>
+      <w:lvlJc w:val="left"/>
+      <w:pPr>
+        <w:ind w:left="5760" w:hanging="360"/>
+      </w:pPr>
+      <w:rPr>
+        <w:rFonts w:ascii="Courier New" w:hAnsi="Courier New" w:cs="Courier New" w:hint="default"/>
+      </w:rPr>
+    </w:lvl>
+    <w:lvl w:ilvl="8" w:tplc="340A0005" w:tentative="1">
+      <w:start w:val="1"/>
+      <w:numFmt w:val="bullet"/>
+      <w:lvlText w:val=""/>
+      <w:lvlJc w:val="left"/>
+      <w:pPr>
+        <w:ind w:left="6480" w:hanging="360"/>
+      </w:pPr>
+      <w:rPr>
+        <w:rFonts w:ascii="Wingdings" w:hAnsi="Wingdings" w:hint="default"/>
+      </w:rPr>
+    </w:lvl>
+  </w:abstractNum>
+  <w:abstractNum w:abstractNumId="43" w15:restartNumberingAfterBreak="0">
+    <w:nsid w:val="700825FF"/>
+    <w:multiLevelType w:val="hybridMultilevel"/>
+    <w:tmpl w:val="97E49F9C"/>
+    <w:lvl w:ilvl="0" w:tplc="A224C2B4">
+      <w:start w:val="1"/>
+      <w:numFmt w:val="decimal"/>
+      <w:lvlText w:val="%1."/>
+      <w:lvlJc w:val="left"/>
+      <w:pPr>
+        <w:ind w:left="720" w:hanging="360"/>
+      </w:pPr>
+      <w:rPr>
+        <w:rFonts w:hint="default"/>
+        <w:b/>
+        <w:sz w:val="24"/>
+        <w:vertAlign w:val="baseline"/>
+      </w:rPr>
+    </w:lvl>
+    <w:lvl w:ilvl="1" w:tplc="340A0019" w:tentative="1">
+      <w:start w:val="1"/>
+      <w:numFmt w:val="lowerLetter"/>
+      <w:lvlText w:val="%2."/>
+      <w:lvlJc w:val="left"/>
+      <w:pPr>
+        <w:ind w:left="1440" w:hanging="360"/>
+      </w:pPr>
+    </w:lvl>
+    <w:lvl w:ilvl="2" w:tplc="340A001B" w:tentative="1">
+      <w:start w:val="1"/>
+      <w:numFmt w:val="lowerRoman"/>
+      <w:lvlText w:val="%3."/>
+      <w:lvlJc w:val="right"/>
+      <w:pPr>
+        <w:ind w:left="2160" w:hanging="180"/>
+      </w:pPr>
+    </w:lvl>
+    <w:lvl w:ilvl="3" w:tplc="340A000F" w:tentative="1">
+      <w:start w:val="1"/>
+      <w:numFmt w:val="decimal"/>
+      <w:lvlText w:val="%4."/>
+      <w:lvlJc w:val="left"/>
+      <w:pPr>
+        <w:ind w:left="2880" w:hanging="360"/>
+      </w:pPr>
+    </w:lvl>
+    <w:lvl w:ilvl="4" w:tplc="340A0019" w:tentative="1">
+      <w:start w:val="1"/>
+      <w:numFmt w:val="lowerLetter"/>
+      <w:lvlText w:val="%5."/>
+      <w:lvlJc w:val="left"/>
+      <w:pPr>
+        <w:ind w:left="3600" w:hanging="360"/>
+      </w:pPr>
+    </w:lvl>
+    <w:lvl w:ilvl="5" w:tplc="340A001B" w:tentative="1">
+      <w:start w:val="1"/>
+      <w:numFmt w:val="lowerRoman"/>
+      <w:lvlText w:val="%6."/>
+      <w:lvlJc w:val="right"/>
+      <w:pPr>
+        <w:ind w:left="4320" w:hanging="180"/>
+      </w:pPr>
+    </w:lvl>
+    <w:lvl w:ilvl="6" w:tplc="340A000F" w:tentative="1">
+      <w:start w:val="1"/>
+      <w:numFmt w:val="decimal"/>
+      <w:lvlText w:val="%7."/>
+      <w:lvlJc w:val="left"/>
+      <w:pPr>
+        <w:ind w:left="5040" w:hanging="360"/>
+      </w:pPr>
+    </w:lvl>
+    <w:lvl w:ilvl="7" w:tplc="340A0019" w:tentative="1">
+      <w:start w:val="1"/>
+      <w:numFmt w:val="lowerLetter"/>
+      <w:lvlText w:val="%8."/>
+      <w:lvlJc w:val="left"/>
+      <w:pPr>
+        <w:ind w:left="5760" w:hanging="360"/>
+      </w:pPr>
+    </w:lvl>
+    <w:lvl w:ilvl="8" w:tplc="340A001B" w:tentative="1">
+      <w:start w:val="1"/>
+      <w:numFmt w:val="lowerRoman"/>
+      <w:lvlText w:val="%9."/>
+      <w:lvlJc w:val="right"/>
+      <w:pPr>
+        <w:ind w:left="6480" w:hanging="180"/>
+      </w:pPr>
+    </w:lvl>
+  </w:abstractNum>
+  <w:abstractNum w:abstractNumId="44" w15:restartNumberingAfterBreak="0">
     <w:nsid w:val="74AC4D64"/>
     <w:multiLevelType w:val="hybridMultilevel"/>
     <w:tmpl w:val="36BC2EDC"/>
@@ -5576,59 +8265,329 @@
       </w:pPr>
     </w:lvl>
   </w:abstractNum>
+  <w:abstractNum w:abstractNumId="45" w15:restartNumberingAfterBreak="0">
+    <w:nsid w:val="79CC4EE2"/>
+    <w:multiLevelType w:val="hybridMultilevel"/>
+    <w:tmpl w:val="C792C694"/>
+    <w:lvl w:ilvl="0" w:tplc="D9263D50">
+      <w:start w:val="1"/>
+      <w:numFmt w:val="decimal"/>
+      <w:lvlText w:val="%1"/>
+      <w:lvlJc w:val="left"/>
+      <w:pPr>
+        <w:ind w:left="720" w:hanging="360"/>
+      </w:pPr>
+      <w:rPr>
+        <w:rFonts w:hint="default"/>
+        <w:b/>
+        <w:sz w:val="24"/>
+        <w:vertAlign w:val="baseline"/>
+      </w:rPr>
+    </w:lvl>
+    <w:lvl w:ilvl="1" w:tplc="340A0019" w:tentative="1">
+      <w:start w:val="1"/>
+      <w:numFmt w:val="lowerLetter"/>
+      <w:lvlText w:val="%2."/>
+      <w:lvlJc w:val="left"/>
+      <w:pPr>
+        <w:ind w:left="1440" w:hanging="360"/>
+      </w:pPr>
+    </w:lvl>
+    <w:lvl w:ilvl="2" w:tplc="340A001B" w:tentative="1">
+      <w:start w:val="1"/>
+      <w:numFmt w:val="lowerRoman"/>
+      <w:lvlText w:val="%3."/>
+      <w:lvlJc w:val="right"/>
+      <w:pPr>
+        <w:ind w:left="2160" w:hanging="180"/>
+      </w:pPr>
+    </w:lvl>
+    <w:lvl w:ilvl="3" w:tplc="340A000F" w:tentative="1">
+      <w:start w:val="1"/>
+      <w:numFmt w:val="decimal"/>
+      <w:lvlText w:val="%4."/>
+      <w:lvlJc w:val="left"/>
+      <w:pPr>
+        <w:ind w:left="2880" w:hanging="360"/>
+      </w:pPr>
+    </w:lvl>
+    <w:lvl w:ilvl="4" w:tplc="340A0019" w:tentative="1">
+      <w:start w:val="1"/>
+      <w:numFmt w:val="lowerLetter"/>
+      <w:lvlText w:val="%5."/>
+      <w:lvlJc w:val="left"/>
+      <w:pPr>
+        <w:ind w:left="3600" w:hanging="360"/>
+      </w:pPr>
+    </w:lvl>
+    <w:lvl w:ilvl="5" w:tplc="340A001B" w:tentative="1">
+      <w:start w:val="1"/>
+      <w:numFmt w:val="lowerRoman"/>
+      <w:lvlText w:val="%6."/>
+      <w:lvlJc w:val="right"/>
+      <w:pPr>
+        <w:ind w:left="4320" w:hanging="180"/>
+      </w:pPr>
+    </w:lvl>
+    <w:lvl w:ilvl="6" w:tplc="340A000F" w:tentative="1">
+      <w:start w:val="1"/>
+      <w:numFmt w:val="decimal"/>
+      <w:lvlText w:val="%7."/>
+      <w:lvlJc w:val="left"/>
+      <w:pPr>
+        <w:ind w:left="5040" w:hanging="360"/>
+      </w:pPr>
+    </w:lvl>
+    <w:lvl w:ilvl="7" w:tplc="340A0019" w:tentative="1">
+      <w:start w:val="1"/>
+      <w:numFmt w:val="lowerLetter"/>
+      <w:lvlText w:val="%8."/>
+      <w:lvlJc w:val="left"/>
+      <w:pPr>
+        <w:ind w:left="5760" w:hanging="360"/>
+      </w:pPr>
+    </w:lvl>
+    <w:lvl w:ilvl="8" w:tplc="340A001B" w:tentative="1">
+      <w:start w:val="1"/>
+      <w:numFmt w:val="lowerRoman"/>
+      <w:lvlText w:val="%9."/>
+      <w:lvlJc w:val="right"/>
+      <w:pPr>
+        <w:ind w:left="6480" w:hanging="180"/>
+      </w:pPr>
+    </w:lvl>
+  </w:abstractNum>
+  <w:abstractNum w:abstractNumId="46" w15:restartNumberingAfterBreak="0">
+    <w:nsid w:val="7A5E3A04"/>
+    <w:multiLevelType w:val="hybridMultilevel"/>
+    <w:tmpl w:val="25C424B0"/>
+    <w:lvl w:ilvl="0" w:tplc="A1B07D94">
+      <w:start w:val="1"/>
+      <w:numFmt w:val="decimal"/>
+      <w:lvlText w:val="%1"/>
+      <w:lvlJc w:val="left"/>
+      <w:pPr>
+        <w:ind w:left="720" w:hanging="360"/>
+      </w:pPr>
+      <w:rPr>
+        <w:rFonts w:hint="default"/>
+        <w:b/>
+        <w:sz w:val="24"/>
+      </w:rPr>
+    </w:lvl>
+    <w:lvl w:ilvl="1" w:tplc="340A0019" w:tentative="1">
+      <w:start w:val="1"/>
+      <w:numFmt w:val="lowerLetter"/>
+      <w:lvlText w:val="%2."/>
+      <w:lvlJc w:val="left"/>
+      <w:pPr>
+        <w:ind w:left="1440" w:hanging="360"/>
+      </w:pPr>
+    </w:lvl>
+    <w:lvl w:ilvl="2" w:tplc="340A001B" w:tentative="1">
+      <w:start w:val="1"/>
+      <w:numFmt w:val="lowerRoman"/>
+      <w:lvlText w:val="%3."/>
+      <w:lvlJc w:val="right"/>
+      <w:pPr>
+        <w:ind w:left="2160" w:hanging="180"/>
+      </w:pPr>
+    </w:lvl>
+    <w:lvl w:ilvl="3" w:tplc="340A000F" w:tentative="1">
+      <w:start w:val="1"/>
+      <w:numFmt w:val="decimal"/>
+      <w:lvlText w:val="%4."/>
+      <w:lvlJc w:val="left"/>
+      <w:pPr>
+        <w:ind w:left="2880" w:hanging="360"/>
+      </w:pPr>
+    </w:lvl>
+    <w:lvl w:ilvl="4" w:tplc="340A0019" w:tentative="1">
+      <w:start w:val="1"/>
+      <w:numFmt w:val="lowerLetter"/>
+      <w:lvlText w:val="%5."/>
+      <w:lvlJc w:val="left"/>
+      <w:pPr>
+        <w:ind w:left="3600" w:hanging="360"/>
+      </w:pPr>
+    </w:lvl>
+    <w:lvl w:ilvl="5" w:tplc="340A001B" w:tentative="1">
+      <w:start w:val="1"/>
+      <w:numFmt w:val="lowerRoman"/>
+      <w:lvlText w:val="%6."/>
+      <w:lvlJc w:val="right"/>
+      <w:pPr>
+        <w:ind w:left="4320" w:hanging="180"/>
+      </w:pPr>
+    </w:lvl>
+    <w:lvl w:ilvl="6" w:tplc="340A000F" w:tentative="1">
+      <w:start w:val="1"/>
+      <w:numFmt w:val="decimal"/>
+      <w:lvlText w:val="%7."/>
+      <w:lvlJc w:val="left"/>
+      <w:pPr>
+        <w:ind w:left="5040" w:hanging="360"/>
+      </w:pPr>
+    </w:lvl>
+    <w:lvl w:ilvl="7" w:tplc="340A0019" w:tentative="1">
+      <w:start w:val="1"/>
+      <w:numFmt w:val="lowerLetter"/>
+      <w:lvlText w:val="%8."/>
+      <w:lvlJc w:val="left"/>
+      <w:pPr>
+        <w:ind w:left="5760" w:hanging="360"/>
+      </w:pPr>
+    </w:lvl>
+    <w:lvl w:ilvl="8" w:tplc="340A001B" w:tentative="1">
+      <w:start w:val="1"/>
+      <w:numFmt w:val="lowerRoman"/>
+      <w:lvlText w:val="%9."/>
+      <w:lvlJc w:val="right"/>
+      <w:pPr>
+        <w:ind w:left="6480" w:hanging="180"/>
+      </w:pPr>
+    </w:lvl>
+  </w:abstractNum>
   <w:num w:numId="1" w16cid:durableId="1199200161">
+    <w:abstractNumId w:val="25"/>
+  </w:num>
+  <w:num w:numId="2" w16cid:durableId="678312897">
+    <w:abstractNumId w:val="11"/>
+  </w:num>
+  <w:num w:numId="3" w16cid:durableId="475218406">
+    <w:abstractNumId w:val="8"/>
+  </w:num>
+  <w:num w:numId="4" w16cid:durableId="480390308">
+    <w:abstractNumId w:val="5"/>
+  </w:num>
+  <w:num w:numId="5" w16cid:durableId="585848418">
+    <w:abstractNumId w:val="26"/>
+  </w:num>
+  <w:num w:numId="6" w16cid:durableId="1055352206">
+    <w:abstractNumId w:val="35"/>
+  </w:num>
+  <w:num w:numId="7" w16cid:durableId="667563680">
+    <w:abstractNumId w:val="44"/>
+  </w:num>
+  <w:num w:numId="8" w16cid:durableId="545488073">
+    <w:abstractNumId w:val="4"/>
+  </w:num>
+  <w:num w:numId="9" w16cid:durableId="1392774533">
+    <w:abstractNumId w:val="16"/>
+  </w:num>
+  <w:num w:numId="10" w16cid:durableId="1356031660">
+    <w:abstractNumId w:val="41"/>
+  </w:num>
+  <w:num w:numId="11" w16cid:durableId="255286510">
+    <w:abstractNumId w:val="40"/>
+  </w:num>
+  <w:num w:numId="12" w16cid:durableId="801533649">
+    <w:abstractNumId w:val="1"/>
+  </w:num>
+  <w:num w:numId="13" w16cid:durableId="73666303">
+    <w:abstractNumId w:val="31"/>
+  </w:num>
+  <w:num w:numId="14" w16cid:durableId="257644193">
+    <w:abstractNumId w:val="12"/>
+  </w:num>
+  <w:num w:numId="15" w16cid:durableId="731730491">
+    <w:abstractNumId w:val="18"/>
+  </w:num>
+  <w:num w:numId="16" w16cid:durableId="1347634380">
+    <w:abstractNumId w:val="2"/>
+  </w:num>
+  <w:num w:numId="17" w16cid:durableId="1434934640">
+    <w:abstractNumId w:val="29"/>
+  </w:num>
+  <w:num w:numId="18" w16cid:durableId="783573169">
+    <w:abstractNumId w:val="39"/>
+  </w:num>
+  <w:num w:numId="19" w16cid:durableId="1825702929">
+    <w:abstractNumId w:val="24"/>
+  </w:num>
+  <w:num w:numId="20" w16cid:durableId="875233682">
+    <w:abstractNumId w:val="33"/>
+  </w:num>
+  <w:num w:numId="21" w16cid:durableId="1049958213">
+    <w:abstractNumId w:val="21"/>
+  </w:num>
+  <w:num w:numId="22" w16cid:durableId="166723648">
+    <w:abstractNumId w:val="46"/>
+  </w:num>
+  <w:num w:numId="23" w16cid:durableId="719011521">
+    <w:abstractNumId w:val="38"/>
+  </w:num>
+  <w:num w:numId="24" w16cid:durableId="1339696822">
+    <w:abstractNumId w:val="34"/>
+  </w:num>
+  <w:num w:numId="25" w16cid:durableId="1748306638">
+    <w:abstractNumId w:val="36"/>
+  </w:num>
+  <w:num w:numId="26" w16cid:durableId="1282150682">
+    <w:abstractNumId w:val="7"/>
+  </w:num>
+  <w:num w:numId="27" w16cid:durableId="716902731">
+    <w:abstractNumId w:val="6"/>
+  </w:num>
+  <w:num w:numId="28" w16cid:durableId="345790859">
+    <w:abstractNumId w:val="0"/>
+  </w:num>
+  <w:num w:numId="29" w16cid:durableId="436220515">
+    <w:abstractNumId w:val="15"/>
+  </w:num>
+  <w:num w:numId="30" w16cid:durableId="96751038">
+    <w:abstractNumId w:val="43"/>
+  </w:num>
+  <w:num w:numId="31" w16cid:durableId="1813980621">
+    <w:abstractNumId w:val="19"/>
+  </w:num>
+  <w:num w:numId="32" w16cid:durableId="1828202708">
+    <w:abstractNumId w:val="3"/>
+  </w:num>
+  <w:num w:numId="33" w16cid:durableId="2112315843">
+    <w:abstractNumId w:val="14"/>
+  </w:num>
+  <w:num w:numId="34" w16cid:durableId="1696730669">
+    <w:abstractNumId w:val="27"/>
+  </w:num>
+  <w:num w:numId="35" w16cid:durableId="900293374">
+    <w:abstractNumId w:val="42"/>
+  </w:num>
+  <w:num w:numId="36" w16cid:durableId="2123070432">
+    <w:abstractNumId w:val="22"/>
+  </w:num>
+  <w:num w:numId="37" w16cid:durableId="770467231">
+    <w:abstractNumId w:val="13"/>
+  </w:num>
+  <w:num w:numId="38" w16cid:durableId="498077834">
+    <w:abstractNumId w:val="28"/>
+  </w:num>
+  <w:num w:numId="39" w16cid:durableId="357586050">
+    <w:abstractNumId w:val="32"/>
+  </w:num>
+  <w:num w:numId="40" w16cid:durableId="1491754680">
+    <w:abstractNumId w:val="17"/>
+  </w:num>
+  <w:num w:numId="41" w16cid:durableId="1795363129">
+    <w:abstractNumId w:val="37"/>
+  </w:num>
+  <w:num w:numId="42" w16cid:durableId="479881382">
+    <w:abstractNumId w:val="45"/>
+  </w:num>
+  <w:num w:numId="43" w16cid:durableId="1260481188">
+    <w:abstractNumId w:val="23"/>
+  </w:num>
+  <w:num w:numId="44" w16cid:durableId="1606695972">
+    <w:abstractNumId w:val="30"/>
+  </w:num>
+  <w:num w:numId="45" w16cid:durableId="1948851522">
     <w:abstractNumId w:val="9"/>
   </w:num>
-  <w:num w:numId="2" w16cid:durableId="678312897">
-    <w:abstractNumId w:val="5"/>
+  <w:num w:numId="46" w16cid:durableId="1611206136">
+    <w:abstractNumId w:val="20"/>
   </w:num>
-  <w:num w:numId="3" w16cid:durableId="475218406">
-    <w:abstractNumId w:val="4"/>
-  </w:num>
-  <w:num w:numId="4" w16cid:durableId="480390308">
-    <w:abstractNumId w:val="3"/>
-  </w:num>
-  <w:num w:numId="5" w16cid:durableId="585848418">
+  <w:num w:numId="47" w16cid:durableId="230653257">
     <w:abstractNumId w:val="10"/>
-  </w:num>
-  <w:num w:numId="6" w16cid:durableId="1055352206">
-    <w:abstractNumId w:val="13"/>
-  </w:num>
-  <w:num w:numId="7" w16cid:durableId="667563680">
-    <w:abstractNumId w:val="17"/>
-  </w:num>
-  <w:num w:numId="8" w16cid:durableId="545488073">
-    <w:abstractNumId w:val="2"/>
-  </w:num>
-  <w:num w:numId="9" w16cid:durableId="1392774533">
-    <w:abstractNumId w:val="7"/>
-  </w:num>
-  <w:num w:numId="10" w16cid:durableId="1356031660">
-    <w:abstractNumId w:val="16"/>
-  </w:num>
-  <w:num w:numId="11" w16cid:durableId="255286510">
-    <w:abstractNumId w:val="15"/>
-  </w:num>
-  <w:num w:numId="12" w16cid:durableId="801533649">
-    <w:abstractNumId w:val="0"/>
-  </w:num>
-  <w:num w:numId="13" w16cid:durableId="73666303">
-    <w:abstractNumId w:val="12"/>
-  </w:num>
-  <w:num w:numId="14" w16cid:durableId="257644193">
-    <w:abstractNumId w:val="6"/>
-  </w:num>
-  <w:num w:numId="15" w16cid:durableId="731730491">
-    <w:abstractNumId w:val="8"/>
-  </w:num>
-  <w:num w:numId="16" w16cid:durableId="1347634380">
-    <w:abstractNumId w:val="1"/>
-  </w:num>
-  <w:num w:numId="17" w16cid:durableId="1434934640">
-    <w:abstractNumId w:val="11"/>
-  </w:num>
-  <w:num w:numId="18" w16cid:durableId="783573169">
-    <w:abstractNumId w:val="14"/>
   </w:num>
 </w:numbering>
 </file>
@@ -6673,6 +9632,18 @@
     <w:uiPriority w:val="99"/>
     <w:rsid w:val="00CA2374"/>
   </w:style>
+  <w:style w:type="character" w:styleId="nfasissutil">
+    <w:name w:val="Subtle Emphasis"/>
+    <w:basedOn w:val="Fuentedeprrafopredeter"/>
+    <w:uiPriority w:val="19"/>
+    <w:qFormat/>
+    <w:rsid w:val="00FA32EA"/>
+    <w:rPr>
+      <w:i/>
+      <w:iCs/>
+      <w:color w:val="404040" w:themeColor="text1" w:themeTint="BF"/>
+    </w:rPr>
+  </w:style>
 </w:styles>
 </file>
 
